--- a/templates/go-live-plan.docx
+++ b/templates/go-live-plan.docx
@@ -4,168 +4,1232 @@
   <w:body>
     <w:p>
       <w:pPr>
-        <w:jc w:val="center"/>
+        <w:spacing w:before="60" w:after="0"/>
       </w:pPr>
       <w:r>
         <w:rPr>
+          <w:rFonts w:ascii="Microsoft YaHei" w:hAnsi="Microsoft YaHei" w:eastAsia="Microsoft YaHei"/>
           <w:b/>
+          <w:i w:val="0"/>
           <w:color w:val="1769E0"/>
-          <w:sz w:val="20"/>
+          <w:sz w:val="19"/>
         </w:rPr>
-        <w:t>实施项目管理平台</w:t>
+        <w:t>SOP · 上线试运行</w:t>
       </w:r>
     </w:p>
     <w:p>
       <w:pPr>
-        <w:jc w:val="center"/>
+        <w:keepNext/>
+        <w:spacing w:before="0" w:after="60"/>
       </w:pPr>
       <w:r>
         <w:rPr>
+          <w:rFonts w:ascii="Microsoft YaHei" w:hAnsi="Microsoft YaHei" w:eastAsia="Microsoft YaHei"/>
           <w:b/>
-          <w:color w:val="16365F"/>
-          <w:sz w:val="36"/>
+          <w:i w:val="0"/>
+          <w:color w:val="17365D"/>
+          <w:sz w:val="46"/>
         </w:rPr>
         <w:t>上线方案</w:t>
+      </w:r>
+    </w:p>
+    <w:p>
+      <w:pPr>
+        <w:keepNext/>
+        <w:spacing w:before="0" w:after="180"/>
+      </w:pPr>
+      <w:r>
+        <w:rPr>
+          <w:rFonts w:ascii="Microsoft YaHei" w:hAnsi="Microsoft YaHei" w:eastAsia="Microsoft YaHei"/>
+          <w:b w:val="0"/>
+          <w:i w:val="0"/>
+          <w:color w:val="667A90"/>
+          <w:sz w:val="21"/>
+        </w:rPr>
+        <w:t>用于组织上线窗口、执行步骤、责任分工、风险应对与回退</w:t>
       </w:r>
     </w:p>
     <w:tbl>
       <w:tblPr>
         <w:tblStyle w:val="TableGrid"/>
-        <w:tblW w:type="auto" w:w="0"/>
-        <w:jc w:val="center"/>
+        <w:tblW w:type="dxa" w:w="14900"/>
+        <w:jc w:val="left"/>
+        <w:tblLayout w:type="fixed"/>
         <w:tblLook w:firstColumn="1" w:firstRow="1" w:lastColumn="0" w:lastRow="0" w:noHBand="0" w:noVBand="1" w:val="04A0"/>
+        <w:tblInd w:w="120" w:type="dxa"/>
+        <w:tblBorders>
+          <w:top w:val="single" w:sz="5" w:color="C8D8EA"/>
+          <w:left w:val="single" w:sz="5" w:color="C8D8EA"/>
+          <w:bottom w:val="single" w:sz="5" w:color="C8D8EA"/>
+          <w:right w:val="single" w:sz="5" w:color="C8D8EA"/>
+          <w:insideH w:val="single" w:sz="5" w:color="C8D8EA"/>
+          <w:insideV w:val="single" w:sz="5" w:color="C8D8EA"/>
+        </w:tblBorders>
       </w:tblPr>
       <w:tblGrid>
-        <w:gridCol w:w="2592"/>
-        <w:gridCol w:w="2592"/>
-        <w:gridCol w:w="2592"/>
-        <w:gridCol w:w="2592"/>
+        <w:gridCol w:w="1192"/>
+        <w:gridCol w:w="2566"/>
+        <w:gridCol w:w="1192"/>
+        <w:gridCol w:w="2566"/>
+        <w:gridCol w:w="1192"/>
+        <w:gridCol w:w="2235"/>
+        <w:gridCol w:w="1192"/>
+        <w:gridCol w:w="2765"/>
       </w:tblGrid>
       <w:tr>
+        <w:trPr>
+          <w:cantSplit/>
+        </w:trPr>
         <w:tc>
           <w:tcPr>
-            <w:tcW w:type="dxa" w:w="2592"/>
+            <w:tcW w:type="dxa" w:w="1192"/>
+            <w:shd w:fill="EDF5FF"/>
             <w:vAlign w:val="center"/>
+            <w:tcMar>
+              <w:top w:w="80" w:type="dxa"/>
+              <w:start w:w="120" w:type="dxa"/>
+              <w:bottom w:w="80" w:type="dxa"/>
+              <w:end w:w="120" w:type="dxa"/>
+            </w:tcMar>
           </w:tcPr>
           <w:p>
+            <w:pPr>
+              <w:spacing w:before="40" w:after="40" w:line="276" w:lineRule="auto"/>
+              <w:jc w:val="center"/>
+            </w:pPr>
+            <w:r/>
             <w:r>
-              <w:t>项目名称：</w:t>
+              <w:rPr>
+                <w:rFonts w:ascii="Microsoft YaHei" w:hAnsi="Microsoft YaHei" w:eastAsia="Microsoft YaHei"/>
+                <w:b/>
+                <w:i w:val="0"/>
+                <w:color w:val="17365D"/>
+                <w:sz w:val="18"/>
+              </w:rPr>
+              <w:t>项目名称</w:t>
             </w:r>
           </w:p>
         </w:tc>
         <w:tc>
           <w:tcPr>
-            <w:tcW w:type="dxa" w:w="2592"/>
+            <w:tcW w:type="dxa" w:w="2566"/>
+            <w:shd w:fill="FFF9E8"/>
             <w:vAlign w:val="center"/>
+            <w:tcMar>
+              <w:top w:w="80" w:type="dxa"/>
+              <w:start w:w="120" w:type="dxa"/>
+              <w:bottom w:w="80" w:type="dxa"/>
+              <w:end w:w="120" w:type="dxa"/>
+            </w:tcMar>
           </w:tcPr>
           <w:p>
+            <w:pPr>
+              <w:spacing w:before="40" w:after="40" w:line="276" w:lineRule="auto"/>
+              <w:jc w:val="left"/>
+            </w:pPr>
+            <w:r/>
             <w:r>
-              <w:t>客户：</w:t>
+              <w:rPr>
+                <w:rFonts w:ascii="Microsoft YaHei" w:hAnsi="Microsoft YaHei" w:eastAsia="Microsoft YaHei"/>
+                <w:b w:val="0"/>
+                <w:i w:val="0"/>
+                <w:color w:val="24364B"/>
+                <w:sz w:val="18"/>
+              </w:rPr>
             </w:r>
           </w:p>
         </w:tc>
         <w:tc>
           <w:tcPr>
-            <w:tcW w:type="dxa" w:w="2592"/>
+            <w:tcW w:type="dxa" w:w="1192"/>
+            <w:shd w:fill="EDF5FF"/>
             <w:vAlign w:val="center"/>
+            <w:tcMar>
+              <w:top w:w="80" w:type="dxa"/>
+              <w:start w:w="120" w:type="dxa"/>
+              <w:bottom w:w="80" w:type="dxa"/>
+              <w:end w:w="120" w:type="dxa"/>
+            </w:tcMar>
           </w:tcPr>
           <w:p>
+            <w:pPr>
+              <w:spacing w:before="40" w:after="40" w:line="276" w:lineRule="auto"/>
+              <w:jc w:val="center"/>
+            </w:pPr>
+            <w:r/>
             <w:r>
-              <w:t>负责人：</w:t>
+              <w:rPr>
+                <w:rFonts w:ascii="Microsoft YaHei" w:hAnsi="Microsoft YaHei" w:eastAsia="Microsoft YaHei"/>
+                <w:b/>
+                <w:i w:val="0"/>
+                <w:color w:val="17365D"/>
+                <w:sz w:val="18"/>
+              </w:rPr>
+              <w:t>客户单位</w:t>
             </w:r>
           </w:p>
         </w:tc>
         <w:tc>
           <w:tcPr>
-            <w:tcW w:type="dxa" w:w="2592"/>
+            <w:tcW w:type="dxa" w:w="2566"/>
+            <w:shd w:fill="FFF9E8"/>
             <w:vAlign w:val="center"/>
+            <w:tcMar>
+              <w:top w:w="80" w:type="dxa"/>
+              <w:start w:w="120" w:type="dxa"/>
+              <w:bottom w:w="80" w:type="dxa"/>
+              <w:end w:w="120" w:type="dxa"/>
+            </w:tcMar>
           </w:tcPr>
           <w:p>
+            <w:pPr>
+              <w:spacing w:before="40" w:after="40" w:line="276" w:lineRule="auto"/>
+              <w:jc w:val="left"/>
+            </w:pPr>
+            <w:r/>
             <w:r>
-              <w:t>模板版本：V1.0</w:t>
+              <w:rPr>
+                <w:rFonts w:ascii="Microsoft YaHei" w:hAnsi="Microsoft YaHei" w:eastAsia="Microsoft YaHei"/>
+                <w:b w:val="0"/>
+                <w:i w:val="0"/>
+                <w:color w:val="24364B"/>
+                <w:sz w:val="18"/>
+              </w:rPr>
+            </w:r>
+          </w:p>
+        </w:tc>
+        <w:tc>
+          <w:tcPr>
+            <w:tcW w:type="dxa" w:w="1192"/>
+            <w:shd w:fill="EDF5FF"/>
+            <w:vAlign w:val="center"/>
+            <w:tcMar>
+              <w:top w:w="80" w:type="dxa"/>
+              <w:start w:w="120" w:type="dxa"/>
+              <w:bottom w:w="80" w:type="dxa"/>
+              <w:end w:w="120" w:type="dxa"/>
+            </w:tcMar>
+          </w:tcPr>
+          <w:p>
+            <w:pPr>
+              <w:spacing w:before="40" w:after="40" w:line="276" w:lineRule="auto"/>
+              <w:jc w:val="center"/>
+            </w:pPr>
+            <w:r/>
+            <w:r>
+              <w:rPr>
+                <w:rFonts w:ascii="Microsoft YaHei" w:hAnsi="Microsoft YaHei" w:eastAsia="Microsoft YaHei"/>
+                <w:b/>
+                <w:i w:val="0"/>
+                <w:color w:val="17365D"/>
+                <w:sz w:val="18"/>
+              </w:rPr>
+              <w:t>项目经理</w:t>
+            </w:r>
+          </w:p>
+        </w:tc>
+        <w:tc>
+          <w:tcPr>
+            <w:tcW w:type="dxa" w:w="2235"/>
+            <w:shd w:fill="FFF9E8"/>
+            <w:vAlign w:val="center"/>
+            <w:tcMar>
+              <w:top w:w="80" w:type="dxa"/>
+              <w:start w:w="120" w:type="dxa"/>
+              <w:bottom w:w="80" w:type="dxa"/>
+              <w:end w:w="120" w:type="dxa"/>
+            </w:tcMar>
+          </w:tcPr>
+          <w:p>
+            <w:pPr>
+              <w:spacing w:before="40" w:after="40" w:line="276" w:lineRule="auto"/>
+              <w:jc w:val="left"/>
+            </w:pPr>
+            <w:r/>
+            <w:r>
+              <w:rPr>
+                <w:rFonts w:ascii="Microsoft YaHei" w:hAnsi="Microsoft YaHei" w:eastAsia="Microsoft YaHei"/>
+                <w:b w:val="0"/>
+                <w:i w:val="0"/>
+                <w:color w:val="24364B"/>
+                <w:sz w:val="18"/>
+              </w:rPr>
+            </w:r>
+          </w:p>
+        </w:tc>
+        <w:tc>
+          <w:tcPr>
+            <w:tcW w:type="dxa" w:w="1192"/>
+            <w:shd w:fill="EDF5FF"/>
+            <w:vAlign w:val="center"/>
+            <w:tcMar>
+              <w:top w:w="80" w:type="dxa"/>
+              <w:start w:w="120" w:type="dxa"/>
+              <w:bottom w:w="80" w:type="dxa"/>
+              <w:end w:w="120" w:type="dxa"/>
+            </w:tcMar>
+          </w:tcPr>
+          <w:p>
+            <w:pPr>
+              <w:spacing w:before="40" w:after="40" w:line="276" w:lineRule="auto"/>
+              <w:jc w:val="center"/>
+            </w:pPr>
+            <w:r/>
+            <w:r>
+              <w:rPr>
+                <w:rFonts w:ascii="Microsoft YaHei" w:hAnsi="Microsoft YaHei" w:eastAsia="Microsoft YaHei"/>
+                <w:b/>
+                <w:i w:val="0"/>
+                <w:color w:val="17365D"/>
+                <w:sz w:val="18"/>
+              </w:rPr>
+              <w:t>文档编号</w:t>
+            </w:r>
+          </w:p>
+        </w:tc>
+        <w:tc>
+          <w:tcPr>
+            <w:tcW w:type="dxa" w:w="2765"/>
+            <w:shd w:fill="FFF9E8"/>
+            <w:vAlign w:val="center"/>
+            <w:tcMar>
+              <w:top w:w="80" w:type="dxa"/>
+              <w:start w:w="120" w:type="dxa"/>
+              <w:bottom w:w="80" w:type="dxa"/>
+              <w:end w:w="120" w:type="dxa"/>
+            </w:tcMar>
+          </w:tcPr>
+          <w:p>
+            <w:pPr>
+              <w:spacing w:before="40" w:after="40" w:line="276" w:lineRule="auto"/>
+              <w:jc w:val="left"/>
+            </w:pPr>
+            <w:r/>
+            <w:r>
+              <w:rPr>
+                <w:rFonts w:ascii="Microsoft YaHei" w:hAnsi="Microsoft YaHei" w:eastAsia="Microsoft YaHei"/>
+                <w:b w:val="0"/>
+                <w:i w:val="0"/>
+                <w:color w:val="24364B"/>
+                <w:sz w:val="18"/>
+              </w:rPr>
             </w:r>
           </w:p>
         </w:tc>
       </w:tr>
       <w:tr>
+        <w:trPr>
+          <w:cantSplit/>
+        </w:trPr>
         <w:tc>
           <w:tcPr>
-            <w:tcW w:type="dxa" w:w="2592"/>
+            <w:tcW w:type="dxa" w:w="1192"/>
+            <w:shd w:fill="EDF5FF"/>
             <w:vAlign w:val="center"/>
+            <w:tcMar>
+              <w:top w:w="80" w:type="dxa"/>
+              <w:start w:w="120" w:type="dxa"/>
+              <w:bottom w:w="80" w:type="dxa"/>
+              <w:end w:w="120" w:type="dxa"/>
+            </w:tcMar>
           </w:tcPr>
           <w:p>
+            <w:pPr>
+              <w:spacing w:before="40" w:after="40" w:line="276" w:lineRule="auto"/>
+              <w:jc w:val="center"/>
+            </w:pPr>
+            <w:r/>
             <w:r>
-              <w:t>文档编号：</w:t>
+              <w:rPr>
+                <w:rFonts w:ascii="Microsoft YaHei" w:hAnsi="Microsoft YaHei" w:eastAsia="Microsoft YaHei"/>
+                <w:b/>
+                <w:i w:val="0"/>
+                <w:color w:val="17365D"/>
+                <w:sz w:val="18"/>
+              </w:rPr>
+              <w:t>实施负责人</w:t>
             </w:r>
           </w:p>
         </w:tc>
         <w:tc>
           <w:tcPr>
-            <w:tcW w:type="dxa" w:w="2592"/>
+            <w:tcW w:type="dxa" w:w="2566"/>
+            <w:shd w:fill="FFF9E8"/>
             <w:vAlign w:val="center"/>
+            <w:tcMar>
+              <w:top w:w="80" w:type="dxa"/>
+              <w:start w:w="120" w:type="dxa"/>
+              <w:bottom w:w="80" w:type="dxa"/>
+              <w:end w:w="120" w:type="dxa"/>
+            </w:tcMar>
           </w:tcPr>
           <w:p>
+            <w:pPr>
+              <w:spacing w:before="40" w:after="40" w:line="276" w:lineRule="auto"/>
+              <w:jc w:val="left"/>
+            </w:pPr>
+            <w:r/>
             <w:r>
-              <w:t>填写日期：</w:t>
+              <w:rPr>
+                <w:rFonts w:ascii="Microsoft YaHei" w:hAnsi="Microsoft YaHei" w:eastAsia="Microsoft YaHei"/>
+                <w:b w:val="0"/>
+                <w:i w:val="0"/>
+                <w:color w:val="24364B"/>
+                <w:sz w:val="18"/>
+              </w:rPr>
             </w:r>
           </w:p>
         </w:tc>
         <w:tc>
           <w:tcPr>
-            <w:tcW w:type="dxa" w:w="2592"/>
+            <w:tcW w:type="dxa" w:w="1192"/>
+            <w:shd w:fill="EDF5FF"/>
             <w:vAlign w:val="center"/>
+            <w:tcMar>
+              <w:top w:w="80" w:type="dxa"/>
+              <w:start w:w="120" w:type="dxa"/>
+              <w:bottom w:w="80" w:type="dxa"/>
+              <w:end w:w="120" w:type="dxa"/>
+            </w:tcMar>
           </w:tcPr>
           <w:p>
+            <w:pPr>
+              <w:spacing w:before="40" w:after="40" w:line="276" w:lineRule="auto"/>
+              <w:jc w:val="center"/>
+            </w:pPr>
+            <w:r/>
             <w:r>
-              <w:t>审核人：</w:t>
+              <w:rPr>
+                <w:rFonts w:ascii="Microsoft YaHei" w:hAnsi="Microsoft YaHei" w:eastAsia="Microsoft YaHei"/>
+                <w:b/>
+                <w:i w:val="0"/>
+                <w:color w:val="17365D"/>
+                <w:sz w:val="18"/>
+              </w:rPr>
+              <w:t>编制日期</w:t>
             </w:r>
           </w:p>
         </w:tc>
         <w:tc>
           <w:tcPr>
-            <w:tcW w:type="dxa" w:w="2592"/>
+            <w:tcW w:type="dxa" w:w="2566"/>
+            <w:shd w:fill="FFF9E8"/>
             <w:vAlign w:val="center"/>
+            <w:tcMar>
+              <w:top w:w="80" w:type="dxa"/>
+              <w:start w:w="120" w:type="dxa"/>
+              <w:bottom w:w="80" w:type="dxa"/>
+              <w:end w:w="120" w:type="dxa"/>
+            </w:tcMar>
           </w:tcPr>
           <w:p>
+            <w:pPr>
+              <w:spacing w:before="40" w:after="40" w:line="276" w:lineRule="auto"/>
+              <w:jc w:val="left"/>
+            </w:pPr>
+            <w:r/>
             <w:r>
-              <w:t>状态：□草稿  □已确认</w:t>
+              <w:rPr>
+                <w:rFonts w:ascii="Microsoft YaHei" w:hAnsi="Microsoft YaHei" w:eastAsia="Microsoft YaHei"/>
+                <w:b w:val="0"/>
+                <w:i w:val="0"/>
+                <w:color w:val="24364B"/>
+                <w:sz w:val="18"/>
+              </w:rPr>
+            </w:r>
+          </w:p>
+        </w:tc>
+        <w:tc>
+          <w:tcPr>
+            <w:tcW w:type="dxa" w:w="1192"/>
+            <w:shd w:fill="EDF5FF"/>
+            <w:vAlign w:val="center"/>
+            <w:tcMar>
+              <w:top w:w="80" w:type="dxa"/>
+              <w:start w:w="120" w:type="dxa"/>
+              <w:bottom w:w="80" w:type="dxa"/>
+              <w:end w:w="120" w:type="dxa"/>
+            </w:tcMar>
+          </w:tcPr>
+          <w:p>
+            <w:pPr>
+              <w:spacing w:before="40" w:after="40" w:line="276" w:lineRule="auto"/>
+              <w:jc w:val="center"/>
+            </w:pPr>
+            <w:r/>
+            <w:r>
+              <w:rPr>
+                <w:rFonts w:ascii="Microsoft YaHei" w:hAnsi="Microsoft YaHei" w:eastAsia="Microsoft YaHei"/>
+                <w:b/>
+                <w:i w:val="0"/>
+                <w:color w:val="17365D"/>
+                <w:sz w:val="18"/>
+              </w:rPr>
+              <w:t>模板版本</w:t>
+            </w:r>
+          </w:p>
+        </w:tc>
+        <w:tc>
+          <w:tcPr>
+            <w:tcW w:type="dxa" w:w="2235"/>
+            <w:shd w:fill="FFFFFF"/>
+            <w:vAlign w:val="center"/>
+            <w:tcMar>
+              <w:top w:w="80" w:type="dxa"/>
+              <w:start w:w="120" w:type="dxa"/>
+              <w:bottom w:w="80" w:type="dxa"/>
+              <w:end w:w="120" w:type="dxa"/>
+            </w:tcMar>
+          </w:tcPr>
+          <w:p>
+            <w:pPr>
+              <w:spacing w:before="40" w:after="40" w:line="276" w:lineRule="auto"/>
+              <w:jc w:val="left"/>
+            </w:pPr>
+            <w:r/>
+            <w:r>
+              <w:rPr>
+                <w:rFonts w:ascii="Microsoft YaHei" w:hAnsi="Microsoft YaHei" w:eastAsia="Microsoft YaHei"/>
+                <w:b w:val="0"/>
+                <w:i w:val="0"/>
+                <w:color w:val="24364B"/>
+                <w:sz w:val="18"/>
+              </w:rPr>
+              <w:t>V2.0</w:t>
+            </w:r>
+          </w:p>
+        </w:tc>
+        <w:tc>
+          <w:tcPr>
+            <w:tcW w:type="dxa" w:w="1192"/>
+            <w:shd w:fill="EDF5FF"/>
+            <w:vAlign w:val="center"/>
+            <w:tcMar>
+              <w:top w:w="80" w:type="dxa"/>
+              <w:start w:w="120" w:type="dxa"/>
+              <w:bottom w:w="80" w:type="dxa"/>
+              <w:end w:w="120" w:type="dxa"/>
+            </w:tcMar>
+          </w:tcPr>
+          <w:p>
+            <w:pPr>
+              <w:spacing w:before="40" w:after="40" w:line="276" w:lineRule="auto"/>
+              <w:jc w:val="center"/>
+            </w:pPr>
+            <w:r/>
+            <w:r>
+              <w:rPr>
+                <w:rFonts w:ascii="Microsoft YaHei" w:hAnsi="Microsoft YaHei" w:eastAsia="Microsoft YaHei"/>
+                <w:b/>
+                <w:i w:val="0"/>
+                <w:color w:val="17365D"/>
+                <w:sz w:val="18"/>
+              </w:rPr>
+              <w:t>文档状态</w:t>
+            </w:r>
+          </w:p>
+        </w:tc>
+        <w:tc>
+          <w:tcPr>
+            <w:tcW w:type="dxa" w:w="2765"/>
+            <w:shd w:fill="FFFFFF"/>
+            <w:vAlign w:val="center"/>
+            <w:tcMar>
+              <w:top w:w="80" w:type="dxa"/>
+              <w:start w:w="120" w:type="dxa"/>
+              <w:bottom w:w="80" w:type="dxa"/>
+              <w:end w:w="120" w:type="dxa"/>
+            </w:tcMar>
+          </w:tcPr>
+          <w:p>
+            <w:pPr>
+              <w:spacing w:before="40" w:after="40" w:line="276" w:lineRule="auto"/>
+              <w:jc w:val="left"/>
+            </w:pPr>
+            <w:r/>
+            <w:r>
+              <w:rPr>
+                <w:rFonts w:ascii="Microsoft YaHei" w:hAnsi="Microsoft YaHei" w:eastAsia="Microsoft YaHei"/>
+                <w:b w:val="0"/>
+                <w:i w:val="0"/>
+                <w:color w:val="24364B"/>
+                <w:sz w:val="18"/>
+              </w:rPr>
+              <w:t>☐ 草稿  ☐ 已确认</w:t>
+            </w:r>
+          </w:p>
+        </w:tc>
+      </w:tr>
+    </w:tbl>
+    <w:tbl>
+      <w:tblPr>
+        <w:tblStyle w:val="TableGrid"/>
+        <w:tblW w:type="dxa" w:w="14900"/>
+        <w:jc w:val="left"/>
+        <w:tblLayout w:type="fixed"/>
+        <w:tblLook w:firstColumn="1" w:firstRow="1" w:lastColumn="0" w:lastRow="0" w:noHBand="0" w:noVBand="1" w:val="04A0"/>
+        <w:tblInd w:w="120" w:type="dxa"/>
+        <w:tblBorders>
+          <w:top w:val="single" w:sz="5" w:color="B7D2F1"/>
+          <w:left w:val="single" w:sz="5" w:color="B7D2F1"/>
+          <w:bottom w:val="single" w:sz="5" w:color="B7D2F1"/>
+          <w:right w:val="single" w:sz="5" w:color="B7D2F1"/>
+          <w:insideH w:val="single" w:sz="5" w:color="B7D2F1"/>
+          <w:insideV w:val="single" w:sz="5" w:color="B7D2F1"/>
+        </w:tblBorders>
+      </w:tblPr>
+      <w:tblGrid>
+        <w:gridCol w:w="14900"/>
+      </w:tblGrid>
+      <w:tr>
+        <w:trPr>
+          <w:cantSplit/>
+        </w:trPr>
+        <w:tc>
+          <w:tcPr>
+            <w:tcW w:type="dxa" w:w="14900"/>
+            <w:shd w:fill="F6F9FD"/>
+            <w:vAlign w:val="center"/>
+            <w:tcMar>
+              <w:top w:w="80" w:type="dxa"/>
+              <w:start w:w="120" w:type="dxa"/>
+              <w:bottom w:w="80" w:type="dxa"/>
+              <w:end w:w="120" w:type="dxa"/>
+            </w:tcMar>
+          </w:tcPr>
+          <w:p>
+            <w:pPr>
+              <w:spacing w:before="40" w:after="40" w:line="276" w:lineRule="auto"/>
+              <w:jc w:val="left"/>
+            </w:pPr>
+            <w:r>
+              <w:rPr>
+                <w:b w:val="0"/>
+              </w:rPr>
+            </w:r>
+            <w:r>
+              <w:rPr>
+                <w:rFonts w:ascii="Microsoft YaHei" w:hAnsi="Microsoft YaHei" w:eastAsia="Microsoft YaHei"/>
+                <w:b w:val="0"/>
+                <w:i w:val="0"/>
+                <w:color w:val="24364B"/>
+                <w:sz w:val="18"/>
+              </w:rPr>
+              <w:t>填写提示  |  上线步骤应按时间顺序可执行、可验证、可回退；关键联系人在上线窗口内保持可联络。</w:t>
             </w:r>
           </w:p>
         </w:tc>
       </w:tr>
     </w:tbl>
     <w:p>
+      <w:pPr>
+        <w:pStyle w:val="Heading2"/>
+        <w:keepNext/>
+      </w:pPr>
       <w:r>
-        <w:t>填写说明：请依据项目实际情况填写，涉及确认的内容应由责任方签字或确认。</w:t>
+        <w:rPr>
+          <w:rFonts w:ascii="Microsoft YaHei" w:hAnsi="Microsoft YaHei" w:eastAsia="Microsoft YaHei"/>
+          <w:b/>
+          <w:i w:val="0"/>
+          <w:color w:val="1769E0"/>
+          <w:sz w:val="26"/>
+        </w:rPr>
+        <w:t>一、范围与基本信息</w:t>
       </w:r>
     </w:p>
     <w:tbl>
       <w:tblPr>
         <w:tblStyle w:val="TableGrid"/>
-        <w:tblW w:type="auto" w:w="0"/>
-        <w:jc w:val="center"/>
+        <w:tblW w:type="dxa" w:w="14900"/>
+        <w:jc w:val="left"/>
+        <w:tblLayout w:type="fixed"/>
         <w:tblLook w:firstColumn="1" w:firstRow="1" w:lastColumn="0" w:lastRow="0" w:noHBand="0" w:noVBand="1" w:val="04A0"/>
+        <w:tblInd w:w="120" w:type="dxa"/>
+        <w:tblBorders>
+          <w:top w:val="single" w:sz="5" w:color="C8D8EA"/>
+          <w:left w:val="single" w:sz="5" w:color="C8D8EA"/>
+          <w:bottom w:val="single" w:sz="5" w:color="C8D8EA"/>
+          <w:right w:val="single" w:sz="5" w:color="C8D8EA"/>
+          <w:insideH w:val="single" w:sz="5" w:color="C8D8EA"/>
+          <w:insideV w:val="single" w:sz="5" w:color="C8D8EA"/>
+        </w:tblBorders>
       </w:tblPr>
       <w:tblGrid>
-        <w:gridCol w:w="1296"/>
-        <w:gridCol w:w="1296"/>
-        <w:gridCol w:w="1296"/>
-        <w:gridCol w:w="1296"/>
-        <w:gridCol w:w="1296"/>
-        <w:gridCol w:w="1296"/>
-        <w:gridCol w:w="1296"/>
-        <w:gridCol w:w="1296"/>
+        <w:gridCol w:w="1215"/>
+        <w:gridCol w:w="2510"/>
+        <w:gridCol w:w="1215"/>
+        <w:gridCol w:w="2510"/>
+        <w:gridCol w:w="1215"/>
+        <w:gridCol w:w="2510"/>
+        <w:gridCol w:w="1215"/>
+        <w:gridCol w:w="2510"/>
       </w:tblGrid>
       <w:tr>
+        <w:trPr>
+          <w:cantSplit/>
+        </w:trPr>
         <w:tc>
           <w:tcPr>
-            <w:tcW w:type="dxa" w:w="1296"/>
-            <w:shd w:fill="DCEBFA"/>
+            <w:tcW w:type="dxa" w:w="1215"/>
+            <w:shd w:fill="EDF5FF"/>
+            <w:vAlign w:val="center"/>
+            <w:tcMar>
+              <w:top w:w="80" w:type="dxa"/>
+              <w:start w:w="120" w:type="dxa"/>
+              <w:bottom w:w="80" w:type="dxa"/>
+              <w:end w:w="120" w:type="dxa"/>
+            </w:tcMar>
           </w:tcPr>
           <w:p>
+            <w:pPr>
+              <w:spacing w:before="40" w:after="40" w:line="276" w:lineRule="auto"/>
+              <w:jc w:val="center"/>
+            </w:pPr>
+            <w:r/>
             <w:r>
               <w:rPr>
+                <w:rFonts w:ascii="Microsoft YaHei" w:hAnsi="Microsoft YaHei" w:eastAsia="Microsoft YaHei"/>
                 <w:b/>
+                <w:i w:val="0"/>
+                <w:color w:val="17365D"/>
+                <w:sz w:val="17"/>
+              </w:rPr>
+              <w:t>上线范围</w:t>
+            </w:r>
+          </w:p>
+        </w:tc>
+        <w:tc>
+          <w:tcPr>
+            <w:tcW w:type="dxa" w:w="2510"/>
+            <w:shd w:fill="FFF9E8"/>
+            <w:vAlign w:val="center"/>
+            <w:tcMar>
+              <w:top w:w="80" w:type="dxa"/>
+              <w:start w:w="120" w:type="dxa"/>
+              <w:bottom w:w="80" w:type="dxa"/>
+              <w:end w:w="120" w:type="dxa"/>
+            </w:tcMar>
+          </w:tcPr>
+          <w:p>
+            <w:pPr>
+              <w:spacing w:before="40" w:after="40" w:line="276" w:lineRule="auto"/>
+              <w:jc w:val="left"/>
+            </w:pPr>
+            <w:r/>
+            <w:r>
+              <w:rPr>
+                <w:rFonts w:ascii="Microsoft YaHei" w:hAnsi="Microsoft YaHei" w:eastAsia="Microsoft YaHei"/>
+                <w:b w:val="0"/>
+                <w:i w:val="0"/>
+                <w:color w:val="24364B"/>
+                <w:sz w:val="17"/>
+              </w:rPr>
+            </w:r>
+          </w:p>
+        </w:tc>
+        <w:tc>
+          <w:tcPr>
+            <w:tcW w:type="dxa" w:w="1215"/>
+            <w:shd w:fill="EDF5FF"/>
+            <w:vAlign w:val="center"/>
+            <w:tcMar>
+              <w:top w:w="80" w:type="dxa"/>
+              <w:start w:w="120" w:type="dxa"/>
+              <w:bottom w:w="80" w:type="dxa"/>
+              <w:end w:w="120" w:type="dxa"/>
+            </w:tcMar>
+          </w:tcPr>
+          <w:p>
+            <w:pPr>
+              <w:spacing w:before="40" w:after="40" w:line="276" w:lineRule="auto"/>
+              <w:jc w:val="center"/>
+            </w:pPr>
+            <w:r/>
+            <w:r>
+              <w:rPr>
+                <w:rFonts w:ascii="Microsoft YaHei" w:hAnsi="Microsoft YaHei" w:eastAsia="Microsoft YaHei"/>
+                <w:b/>
+                <w:i w:val="0"/>
+                <w:color w:val="17365D"/>
+                <w:sz w:val="17"/>
+              </w:rPr>
+              <w:t>上线版本</w:t>
+            </w:r>
+          </w:p>
+        </w:tc>
+        <w:tc>
+          <w:tcPr>
+            <w:tcW w:type="dxa" w:w="2510"/>
+            <w:shd w:fill="FFF9E8"/>
+            <w:vAlign w:val="center"/>
+            <w:tcMar>
+              <w:top w:w="80" w:type="dxa"/>
+              <w:start w:w="120" w:type="dxa"/>
+              <w:bottom w:w="80" w:type="dxa"/>
+              <w:end w:w="120" w:type="dxa"/>
+            </w:tcMar>
+          </w:tcPr>
+          <w:p>
+            <w:pPr>
+              <w:spacing w:before="40" w:after="40" w:line="276" w:lineRule="auto"/>
+              <w:jc w:val="left"/>
+            </w:pPr>
+            <w:r/>
+            <w:r>
+              <w:rPr>
+                <w:rFonts w:ascii="Microsoft YaHei" w:hAnsi="Microsoft YaHei" w:eastAsia="Microsoft YaHei"/>
+                <w:b w:val="0"/>
+                <w:i w:val="0"/>
+                <w:color w:val="24364B"/>
+                <w:sz w:val="17"/>
+              </w:rPr>
+            </w:r>
+          </w:p>
+        </w:tc>
+        <w:tc>
+          <w:tcPr>
+            <w:tcW w:type="dxa" w:w="1215"/>
+            <w:shd w:fill="EDF5FF"/>
+            <w:vAlign w:val="center"/>
+            <w:tcMar>
+              <w:top w:w="80" w:type="dxa"/>
+              <w:start w:w="120" w:type="dxa"/>
+              <w:bottom w:w="80" w:type="dxa"/>
+              <w:end w:w="120" w:type="dxa"/>
+            </w:tcMar>
+          </w:tcPr>
+          <w:p>
+            <w:pPr>
+              <w:spacing w:before="40" w:after="40" w:line="276" w:lineRule="auto"/>
+              <w:jc w:val="center"/>
+            </w:pPr>
+            <w:r/>
+            <w:r>
+              <w:rPr>
+                <w:rFonts w:ascii="Microsoft YaHei" w:hAnsi="Microsoft YaHei" w:eastAsia="Microsoft YaHei"/>
+                <w:b/>
+                <w:i w:val="0"/>
+                <w:color w:val="17365D"/>
+                <w:sz w:val="17"/>
+              </w:rPr>
+              <w:t>上线窗口</w:t>
+            </w:r>
+          </w:p>
+        </w:tc>
+        <w:tc>
+          <w:tcPr>
+            <w:tcW w:type="dxa" w:w="2510"/>
+            <w:shd w:fill="FFF9E8"/>
+            <w:vAlign w:val="center"/>
+            <w:tcMar>
+              <w:top w:w="80" w:type="dxa"/>
+              <w:start w:w="120" w:type="dxa"/>
+              <w:bottom w:w="80" w:type="dxa"/>
+              <w:end w:w="120" w:type="dxa"/>
+            </w:tcMar>
+          </w:tcPr>
+          <w:p>
+            <w:pPr>
+              <w:spacing w:before="40" w:after="40" w:line="276" w:lineRule="auto"/>
+              <w:jc w:val="left"/>
+            </w:pPr>
+            <w:r/>
+            <w:r>
+              <w:rPr>
+                <w:rFonts w:ascii="Microsoft YaHei" w:hAnsi="Microsoft YaHei" w:eastAsia="Microsoft YaHei"/>
+                <w:b w:val="0"/>
+                <w:i w:val="0"/>
+                <w:color w:val="24364B"/>
+                <w:sz w:val="17"/>
+              </w:rPr>
+            </w:r>
+          </w:p>
+        </w:tc>
+        <w:tc>
+          <w:tcPr>
+            <w:tcW w:type="dxa" w:w="1215"/>
+            <w:shd w:fill="EDF5FF"/>
+            <w:vAlign w:val="center"/>
+            <w:tcMar>
+              <w:top w:w="80" w:type="dxa"/>
+              <w:start w:w="120" w:type="dxa"/>
+              <w:bottom w:w="80" w:type="dxa"/>
+              <w:end w:w="120" w:type="dxa"/>
+            </w:tcMar>
+          </w:tcPr>
+          <w:p>
+            <w:pPr>
+              <w:spacing w:before="40" w:after="40" w:line="276" w:lineRule="auto"/>
+              <w:jc w:val="center"/>
+            </w:pPr>
+            <w:r/>
+            <w:r>
+              <w:rPr>
+                <w:rFonts w:ascii="Microsoft YaHei" w:hAnsi="Microsoft YaHei" w:eastAsia="Microsoft YaHei"/>
+                <w:b/>
+                <w:i w:val="0"/>
+                <w:color w:val="17365D"/>
+                <w:sz w:val="17"/>
+              </w:rPr>
+              <w:t>总指挥</w:t>
+            </w:r>
+          </w:p>
+        </w:tc>
+        <w:tc>
+          <w:tcPr>
+            <w:tcW w:type="dxa" w:w="2510"/>
+            <w:shd w:fill="FFF9E8"/>
+            <w:vAlign w:val="center"/>
+            <w:tcMar>
+              <w:top w:w="80" w:type="dxa"/>
+              <w:start w:w="120" w:type="dxa"/>
+              <w:bottom w:w="80" w:type="dxa"/>
+              <w:end w:w="120" w:type="dxa"/>
+            </w:tcMar>
+          </w:tcPr>
+          <w:p>
+            <w:pPr>
+              <w:spacing w:before="40" w:after="40" w:line="276" w:lineRule="auto"/>
+              <w:jc w:val="left"/>
+            </w:pPr>
+            <w:r/>
+            <w:r>
+              <w:rPr>
+                <w:rFonts w:ascii="Microsoft YaHei" w:hAnsi="Microsoft YaHei" w:eastAsia="Microsoft YaHei"/>
+                <w:b w:val="0"/>
+                <w:i w:val="0"/>
+                <w:color w:val="24364B"/>
+                <w:sz w:val="17"/>
+              </w:rPr>
+            </w:r>
+          </w:p>
+        </w:tc>
+      </w:tr>
+      <w:tr>
+        <w:trPr>
+          <w:cantSplit/>
+        </w:trPr>
+        <w:tc>
+          <w:tcPr>
+            <w:tcW w:type="dxa" w:w="1215"/>
+            <w:shd w:fill="EDF5FF"/>
+            <w:vAlign w:val="center"/>
+            <w:tcMar>
+              <w:top w:w="80" w:type="dxa"/>
+              <w:start w:w="120" w:type="dxa"/>
+              <w:bottom w:w="80" w:type="dxa"/>
+              <w:end w:w="120" w:type="dxa"/>
+            </w:tcMar>
+          </w:tcPr>
+          <w:p>
+            <w:pPr>
+              <w:spacing w:before="40" w:after="40" w:line="276" w:lineRule="auto"/>
+              <w:jc w:val="center"/>
+            </w:pPr>
+            <w:r/>
+            <w:r>
+              <w:rPr>
+                <w:rFonts w:ascii="Microsoft YaHei" w:hAnsi="Microsoft YaHei" w:eastAsia="Microsoft YaHei"/>
+                <w:b/>
+                <w:i w:val="0"/>
+                <w:color w:val="17365D"/>
+                <w:sz w:val="17"/>
+              </w:rPr>
+              <w:t>归档位置</w:t>
+            </w:r>
+          </w:p>
+        </w:tc>
+        <w:tc>
+          <w:tcPr>
+            <w:tcW w:type="dxa" w:w="2510"/>
+            <w:shd w:fill="FFF9E8"/>
+            <w:vAlign w:val="center"/>
+            <w:tcMar>
+              <w:top w:w="80" w:type="dxa"/>
+              <w:start w:w="120" w:type="dxa"/>
+              <w:bottom w:w="80" w:type="dxa"/>
+              <w:end w:w="120" w:type="dxa"/>
+            </w:tcMar>
+          </w:tcPr>
+          <w:p>
+            <w:pPr>
+              <w:spacing w:before="40" w:after="40" w:line="276" w:lineRule="auto"/>
+              <w:jc w:val="left"/>
+            </w:pPr>
+            <w:r/>
+            <w:r>
+              <w:rPr>
+                <w:rFonts w:ascii="Microsoft YaHei" w:hAnsi="Microsoft YaHei" w:eastAsia="Microsoft YaHei"/>
+                <w:b w:val="0"/>
+                <w:i w:val="0"/>
+                <w:color w:val="24364B"/>
+                <w:sz w:val="17"/>
+              </w:rPr>
+            </w:r>
+          </w:p>
+        </w:tc>
+        <w:tc>
+          <w:tcPr>
+            <w:tcW w:type="dxa" w:w="1215"/>
+            <w:shd w:fill="EDF5FF"/>
+            <w:vAlign w:val="center"/>
+            <w:tcMar>
+              <w:top w:w="80" w:type="dxa"/>
+              <w:start w:w="120" w:type="dxa"/>
+              <w:bottom w:w="80" w:type="dxa"/>
+              <w:end w:w="120" w:type="dxa"/>
+            </w:tcMar>
+          </w:tcPr>
+          <w:p>
+            <w:pPr>
+              <w:spacing w:before="40" w:after="40" w:line="276" w:lineRule="auto"/>
+              <w:jc w:val="center"/>
+            </w:pPr>
+            <w:r/>
+            <w:r>
+              <w:rPr>
+                <w:rFonts w:ascii="Microsoft YaHei" w:hAnsi="Microsoft YaHei" w:eastAsia="Microsoft YaHei"/>
+                <w:b/>
+                <w:i w:val="0"/>
+                <w:color w:val="17365D"/>
+                <w:sz w:val="17"/>
+              </w:rPr>
+              <w:t>附件数量</w:t>
+            </w:r>
+          </w:p>
+        </w:tc>
+        <w:tc>
+          <w:tcPr>
+            <w:tcW w:type="dxa" w:w="2510"/>
+            <w:shd w:fill="FFF9E8"/>
+            <w:vAlign w:val="center"/>
+            <w:tcMar>
+              <w:top w:w="80" w:type="dxa"/>
+              <w:start w:w="120" w:type="dxa"/>
+              <w:bottom w:w="80" w:type="dxa"/>
+              <w:end w:w="120" w:type="dxa"/>
+            </w:tcMar>
+          </w:tcPr>
+          <w:p>
+            <w:pPr>
+              <w:spacing w:before="40" w:after="40" w:line="276" w:lineRule="auto"/>
+              <w:jc w:val="left"/>
+            </w:pPr>
+            <w:r/>
+            <w:r>
+              <w:rPr>
+                <w:rFonts w:ascii="Microsoft YaHei" w:hAnsi="Microsoft YaHei" w:eastAsia="Microsoft YaHei"/>
+                <w:b w:val="0"/>
+                <w:i w:val="0"/>
+                <w:color w:val="24364B"/>
+                <w:sz w:val="17"/>
+              </w:rPr>
+            </w:r>
+          </w:p>
+        </w:tc>
+        <w:tc>
+          <w:tcPr>
+            <w:tcW w:type="dxa" w:w="1215"/>
+            <w:shd w:fill="EDF5FF"/>
+            <w:vAlign w:val="center"/>
+            <w:tcMar>
+              <w:top w:w="80" w:type="dxa"/>
+              <w:start w:w="120" w:type="dxa"/>
+              <w:bottom w:w="80" w:type="dxa"/>
+              <w:end w:w="120" w:type="dxa"/>
+            </w:tcMar>
+          </w:tcPr>
+          <w:p>
+            <w:pPr>
+              <w:spacing w:before="40" w:after="40" w:line="276" w:lineRule="auto"/>
+              <w:jc w:val="center"/>
+            </w:pPr>
+            <w:r/>
+            <w:r>
+              <w:rPr>
+                <w:rFonts w:ascii="Microsoft YaHei" w:hAnsi="Microsoft YaHei" w:eastAsia="Microsoft YaHei"/>
+                <w:b/>
+                <w:i w:val="0"/>
+                <w:color w:val="17365D"/>
+                <w:sz w:val="17"/>
+              </w:rPr>
+              <w:t>复核人</w:t>
+            </w:r>
+          </w:p>
+        </w:tc>
+        <w:tc>
+          <w:tcPr>
+            <w:tcW w:type="dxa" w:w="2510"/>
+            <w:shd w:fill="FFF9E8"/>
+            <w:vAlign w:val="center"/>
+            <w:tcMar>
+              <w:top w:w="80" w:type="dxa"/>
+              <w:start w:w="120" w:type="dxa"/>
+              <w:bottom w:w="80" w:type="dxa"/>
+              <w:end w:w="120" w:type="dxa"/>
+            </w:tcMar>
+          </w:tcPr>
+          <w:p>
+            <w:pPr>
+              <w:spacing w:before="40" w:after="40" w:line="276" w:lineRule="auto"/>
+              <w:jc w:val="left"/>
+            </w:pPr>
+            <w:r/>
+            <w:r>
+              <w:rPr>
+                <w:rFonts w:ascii="Microsoft YaHei" w:hAnsi="Microsoft YaHei" w:eastAsia="Microsoft YaHei"/>
+                <w:b w:val="0"/>
+                <w:i w:val="0"/>
+                <w:color w:val="24364B"/>
+                <w:sz w:val="17"/>
+              </w:rPr>
+            </w:r>
+          </w:p>
+        </w:tc>
+        <w:tc>
+          <w:tcPr>
+            <w:tcW w:type="dxa" w:w="1215"/>
+            <w:shd w:fill="EDF5FF"/>
+            <w:vAlign w:val="center"/>
+            <w:tcMar>
+              <w:top w:w="80" w:type="dxa"/>
+              <w:start w:w="120" w:type="dxa"/>
+              <w:bottom w:w="80" w:type="dxa"/>
+              <w:end w:w="120" w:type="dxa"/>
+            </w:tcMar>
+          </w:tcPr>
+          <w:p>
+            <w:pPr>
+              <w:spacing w:before="40" w:after="40" w:line="276" w:lineRule="auto"/>
+              <w:jc w:val="center"/>
+            </w:pPr>
+            <w:r/>
+            <w:r>
+              <w:rPr>
+                <w:rFonts w:ascii="Microsoft YaHei" w:hAnsi="Microsoft YaHei" w:eastAsia="Microsoft YaHei"/>
+                <w:b/>
+                <w:i w:val="0"/>
+                <w:color w:val="17365D"/>
+                <w:sz w:val="17"/>
+              </w:rPr>
+              <w:t>复核日期</w:t>
+            </w:r>
+          </w:p>
+        </w:tc>
+        <w:tc>
+          <w:tcPr>
+            <w:tcW w:type="dxa" w:w="2510"/>
+            <w:shd w:fill="FFF9E8"/>
+            <w:vAlign w:val="center"/>
+            <w:tcMar>
+              <w:top w:w="80" w:type="dxa"/>
+              <w:start w:w="120" w:type="dxa"/>
+              <w:bottom w:w="80" w:type="dxa"/>
+              <w:end w:w="120" w:type="dxa"/>
+            </w:tcMar>
+          </w:tcPr>
+          <w:p>
+            <w:pPr>
+              <w:spacing w:before="40" w:after="40" w:line="276" w:lineRule="auto"/>
+              <w:jc w:val="left"/>
+            </w:pPr>
+            <w:r/>
+            <w:r>
+              <w:rPr>
+                <w:rFonts w:ascii="Microsoft YaHei" w:hAnsi="Microsoft YaHei" w:eastAsia="Microsoft YaHei"/>
+                <w:b w:val="0"/>
+                <w:i w:val="0"/>
+                <w:color w:val="24364B"/>
+                <w:sz w:val="17"/>
+              </w:rPr>
+            </w:r>
+          </w:p>
+        </w:tc>
+      </w:tr>
+    </w:tbl>
+    <w:p>
+      <w:pPr>
+        <w:pStyle w:val="Heading2"/>
+        <w:keepNext/>
+      </w:pPr>
+      <w:r>
+        <w:rPr>
+          <w:rFonts w:ascii="Microsoft YaHei" w:hAnsi="Microsoft YaHei" w:eastAsia="Microsoft YaHei"/>
+          <w:b/>
+          <w:i w:val="0"/>
+          <w:color w:val="1769E0"/>
+          <w:sz w:val="26"/>
+        </w:rPr>
+        <w:t>二、明细记录</w:t>
+      </w:r>
+    </w:p>
+    <w:tbl>
+      <w:tblPr>
+        <w:tblStyle w:val="TableGrid"/>
+        <w:tblW w:type="dxa" w:w="14900"/>
+        <w:tblLayout w:type="fixed"/>
+        <w:tblLook w:firstColumn="1" w:firstRow="1" w:lastColumn="0" w:lastRow="0" w:noHBand="0" w:noVBand="1" w:val="04A0"/>
+        <w:jc w:val="left"/>
+        <w:tblInd w:w="120" w:type="dxa"/>
+        <w:tblBorders>
+          <w:top w:val="single" w:sz="5" w:color="C8D8EA"/>
+          <w:left w:val="single" w:sz="5" w:color="C8D8EA"/>
+          <w:bottom w:val="single" w:sz="5" w:color="C8D8EA"/>
+          <w:right w:val="single" w:sz="5" w:color="C8D8EA"/>
+          <w:insideH w:val="single" w:sz="5" w:color="C8D8EA"/>
+          <w:insideV w:val="single" w:sz="5" w:color="C8D8EA"/>
+        </w:tblBorders>
+      </w:tblPr>
+      <w:tblGrid>
+        <w:gridCol w:w="1164"/>
+        <w:gridCol w:w="1940"/>
+        <w:gridCol w:w="3415"/>
+        <w:gridCol w:w="1319"/>
+        <w:gridCol w:w="1552"/>
+        <w:gridCol w:w="1940"/>
+        <w:gridCol w:w="2406"/>
+        <w:gridCol w:w="1164"/>
+      </w:tblGrid>
+      <w:tr>
+        <w:trPr>
+          <w:cantSplit/>
+          <w:tblHeader w:val="true"/>
+          <w:cantSplit/>
+          <w:cantSplit/>
+          <w:cantSplit/>
+          <w:cantSplit/>
+          <w:cantSplit/>
+          <w:cantSplit/>
+          <w:cantSplit/>
+          <w:cantSplit/>
+          <w:cantSplit/>
+          <w:cantSplit/>
+        </w:trPr>
+        <w:tc>
+          <w:tcPr>
+            <w:tcW w:type="dxa" w:w="1164"/>
+            <w:shd w:fill="1769E0"/>
+            <w:vAlign w:val="center"/>
+            <w:tcMar>
+              <w:top w:w="80" w:type="dxa"/>
+              <w:start w:w="120" w:type="dxa"/>
+              <w:bottom w:w="80" w:type="dxa"/>
+              <w:end w:w="120" w:type="dxa"/>
+            </w:tcMar>
+          </w:tcPr>
+          <w:p>
+            <w:pPr>
+              <w:spacing w:before="40" w:after="40" w:line="276" w:lineRule="auto"/>
+              <w:jc w:val="center"/>
+            </w:pPr>
+            <w:r/>
+            <w:r>
+              <w:rPr>
+                <w:rFonts w:ascii="Microsoft YaHei" w:hAnsi="Microsoft YaHei" w:eastAsia="Microsoft YaHei"/>
+                <w:b/>
+                <w:i w:val="0"/>
+                <w:color w:val="FFFFFF"/>
+                <w:sz w:val="17"/>
               </w:rPr>
               <w:t>阶段</w:t>
             </w:r>
@@ -173,13 +1237,29 @@
         </w:tc>
         <w:tc>
           <w:tcPr>
-            <w:tcW w:type="dxa" w:w="1296"/>
-            <w:shd w:fill="DCEBFA"/>
+            <w:tcW w:type="dxa" w:w="1940"/>
+            <w:shd w:fill="17365D"/>
+            <w:vAlign w:val="center"/>
+            <w:tcMar>
+              <w:top w:w="80" w:type="dxa"/>
+              <w:start w:w="120" w:type="dxa"/>
+              <w:bottom w:w="80" w:type="dxa"/>
+              <w:end w:w="120" w:type="dxa"/>
+            </w:tcMar>
           </w:tcPr>
           <w:p>
+            <w:pPr>
+              <w:spacing w:before="40" w:after="40" w:line="276" w:lineRule="auto"/>
+              <w:jc w:val="center"/>
+            </w:pPr>
+            <w:r/>
             <w:r>
               <w:rPr>
+                <w:rFonts w:ascii="Microsoft YaHei" w:hAnsi="Microsoft YaHei" w:eastAsia="Microsoft YaHei"/>
                 <w:b/>
+                <w:i w:val="0"/>
+                <w:color w:val="FFFFFF"/>
+                <w:sz w:val="17"/>
               </w:rPr>
               <w:t>上线事项</w:t>
             </w:r>
@@ -187,27 +1267,59 @@
         </w:tc>
         <w:tc>
           <w:tcPr>
-            <w:tcW w:type="dxa" w:w="1296"/>
-            <w:shd w:fill="DCEBFA"/>
+            <w:tcW w:type="dxa" w:w="3415"/>
+            <w:shd w:fill="17365D"/>
+            <w:vAlign w:val="center"/>
+            <w:tcMar>
+              <w:top w:w="80" w:type="dxa"/>
+              <w:start w:w="120" w:type="dxa"/>
+              <w:bottom w:w="80" w:type="dxa"/>
+              <w:end w:w="120" w:type="dxa"/>
+            </w:tcMar>
           </w:tcPr>
           <w:p>
+            <w:pPr>
+              <w:spacing w:before="40" w:after="40" w:line="276" w:lineRule="auto"/>
+              <w:jc w:val="center"/>
+            </w:pPr>
+            <w:r/>
             <w:r>
               <w:rPr>
+                <w:rFonts w:ascii="Microsoft YaHei" w:hAnsi="Microsoft YaHei" w:eastAsia="Microsoft YaHei"/>
                 <w:b/>
+                <w:i w:val="0"/>
+                <w:color w:val="FFFFFF"/>
+                <w:sz w:val="17"/>
               </w:rPr>
-              <w:t>执行步骤</w:t>
+              <w:t>执行步骤/检查点</w:t>
             </w:r>
           </w:p>
         </w:tc>
         <w:tc>
           <w:tcPr>
-            <w:tcW w:type="dxa" w:w="1296"/>
-            <w:shd w:fill="DCEBFA"/>
+            <w:tcW w:type="dxa" w:w="1319"/>
+            <w:shd w:fill="17365D"/>
+            <w:vAlign w:val="center"/>
+            <w:tcMar>
+              <w:top w:w="80" w:type="dxa"/>
+              <w:start w:w="120" w:type="dxa"/>
+              <w:bottom w:w="80" w:type="dxa"/>
+              <w:end w:w="120" w:type="dxa"/>
+            </w:tcMar>
           </w:tcPr>
           <w:p>
+            <w:pPr>
+              <w:spacing w:before="40" w:after="40" w:line="276" w:lineRule="auto"/>
+              <w:jc w:val="center"/>
+            </w:pPr>
+            <w:r/>
             <w:r>
               <w:rPr>
+                <w:rFonts w:ascii="Microsoft YaHei" w:hAnsi="Microsoft YaHei" w:eastAsia="Microsoft YaHei"/>
                 <w:b/>
+                <w:i w:val="0"/>
+                <w:color w:val="FFFFFF"/>
+                <w:sz w:val="17"/>
               </w:rPr>
               <w:t>负责人</w:t>
             </w:r>
@@ -215,13 +1327,29 @@
         </w:tc>
         <w:tc>
           <w:tcPr>
-            <w:tcW w:type="dxa" w:w="1296"/>
-            <w:shd w:fill="DCEBFA"/>
+            <w:tcW w:type="dxa" w:w="1552"/>
+            <w:shd w:fill="17365D"/>
+            <w:vAlign w:val="center"/>
+            <w:tcMar>
+              <w:top w:w="80" w:type="dxa"/>
+              <w:start w:w="120" w:type="dxa"/>
+              <w:bottom w:w="80" w:type="dxa"/>
+              <w:end w:w="120" w:type="dxa"/>
+            </w:tcMar>
           </w:tcPr>
           <w:p>
+            <w:pPr>
+              <w:spacing w:before="40" w:after="40" w:line="276" w:lineRule="auto"/>
+              <w:jc w:val="center"/>
+            </w:pPr>
+            <w:r/>
             <w:r>
               <w:rPr>
+                <w:rFonts w:ascii="Microsoft YaHei" w:hAnsi="Microsoft YaHei" w:eastAsia="Microsoft YaHei"/>
                 <w:b/>
+                <w:i w:val="0"/>
+                <w:color w:val="FFFFFF"/>
+                <w:sz w:val="17"/>
               </w:rPr>
               <w:t>计划时间</w:t>
             </w:r>
@@ -229,13 +1357,59 @@
         </w:tc>
         <w:tc>
           <w:tcPr>
-            <w:tcW w:type="dxa" w:w="1296"/>
-            <w:shd w:fill="DCEBFA"/>
+            <w:tcW w:type="dxa" w:w="1940"/>
+            <w:shd w:fill="17365D"/>
+            <w:vAlign w:val="center"/>
+            <w:tcMar>
+              <w:top w:w="80" w:type="dxa"/>
+              <w:start w:w="120" w:type="dxa"/>
+              <w:bottom w:w="80" w:type="dxa"/>
+              <w:end w:w="120" w:type="dxa"/>
+            </w:tcMar>
           </w:tcPr>
           <w:p>
+            <w:pPr>
+              <w:spacing w:before="40" w:after="40" w:line="276" w:lineRule="auto"/>
+              <w:jc w:val="center"/>
+            </w:pPr>
+            <w:r/>
             <w:r>
               <w:rPr>
+                <w:rFonts w:ascii="Microsoft YaHei" w:hAnsi="Microsoft YaHei" w:eastAsia="Microsoft YaHei"/>
                 <w:b/>
+                <w:i w:val="0"/>
+                <w:color w:val="FFFFFF"/>
+                <w:sz w:val="17"/>
+              </w:rPr>
+              <w:t>完成标志</w:t>
+            </w:r>
+          </w:p>
+        </w:tc>
+        <w:tc>
+          <w:tcPr>
+            <w:tcW w:type="dxa" w:w="2406"/>
+            <w:shd w:fill="17365D"/>
+            <w:vAlign w:val="center"/>
+            <w:tcMar>
+              <w:top w:w="80" w:type="dxa"/>
+              <w:start w:w="120" w:type="dxa"/>
+              <w:bottom w:w="80" w:type="dxa"/>
+              <w:end w:w="120" w:type="dxa"/>
+            </w:tcMar>
+          </w:tcPr>
+          <w:p>
+            <w:pPr>
+              <w:spacing w:before="40" w:after="40" w:line="276" w:lineRule="auto"/>
+              <w:jc w:val="center"/>
+            </w:pPr>
+            <w:r/>
+            <w:r>
+              <w:rPr>
+                <w:rFonts w:ascii="Microsoft YaHei" w:hAnsi="Microsoft YaHei" w:eastAsia="Microsoft YaHei"/>
+                <w:b/>
+                <w:i w:val="0"/>
+                <w:color w:val="FFFFFF"/>
+                <w:sz w:val="17"/>
               </w:rPr>
               <w:t>回退方案</w:t>
             </w:r>
@@ -243,593 +1417,3932 @@
         </w:tc>
         <w:tc>
           <w:tcPr>
-            <w:tcW w:type="dxa" w:w="1296"/>
-            <w:shd w:fill="DCEBFA"/>
+            <w:tcW w:type="dxa" w:w="1164"/>
+            <w:shd w:fill="17365D"/>
+            <w:vAlign w:val="center"/>
+            <w:tcMar>
+              <w:top w:w="80" w:type="dxa"/>
+              <w:start w:w="120" w:type="dxa"/>
+              <w:bottom w:w="80" w:type="dxa"/>
+              <w:end w:w="120" w:type="dxa"/>
+            </w:tcMar>
           </w:tcPr>
           <w:p>
+            <w:pPr>
+              <w:spacing w:before="40" w:after="40" w:line="276" w:lineRule="auto"/>
+              <w:jc w:val="center"/>
+            </w:pPr>
+            <w:r/>
             <w:r>
               <w:rPr>
+                <w:rFonts w:ascii="Microsoft YaHei" w:hAnsi="Microsoft YaHei" w:eastAsia="Microsoft YaHei"/>
                 <w:b/>
+                <w:i w:val="0"/>
+                <w:color w:val="FFFFFF"/>
+                <w:sz w:val="17"/>
               </w:rPr>
-              <w:t>风险与应对</w:t>
+              <w:t>状态</w:t>
+            </w:r>
+          </w:p>
+        </w:tc>
+      </w:tr>
+      <w:tr>
+        <w:trPr>
+          <w:cantSplit/>
+          <w:cantSplit/>
+          <w:cantSplit/>
+          <w:cantSplit/>
+          <w:cantSplit/>
+          <w:cantSplit/>
+          <w:cantSplit/>
+          <w:cantSplit/>
+          <w:cantSplit/>
+          <w:cantSplit/>
+          <w:cantSplit/>
+        </w:trPr>
+        <w:tc>
+          <w:tcPr>
+            <w:tcW w:type="dxa" w:w="1164"/>
+            <w:shd w:fill="FFFFFF"/>
+            <w:vAlign w:val="center"/>
+            <w:tcMar>
+              <w:top w:w="80" w:type="dxa"/>
+              <w:start w:w="120" w:type="dxa"/>
+              <w:bottom w:w="80" w:type="dxa"/>
+              <w:end w:w="120" w:type="dxa"/>
+            </w:tcMar>
+          </w:tcPr>
+          <w:p>
+            <w:pPr>
+              <w:spacing w:before="40" w:after="40" w:line="276" w:lineRule="auto"/>
+              <w:jc w:val="center"/>
+            </w:pPr>
+            <w:r/>
+            <w:r>
+              <w:rPr>
+                <w:rFonts w:ascii="Microsoft YaHei" w:hAnsi="Microsoft YaHei" w:eastAsia="Microsoft YaHei"/>
+                <w:b w:val="0"/>
+                <w:i w:val="0"/>
+                <w:color w:val="667A90"/>
+                <w:sz w:val="17"/>
+              </w:rPr>
+              <w:t>1</w:t>
             </w:r>
           </w:p>
         </w:tc>
         <w:tc>
           <w:tcPr>
-            <w:tcW w:type="dxa" w:w="1296"/>
-            <w:shd w:fill="DCEBFA"/>
+            <w:tcW w:type="dxa" w:w="1940"/>
+            <w:shd w:fill="FFF9E8"/>
+            <w:vAlign w:val="center"/>
+            <w:tcMar>
+              <w:top w:w="80" w:type="dxa"/>
+              <w:start w:w="120" w:type="dxa"/>
+              <w:bottom w:w="80" w:type="dxa"/>
+              <w:end w:w="120" w:type="dxa"/>
+            </w:tcMar>
           </w:tcPr>
           <w:p>
+            <w:pPr>
+              <w:spacing w:before="40" w:after="40" w:line="276" w:lineRule="auto"/>
+              <w:jc w:val="left"/>
+            </w:pPr>
+            <w:r/>
             <w:r>
               <w:rPr>
-                <w:b/>
+                <w:rFonts w:ascii="Microsoft YaHei" w:hAnsi="Microsoft YaHei" w:eastAsia="Microsoft YaHei"/>
+                <w:b w:val="0"/>
+                <w:i w:val="0"/>
+                <w:color w:val="24364B"/>
+                <w:sz w:val="17"/>
               </w:rPr>
-              <w:t>确认状态</w:t>
+            </w:r>
+          </w:p>
+        </w:tc>
+        <w:tc>
+          <w:tcPr>
+            <w:tcW w:type="dxa" w:w="3415"/>
+            <w:shd w:fill="FFF9E8"/>
+            <w:vAlign w:val="center"/>
+            <w:tcMar>
+              <w:top w:w="80" w:type="dxa"/>
+              <w:start w:w="120" w:type="dxa"/>
+              <w:bottom w:w="80" w:type="dxa"/>
+              <w:end w:w="120" w:type="dxa"/>
+            </w:tcMar>
+          </w:tcPr>
+          <w:p>
+            <w:pPr>
+              <w:spacing w:before="40" w:after="40" w:line="276" w:lineRule="auto"/>
+              <w:jc w:val="left"/>
+            </w:pPr>
+            <w:r/>
+            <w:r>
+              <w:rPr>
+                <w:rFonts w:ascii="Microsoft YaHei" w:hAnsi="Microsoft YaHei" w:eastAsia="Microsoft YaHei"/>
+                <w:b w:val="0"/>
+                <w:i w:val="0"/>
+                <w:color w:val="24364B"/>
+                <w:sz w:val="17"/>
+              </w:rPr>
+            </w:r>
+          </w:p>
+        </w:tc>
+        <w:tc>
+          <w:tcPr>
+            <w:tcW w:type="dxa" w:w="1319"/>
+            <w:shd w:fill="FFF9E8"/>
+            <w:vAlign w:val="center"/>
+            <w:tcMar>
+              <w:top w:w="80" w:type="dxa"/>
+              <w:start w:w="120" w:type="dxa"/>
+              <w:bottom w:w="80" w:type="dxa"/>
+              <w:end w:w="120" w:type="dxa"/>
+            </w:tcMar>
+          </w:tcPr>
+          <w:p>
+            <w:pPr>
+              <w:spacing w:before="40" w:after="40" w:line="276" w:lineRule="auto"/>
+              <w:jc w:val="left"/>
+            </w:pPr>
+            <w:r/>
+            <w:r>
+              <w:rPr>
+                <w:rFonts w:ascii="Microsoft YaHei" w:hAnsi="Microsoft YaHei" w:eastAsia="Microsoft YaHei"/>
+                <w:b w:val="0"/>
+                <w:i w:val="0"/>
+                <w:color w:val="24364B"/>
+                <w:sz w:val="17"/>
+              </w:rPr>
+            </w:r>
+          </w:p>
+        </w:tc>
+        <w:tc>
+          <w:tcPr>
+            <w:tcW w:type="dxa" w:w="1552"/>
+            <w:shd w:fill="FFF9E8"/>
+            <w:vAlign w:val="center"/>
+            <w:tcMar>
+              <w:top w:w="80" w:type="dxa"/>
+              <w:start w:w="120" w:type="dxa"/>
+              <w:bottom w:w="80" w:type="dxa"/>
+              <w:end w:w="120" w:type="dxa"/>
+            </w:tcMar>
+          </w:tcPr>
+          <w:p>
+            <w:pPr>
+              <w:spacing w:before="40" w:after="40" w:line="276" w:lineRule="auto"/>
+              <w:jc w:val="left"/>
+            </w:pPr>
+            <w:r/>
+            <w:r>
+              <w:rPr>
+                <w:rFonts w:ascii="Microsoft YaHei" w:hAnsi="Microsoft YaHei" w:eastAsia="Microsoft YaHei"/>
+                <w:b w:val="0"/>
+                <w:i w:val="0"/>
+                <w:color w:val="24364B"/>
+                <w:sz w:val="17"/>
+              </w:rPr>
+            </w:r>
+          </w:p>
+        </w:tc>
+        <w:tc>
+          <w:tcPr>
+            <w:tcW w:type="dxa" w:w="1940"/>
+            <w:shd w:fill="FFF9E8"/>
+            <w:vAlign w:val="center"/>
+            <w:tcMar>
+              <w:top w:w="80" w:type="dxa"/>
+              <w:start w:w="120" w:type="dxa"/>
+              <w:bottom w:w="80" w:type="dxa"/>
+              <w:end w:w="120" w:type="dxa"/>
+            </w:tcMar>
+          </w:tcPr>
+          <w:p>
+            <w:pPr>
+              <w:spacing w:before="40" w:after="40" w:line="276" w:lineRule="auto"/>
+              <w:jc w:val="left"/>
+            </w:pPr>
+            <w:r/>
+            <w:r>
+              <w:rPr>
+                <w:rFonts w:ascii="Microsoft YaHei" w:hAnsi="Microsoft YaHei" w:eastAsia="Microsoft YaHei"/>
+                <w:b w:val="0"/>
+                <w:i w:val="0"/>
+                <w:color w:val="24364B"/>
+                <w:sz w:val="17"/>
+              </w:rPr>
+            </w:r>
+          </w:p>
+        </w:tc>
+        <w:tc>
+          <w:tcPr>
+            <w:tcW w:type="dxa" w:w="2406"/>
+            <w:shd w:fill="FFF9E8"/>
+            <w:vAlign w:val="center"/>
+            <w:tcMar>
+              <w:top w:w="80" w:type="dxa"/>
+              <w:start w:w="120" w:type="dxa"/>
+              <w:bottom w:w="80" w:type="dxa"/>
+              <w:end w:w="120" w:type="dxa"/>
+            </w:tcMar>
+          </w:tcPr>
+          <w:p>
+            <w:pPr>
+              <w:spacing w:before="40" w:after="40" w:line="276" w:lineRule="auto"/>
+              <w:jc w:val="left"/>
+            </w:pPr>
+            <w:r/>
+            <w:r>
+              <w:rPr>
+                <w:rFonts w:ascii="Microsoft YaHei" w:hAnsi="Microsoft YaHei" w:eastAsia="Microsoft YaHei"/>
+                <w:b w:val="0"/>
+                <w:i w:val="0"/>
+                <w:color w:val="24364B"/>
+                <w:sz w:val="17"/>
+              </w:rPr>
+            </w:r>
+          </w:p>
+        </w:tc>
+        <w:tc>
+          <w:tcPr>
+            <w:tcW w:type="dxa" w:w="1164"/>
+            <w:shd w:fill="FFF9E8"/>
+            <w:vAlign w:val="center"/>
+            <w:tcMar>
+              <w:top w:w="80" w:type="dxa"/>
+              <w:start w:w="120" w:type="dxa"/>
+              <w:bottom w:w="80" w:type="dxa"/>
+              <w:end w:w="120" w:type="dxa"/>
+            </w:tcMar>
+          </w:tcPr>
+          <w:p>
+            <w:pPr>
+              <w:spacing w:before="40" w:after="40" w:line="276" w:lineRule="auto"/>
+              <w:jc w:val="left"/>
+            </w:pPr>
+            <w:r/>
+            <w:r>
+              <w:rPr>
+                <w:rFonts w:ascii="Microsoft YaHei" w:hAnsi="Microsoft YaHei" w:eastAsia="Microsoft YaHei"/>
+                <w:b w:val="0"/>
+                <w:i w:val="0"/>
+                <w:color w:val="24364B"/>
+                <w:sz w:val="17"/>
+              </w:rPr>
             </w:r>
           </w:p>
         </w:tc>
       </w:tr>
       <w:tr>
+        <w:trPr>
+          <w:cantSplit/>
+          <w:cantSplit/>
+          <w:cantSplit/>
+          <w:cantSplit/>
+          <w:cantSplit/>
+          <w:cantSplit/>
+          <w:cantSplit/>
+          <w:cantSplit/>
+          <w:cantSplit/>
+          <w:cantSplit/>
+        </w:trPr>
         <w:tc>
           <w:tcPr>
-            <w:tcW w:type="dxa" w:w="1296"/>
+            <w:tcW w:type="dxa" w:w="1164"/>
+            <w:shd w:fill="FFFFFF"/>
+            <w:vAlign w:val="center"/>
+            <w:tcMar>
+              <w:top w:w="80" w:type="dxa"/>
+              <w:start w:w="120" w:type="dxa"/>
+              <w:bottom w:w="80" w:type="dxa"/>
+              <w:end w:w="120" w:type="dxa"/>
+            </w:tcMar>
           </w:tcPr>
           <w:p>
+            <w:pPr>
+              <w:spacing w:before="40" w:after="40" w:line="276" w:lineRule="auto"/>
+              <w:jc w:val="center"/>
+            </w:pPr>
             <w:r/>
+            <w:r>
+              <w:rPr>
+                <w:rFonts w:ascii="Microsoft YaHei" w:hAnsi="Microsoft YaHei" w:eastAsia="Microsoft YaHei"/>
+                <w:b w:val="0"/>
+                <w:i w:val="0"/>
+                <w:color w:val="667A90"/>
+                <w:sz w:val="17"/>
+              </w:rPr>
+              <w:t>2</w:t>
+            </w:r>
           </w:p>
         </w:tc>
         <w:tc>
           <w:tcPr>
-            <w:tcW w:type="dxa" w:w="1296"/>
+            <w:tcW w:type="dxa" w:w="1940"/>
+            <w:shd w:fill="FFF9E8"/>
+            <w:vAlign w:val="center"/>
+            <w:tcMar>
+              <w:top w:w="80" w:type="dxa"/>
+              <w:start w:w="120" w:type="dxa"/>
+              <w:bottom w:w="80" w:type="dxa"/>
+              <w:end w:w="120" w:type="dxa"/>
+            </w:tcMar>
           </w:tcPr>
           <w:p>
+            <w:pPr>
+              <w:spacing w:before="40" w:after="40" w:line="276" w:lineRule="auto"/>
+              <w:jc w:val="left"/>
+            </w:pPr>
             <w:r/>
+            <w:r>
+              <w:rPr>
+                <w:rFonts w:ascii="Microsoft YaHei" w:hAnsi="Microsoft YaHei" w:eastAsia="Microsoft YaHei"/>
+                <w:b w:val="0"/>
+                <w:i w:val="0"/>
+                <w:color w:val="24364B"/>
+                <w:sz w:val="17"/>
+              </w:rPr>
+            </w:r>
           </w:p>
         </w:tc>
         <w:tc>
           <w:tcPr>
-            <w:tcW w:type="dxa" w:w="1296"/>
+            <w:tcW w:type="dxa" w:w="3415"/>
+            <w:shd w:fill="FFF9E8"/>
+            <w:vAlign w:val="center"/>
+            <w:tcMar>
+              <w:top w:w="80" w:type="dxa"/>
+              <w:start w:w="120" w:type="dxa"/>
+              <w:bottom w:w="80" w:type="dxa"/>
+              <w:end w:w="120" w:type="dxa"/>
+            </w:tcMar>
           </w:tcPr>
           <w:p>
+            <w:pPr>
+              <w:spacing w:before="40" w:after="40" w:line="276" w:lineRule="auto"/>
+              <w:jc w:val="left"/>
+            </w:pPr>
             <w:r/>
+            <w:r>
+              <w:rPr>
+                <w:rFonts w:ascii="Microsoft YaHei" w:hAnsi="Microsoft YaHei" w:eastAsia="Microsoft YaHei"/>
+                <w:b w:val="0"/>
+                <w:i w:val="0"/>
+                <w:color w:val="24364B"/>
+                <w:sz w:val="17"/>
+              </w:rPr>
+            </w:r>
           </w:p>
         </w:tc>
         <w:tc>
           <w:tcPr>
-            <w:tcW w:type="dxa" w:w="1296"/>
+            <w:tcW w:type="dxa" w:w="1319"/>
+            <w:shd w:fill="FFF9E8"/>
+            <w:vAlign w:val="center"/>
+            <w:tcMar>
+              <w:top w:w="80" w:type="dxa"/>
+              <w:start w:w="120" w:type="dxa"/>
+              <w:bottom w:w="80" w:type="dxa"/>
+              <w:end w:w="120" w:type="dxa"/>
+            </w:tcMar>
           </w:tcPr>
           <w:p>
+            <w:pPr>
+              <w:spacing w:before="40" w:after="40" w:line="276" w:lineRule="auto"/>
+              <w:jc w:val="left"/>
+            </w:pPr>
             <w:r/>
+            <w:r>
+              <w:rPr>
+                <w:rFonts w:ascii="Microsoft YaHei" w:hAnsi="Microsoft YaHei" w:eastAsia="Microsoft YaHei"/>
+                <w:b w:val="0"/>
+                <w:i w:val="0"/>
+                <w:color w:val="24364B"/>
+                <w:sz w:val="17"/>
+              </w:rPr>
+            </w:r>
           </w:p>
         </w:tc>
         <w:tc>
           <w:tcPr>
-            <w:tcW w:type="dxa" w:w="1296"/>
+            <w:tcW w:type="dxa" w:w="1552"/>
+            <w:shd w:fill="FFF9E8"/>
+            <w:vAlign w:val="center"/>
+            <w:tcMar>
+              <w:top w:w="80" w:type="dxa"/>
+              <w:start w:w="120" w:type="dxa"/>
+              <w:bottom w:w="80" w:type="dxa"/>
+              <w:end w:w="120" w:type="dxa"/>
+            </w:tcMar>
           </w:tcPr>
           <w:p>
+            <w:pPr>
+              <w:spacing w:before="40" w:after="40" w:line="276" w:lineRule="auto"/>
+              <w:jc w:val="left"/>
+            </w:pPr>
             <w:r/>
+            <w:r>
+              <w:rPr>
+                <w:rFonts w:ascii="Microsoft YaHei" w:hAnsi="Microsoft YaHei" w:eastAsia="Microsoft YaHei"/>
+                <w:b w:val="0"/>
+                <w:i w:val="0"/>
+                <w:color w:val="24364B"/>
+                <w:sz w:val="17"/>
+              </w:rPr>
+            </w:r>
           </w:p>
         </w:tc>
         <w:tc>
           <w:tcPr>
-            <w:tcW w:type="dxa" w:w="1296"/>
+            <w:tcW w:type="dxa" w:w="1940"/>
+            <w:shd w:fill="FFF9E8"/>
+            <w:vAlign w:val="center"/>
+            <w:tcMar>
+              <w:top w:w="80" w:type="dxa"/>
+              <w:start w:w="120" w:type="dxa"/>
+              <w:bottom w:w="80" w:type="dxa"/>
+              <w:end w:w="120" w:type="dxa"/>
+            </w:tcMar>
           </w:tcPr>
           <w:p>
+            <w:pPr>
+              <w:spacing w:before="40" w:after="40" w:line="276" w:lineRule="auto"/>
+              <w:jc w:val="left"/>
+            </w:pPr>
             <w:r/>
+            <w:r>
+              <w:rPr>
+                <w:rFonts w:ascii="Microsoft YaHei" w:hAnsi="Microsoft YaHei" w:eastAsia="Microsoft YaHei"/>
+                <w:b w:val="0"/>
+                <w:i w:val="0"/>
+                <w:color w:val="24364B"/>
+                <w:sz w:val="17"/>
+              </w:rPr>
+            </w:r>
           </w:p>
         </w:tc>
         <w:tc>
           <w:tcPr>
-            <w:tcW w:type="dxa" w:w="1296"/>
+            <w:tcW w:type="dxa" w:w="2406"/>
+            <w:shd w:fill="FFF9E8"/>
+            <w:vAlign w:val="center"/>
+            <w:tcMar>
+              <w:top w:w="80" w:type="dxa"/>
+              <w:start w:w="120" w:type="dxa"/>
+              <w:bottom w:w="80" w:type="dxa"/>
+              <w:end w:w="120" w:type="dxa"/>
+            </w:tcMar>
           </w:tcPr>
           <w:p>
+            <w:pPr>
+              <w:spacing w:before="40" w:after="40" w:line="276" w:lineRule="auto"/>
+              <w:jc w:val="left"/>
+            </w:pPr>
             <w:r/>
+            <w:r>
+              <w:rPr>
+                <w:rFonts w:ascii="Microsoft YaHei" w:hAnsi="Microsoft YaHei" w:eastAsia="Microsoft YaHei"/>
+                <w:b w:val="0"/>
+                <w:i w:val="0"/>
+                <w:color w:val="24364B"/>
+                <w:sz w:val="17"/>
+              </w:rPr>
+            </w:r>
           </w:p>
         </w:tc>
         <w:tc>
           <w:tcPr>
-            <w:tcW w:type="dxa" w:w="1296"/>
+            <w:tcW w:type="dxa" w:w="1164"/>
+            <w:shd w:fill="FFF9E8"/>
+            <w:vAlign w:val="center"/>
+            <w:tcMar>
+              <w:top w:w="80" w:type="dxa"/>
+              <w:start w:w="120" w:type="dxa"/>
+              <w:bottom w:w="80" w:type="dxa"/>
+              <w:end w:w="120" w:type="dxa"/>
+            </w:tcMar>
           </w:tcPr>
           <w:p>
+            <w:pPr>
+              <w:spacing w:before="40" w:after="40" w:line="276" w:lineRule="auto"/>
+              <w:jc w:val="left"/>
+            </w:pPr>
             <w:r/>
+            <w:r>
+              <w:rPr>
+                <w:rFonts w:ascii="Microsoft YaHei" w:hAnsi="Microsoft YaHei" w:eastAsia="Microsoft YaHei"/>
+                <w:b w:val="0"/>
+                <w:i w:val="0"/>
+                <w:color w:val="24364B"/>
+                <w:sz w:val="17"/>
+              </w:rPr>
+            </w:r>
           </w:p>
         </w:tc>
       </w:tr>
       <w:tr>
+        <w:trPr>
+          <w:cantSplit/>
+          <w:cantSplit/>
+          <w:cantSplit/>
+          <w:cantSplit/>
+          <w:cantSplit/>
+          <w:cantSplit/>
+          <w:cantSplit/>
+          <w:cantSplit/>
+          <w:cantSplit/>
+        </w:trPr>
         <w:tc>
           <w:tcPr>
-            <w:tcW w:type="dxa" w:w="1296"/>
+            <w:tcW w:type="dxa" w:w="1164"/>
+            <w:shd w:fill="FFFFFF"/>
+            <w:vAlign w:val="center"/>
+            <w:tcMar>
+              <w:top w:w="80" w:type="dxa"/>
+              <w:start w:w="120" w:type="dxa"/>
+              <w:bottom w:w="80" w:type="dxa"/>
+              <w:end w:w="120" w:type="dxa"/>
+            </w:tcMar>
           </w:tcPr>
           <w:p>
+            <w:pPr>
+              <w:spacing w:before="40" w:after="40" w:line="276" w:lineRule="auto"/>
+              <w:jc w:val="center"/>
+            </w:pPr>
             <w:r/>
+            <w:r>
+              <w:rPr>
+                <w:rFonts w:ascii="Microsoft YaHei" w:hAnsi="Microsoft YaHei" w:eastAsia="Microsoft YaHei"/>
+                <w:b w:val="0"/>
+                <w:i w:val="0"/>
+                <w:color w:val="667A90"/>
+                <w:sz w:val="17"/>
+              </w:rPr>
+              <w:t>3</w:t>
+            </w:r>
           </w:p>
         </w:tc>
         <w:tc>
           <w:tcPr>
-            <w:tcW w:type="dxa" w:w="1296"/>
+            <w:tcW w:type="dxa" w:w="1940"/>
+            <w:shd w:fill="FFF9E8"/>
+            <w:vAlign w:val="center"/>
+            <w:tcMar>
+              <w:top w:w="80" w:type="dxa"/>
+              <w:start w:w="120" w:type="dxa"/>
+              <w:bottom w:w="80" w:type="dxa"/>
+              <w:end w:w="120" w:type="dxa"/>
+            </w:tcMar>
           </w:tcPr>
           <w:p>
+            <w:pPr>
+              <w:spacing w:before="40" w:after="40" w:line="276" w:lineRule="auto"/>
+              <w:jc w:val="left"/>
+            </w:pPr>
             <w:r/>
+            <w:r>
+              <w:rPr>
+                <w:rFonts w:ascii="Microsoft YaHei" w:hAnsi="Microsoft YaHei" w:eastAsia="Microsoft YaHei"/>
+                <w:b w:val="0"/>
+                <w:i w:val="0"/>
+                <w:color w:val="24364B"/>
+                <w:sz w:val="17"/>
+              </w:rPr>
+            </w:r>
           </w:p>
         </w:tc>
         <w:tc>
           <w:tcPr>
-            <w:tcW w:type="dxa" w:w="1296"/>
+            <w:tcW w:type="dxa" w:w="3415"/>
+            <w:shd w:fill="FFF9E8"/>
+            <w:vAlign w:val="center"/>
+            <w:tcMar>
+              <w:top w:w="80" w:type="dxa"/>
+              <w:start w:w="120" w:type="dxa"/>
+              <w:bottom w:w="80" w:type="dxa"/>
+              <w:end w:w="120" w:type="dxa"/>
+            </w:tcMar>
           </w:tcPr>
           <w:p>
+            <w:pPr>
+              <w:spacing w:before="40" w:after="40" w:line="276" w:lineRule="auto"/>
+              <w:jc w:val="left"/>
+            </w:pPr>
             <w:r/>
+            <w:r>
+              <w:rPr>
+                <w:rFonts w:ascii="Microsoft YaHei" w:hAnsi="Microsoft YaHei" w:eastAsia="Microsoft YaHei"/>
+                <w:b w:val="0"/>
+                <w:i w:val="0"/>
+                <w:color w:val="24364B"/>
+                <w:sz w:val="17"/>
+              </w:rPr>
+            </w:r>
           </w:p>
         </w:tc>
         <w:tc>
           <w:tcPr>
-            <w:tcW w:type="dxa" w:w="1296"/>
+            <w:tcW w:type="dxa" w:w="1319"/>
+            <w:shd w:fill="FFF9E8"/>
+            <w:vAlign w:val="center"/>
+            <w:tcMar>
+              <w:top w:w="80" w:type="dxa"/>
+              <w:start w:w="120" w:type="dxa"/>
+              <w:bottom w:w="80" w:type="dxa"/>
+              <w:end w:w="120" w:type="dxa"/>
+            </w:tcMar>
           </w:tcPr>
           <w:p>
+            <w:pPr>
+              <w:spacing w:before="40" w:after="40" w:line="276" w:lineRule="auto"/>
+              <w:jc w:val="left"/>
+            </w:pPr>
             <w:r/>
+            <w:r>
+              <w:rPr>
+                <w:rFonts w:ascii="Microsoft YaHei" w:hAnsi="Microsoft YaHei" w:eastAsia="Microsoft YaHei"/>
+                <w:b w:val="0"/>
+                <w:i w:val="0"/>
+                <w:color w:val="24364B"/>
+                <w:sz w:val="17"/>
+              </w:rPr>
+            </w:r>
           </w:p>
         </w:tc>
         <w:tc>
           <w:tcPr>
-            <w:tcW w:type="dxa" w:w="1296"/>
+            <w:tcW w:type="dxa" w:w="1552"/>
+            <w:shd w:fill="FFF9E8"/>
+            <w:vAlign w:val="center"/>
+            <w:tcMar>
+              <w:top w:w="80" w:type="dxa"/>
+              <w:start w:w="120" w:type="dxa"/>
+              <w:bottom w:w="80" w:type="dxa"/>
+              <w:end w:w="120" w:type="dxa"/>
+            </w:tcMar>
           </w:tcPr>
           <w:p>
+            <w:pPr>
+              <w:spacing w:before="40" w:after="40" w:line="276" w:lineRule="auto"/>
+              <w:jc w:val="left"/>
+            </w:pPr>
             <w:r/>
+            <w:r>
+              <w:rPr>
+                <w:rFonts w:ascii="Microsoft YaHei" w:hAnsi="Microsoft YaHei" w:eastAsia="Microsoft YaHei"/>
+                <w:b w:val="0"/>
+                <w:i w:val="0"/>
+                <w:color w:val="24364B"/>
+                <w:sz w:val="17"/>
+              </w:rPr>
+            </w:r>
           </w:p>
         </w:tc>
         <w:tc>
           <w:tcPr>
-            <w:tcW w:type="dxa" w:w="1296"/>
+            <w:tcW w:type="dxa" w:w="1940"/>
+            <w:shd w:fill="FFF9E8"/>
+            <w:vAlign w:val="center"/>
+            <w:tcMar>
+              <w:top w:w="80" w:type="dxa"/>
+              <w:start w:w="120" w:type="dxa"/>
+              <w:bottom w:w="80" w:type="dxa"/>
+              <w:end w:w="120" w:type="dxa"/>
+            </w:tcMar>
           </w:tcPr>
           <w:p>
+            <w:pPr>
+              <w:spacing w:before="40" w:after="40" w:line="276" w:lineRule="auto"/>
+              <w:jc w:val="left"/>
+            </w:pPr>
             <w:r/>
+            <w:r>
+              <w:rPr>
+                <w:rFonts w:ascii="Microsoft YaHei" w:hAnsi="Microsoft YaHei" w:eastAsia="Microsoft YaHei"/>
+                <w:b w:val="0"/>
+                <w:i w:val="0"/>
+                <w:color w:val="24364B"/>
+                <w:sz w:val="17"/>
+              </w:rPr>
+            </w:r>
           </w:p>
         </w:tc>
         <w:tc>
           <w:tcPr>
-            <w:tcW w:type="dxa" w:w="1296"/>
+            <w:tcW w:type="dxa" w:w="2406"/>
+            <w:shd w:fill="FFF9E8"/>
+            <w:vAlign w:val="center"/>
+            <w:tcMar>
+              <w:top w:w="80" w:type="dxa"/>
+              <w:start w:w="120" w:type="dxa"/>
+              <w:bottom w:w="80" w:type="dxa"/>
+              <w:end w:w="120" w:type="dxa"/>
+            </w:tcMar>
           </w:tcPr>
           <w:p>
+            <w:pPr>
+              <w:spacing w:before="40" w:after="40" w:line="276" w:lineRule="auto"/>
+              <w:jc w:val="left"/>
+            </w:pPr>
             <w:r/>
+            <w:r>
+              <w:rPr>
+                <w:rFonts w:ascii="Microsoft YaHei" w:hAnsi="Microsoft YaHei" w:eastAsia="Microsoft YaHei"/>
+                <w:b w:val="0"/>
+                <w:i w:val="0"/>
+                <w:color w:val="24364B"/>
+                <w:sz w:val="17"/>
+              </w:rPr>
+            </w:r>
           </w:p>
         </w:tc>
         <w:tc>
           <w:tcPr>
-            <w:tcW w:type="dxa" w:w="1296"/>
+            <w:tcW w:type="dxa" w:w="1164"/>
+            <w:shd w:fill="FFF9E8"/>
+            <w:vAlign w:val="center"/>
+            <w:tcMar>
+              <w:top w:w="80" w:type="dxa"/>
+              <w:start w:w="120" w:type="dxa"/>
+              <w:bottom w:w="80" w:type="dxa"/>
+              <w:end w:w="120" w:type="dxa"/>
+            </w:tcMar>
           </w:tcPr>
           <w:p>
+            <w:pPr>
+              <w:spacing w:before="40" w:after="40" w:line="276" w:lineRule="auto"/>
+              <w:jc w:val="left"/>
+            </w:pPr>
             <w:r/>
+            <w:r>
+              <w:rPr>
+                <w:rFonts w:ascii="Microsoft YaHei" w:hAnsi="Microsoft YaHei" w:eastAsia="Microsoft YaHei"/>
+                <w:b w:val="0"/>
+                <w:i w:val="0"/>
+                <w:color w:val="24364B"/>
+                <w:sz w:val="17"/>
+              </w:rPr>
+            </w:r>
           </w:p>
         </w:tc>
       </w:tr>
       <w:tr>
+        <w:trPr>
+          <w:cantSplit/>
+          <w:cantSplit/>
+          <w:cantSplit/>
+          <w:cantSplit/>
+          <w:cantSplit/>
+          <w:cantSplit/>
+          <w:cantSplit/>
+          <w:cantSplit/>
+        </w:trPr>
         <w:tc>
           <w:tcPr>
-            <w:tcW w:type="dxa" w:w="1296"/>
+            <w:tcW w:type="dxa" w:w="1164"/>
+            <w:shd w:fill="FFFFFF"/>
+            <w:vAlign w:val="center"/>
+            <w:tcMar>
+              <w:top w:w="80" w:type="dxa"/>
+              <w:start w:w="120" w:type="dxa"/>
+              <w:bottom w:w="80" w:type="dxa"/>
+              <w:end w:w="120" w:type="dxa"/>
+            </w:tcMar>
           </w:tcPr>
           <w:p>
+            <w:pPr>
+              <w:spacing w:before="40" w:after="40" w:line="276" w:lineRule="auto"/>
+              <w:jc w:val="center"/>
+            </w:pPr>
             <w:r/>
+            <w:r>
+              <w:rPr>
+                <w:rFonts w:ascii="Microsoft YaHei" w:hAnsi="Microsoft YaHei" w:eastAsia="Microsoft YaHei"/>
+                <w:b w:val="0"/>
+                <w:i w:val="0"/>
+                <w:color w:val="667A90"/>
+                <w:sz w:val="17"/>
+              </w:rPr>
+              <w:t>4</w:t>
+            </w:r>
           </w:p>
         </w:tc>
         <w:tc>
           <w:tcPr>
-            <w:tcW w:type="dxa" w:w="1296"/>
+            <w:tcW w:type="dxa" w:w="1940"/>
+            <w:shd w:fill="FFF9E8"/>
+            <w:vAlign w:val="center"/>
+            <w:tcMar>
+              <w:top w:w="80" w:type="dxa"/>
+              <w:start w:w="120" w:type="dxa"/>
+              <w:bottom w:w="80" w:type="dxa"/>
+              <w:end w:w="120" w:type="dxa"/>
+            </w:tcMar>
           </w:tcPr>
           <w:p>
+            <w:pPr>
+              <w:spacing w:before="40" w:after="40" w:line="276" w:lineRule="auto"/>
+              <w:jc w:val="left"/>
+            </w:pPr>
             <w:r/>
+            <w:r>
+              <w:rPr>
+                <w:rFonts w:ascii="Microsoft YaHei" w:hAnsi="Microsoft YaHei" w:eastAsia="Microsoft YaHei"/>
+                <w:b w:val="0"/>
+                <w:i w:val="0"/>
+                <w:color w:val="24364B"/>
+                <w:sz w:val="17"/>
+              </w:rPr>
+            </w:r>
           </w:p>
         </w:tc>
         <w:tc>
           <w:tcPr>
-            <w:tcW w:type="dxa" w:w="1296"/>
+            <w:tcW w:type="dxa" w:w="3415"/>
+            <w:shd w:fill="FFF9E8"/>
+            <w:vAlign w:val="center"/>
+            <w:tcMar>
+              <w:top w:w="80" w:type="dxa"/>
+              <w:start w:w="120" w:type="dxa"/>
+              <w:bottom w:w="80" w:type="dxa"/>
+              <w:end w:w="120" w:type="dxa"/>
+            </w:tcMar>
           </w:tcPr>
           <w:p>
+            <w:pPr>
+              <w:spacing w:before="40" w:after="40" w:line="276" w:lineRule="auto"/>
+              <w:jc w:val="left"/>
+            </w:pPr>
             <w:r/>
+            <w:r>
+              <w:rPr>
+                <w:rFonts w:ascii="Microsoft YaHei" w:hAnsi="Microsoft YaHei" w:eastAsia="Microsoft YaHei"/>
+                <w:b w:val="0"/>
+                <w:i w:val="0"/>
+                <w:color w:val="24364B"/>
+                <w:sz w:val="17"/>
+              </w:rPr>
+            </w:r>
           </w:p>
         </w:tc>
         <w:tc>
           <w:tcPr>
-            <w:tcW w:type="dxa" w:w="1296"/>
+            <w:tcW w:type="dxa" w:w="1319"/>
+            <w:shd w:fill="FFF9E8"/>
+            <w:vAlign w:val="center"/>
+            <w:tcMar>
+              <w:top w:w="80" w:type="dxa"/>
+              <w:start w:w="120" w:type="dxa"/>
+              <w:bottom w:w="80" w:type="dxa"/>
+              <w:end w:w="120" w:type="dxa"/>
+            </w:tcMar>
           </w:tcPr>
           <w:p>
+            <w:pPr>
+              <w:spacing w:before="40" w:after="40" w:line="276" w:lineRule="auto"/>
+              <w:jc w:val="left"/>
+            </w:pPr>
             <w:r/>
+            <w:r>
+              <w:rPr>
+                <w:rFonts w:ascii="Microsoft YaHei" w:hAnsi="Microsoft YaHei" w:eastAsia="Microsoft YaHei"/>
+                <w:b w:val="0"/>
+                <w:i w:val="0"/>
+                <w:color w:val="24364B"/>
+                <w:sz w:val="17"/>
+              </w:rPr>
+            </w:r>
           </w:p>
         </w:tc>
         <w:tc>
           <w:tcPr>
-            <w:tcW w:type="dxa" w:w="1296"/>
+            <w:tcW w:type="dxa" w:w="1552"/>
+            <w:shd w:fill="FFF9E8"/>
+            <w:vAlign w:val="center"/>
+            <w:tcMar>
+              <w:top w:w="80" w:type="dxa"/>
+              <w:start w:w="120" w:type="dxa"/>
+              <w:bottom w:w="80" w:type="dxa"/>
+              <w:end w:w="120" w:type="dxa"/>
+            </w:tcMar>
           </w:tcPr>
           <w:p>
+            <w:pPr>
+              <w:spacing w:before="40" w:after="40" w:line="276" w:lineRule="auto"/>
+              <w:jc w:val="left"/>
+            </w:pPr>
             <w:r/>
+            <w:r>
+              <w:rPr>
+                <w:rFonts w:ascii="Microsoft YaHei" w:hAnsi="Microsoft YaHei" w:eastAsia="Microsoft YaHei"/>
+                <w:b w:val="0"/>
+                <w:i w:val="0"/>
+                <w:color w:val="24364B"/>
+                <w:sz w:val="17"/>
+              </w:rPr>
+            </w:r>
           </w:p>
         </w:tc>
         <w:tc>
           <w:tcPr>
-            <w:tcW w:type="dxa" w:w="1296"/>
+            <w:tcW w:type="dxa" w:w="1940"/>
+            <w:shd w:fill="FFF9E8"/>
+            <w:vAlign w:val="center"/>
+            <w:tcMar>
+              <w:top w:w="80" w:type="dxa"/>
+              <w:start w:w="120" w:type="dxa"/>
+              <w:bottom w:w="80" w:type="dxa"/>
+              <w:end w:w="120" w:type="dxa"/>
+            </w:tcMar>
           </w:tcPr>
           <w:p>
+            <w:pPr>
+              <w:spacing w:before="40" w:after="40" w:line="276" w:lineRule="auto"/>
+              <w:jc w:val="left"/>
+            </w:pPr>
             <w:r/>
+            <w:r>
+              <w:rPr>
+                <w:rFonts w:ascii="Microsoft YaHei" w:hAnsi="Microsoft YaHei" w:eastAsia="Microsoft YaHei"/>
+                <w:b w:val="0"/>
+                <w:i w:val="0"/>
+                <w:color w:val="24364B"/>
+                <w:sz w:val="17"/>
+              </w:rPr>
+            </w:r>
           </w:p>
         </w:tc>
         <w:tc>
           <w:tcPr>
-            <w:tcW w:type="dxa" w:w="1296"/>
+            <w:tcW w:type="dxa" w:w="2406"/>
+            <w:shd w:fill="FFF9E8"/>
+            <w:vAlign w:val="center"/>
+            <w:tcMar>
+              <w:top w:w="80" w:type="dxa"/>
+              <w:start w:w="120" w:type="dxa"/>
+              <w:bottom w:w="80" w:type="dxa"/>
+              <w:end w:w="120" w:type="dxa"/>
+            </w:tcMar>
           </w:tcPr>
           <w:p>
+            <w:pPr>
+              <w:spacing w:before="40" w:after="40" w:line="276" w:lineRule="auto"/>
+              <w:jc w:val="left"/>
+            </w:pPr>
             <w:r/>
+            <w:r>
+              <w:rPr>
+                <w:rFonts w:ascii="Microsoft YaHei" w:hAnsi="Microsoft YaHei" w:eastAsia="Microsoft YaHei"/>
+                <w:b w:val="0"/>
+                <w:i w:val="0"/>
+                <w:color w:val="24364B"/>
+                <w:sz w:val="17"/>
+              </w:rPr>
+            </w:r>
           </w:p>
         </w:tc>
         <w:tc>
           <w:tcPr>
-            <w:tcW w:type="dxa" w:w="1296"/>
+            <w:tcW w:type="dxa" w:w="1164"/>
+            <w:shd w:fill="FFF9E8"/>
+            <w:vAlign w:val="center"/>
+            <w:tcMar>
+              <w:top w:w="80" w:type="dxa"/>
+              <w:start w:w="120" w:type="dxa"/>
+              <w:bottom w:w="80" w:type="dxa"/>
+              <w:end w:w="120" w:type="dxa"/>
+            </w:tcMar>
           </w:tcPr>
           <w:p>
+            <w:pPr>
+              <w:spacing w:before="40" w:after="40" w:line="276" w:lineRule="auto"/>
+              <w:jc w:val="left"/>
+            </w:pPr>
             <w:r/>
+            <w:r>
+              <w:rPr>
+                <w:rFonts w:ascii="Microsoft YaHei" w:hAnsi="Microsoft YaHei" w:eastAsia="Microsoft YaHei"/>
+                <w:b w:val="0"/>
+                <w:i w:val="0"/>
+                <w:color w:val="24364B"/>
+                <w:sz w:val="17"/>
+              </w:rPr>
+            </w:r>
           </w:p>
         </w:tc>
       </w:tr>
       <w:tr>
+        <w:trPr>
+          <w:cantSplit/>
+          <w:cantSplit/>
+          <w:cantSplit/>
+          <w:cantSplit/>
+          <w:cantSplit/>
+          <w:cantSplit/>
+          <w:cantSplit/>
+        </w:trPr>
         <w:tc>
           <w:tcPr>
-            <w:tcW w:type="dxa" w:w="1296"/>
+            <w:tcW w:type="dxa" w:w="1164"/>
+            <w:shd w:fill="FFFFFF"/>
+            <w:vAlign w:val="center"/>
+            <w:tcMar>
+              <w:top w:w="80" w:type="dxa"/>
+              <w:start w:w="120" w:type="dxa"/>
+              <w:bottom w:w="80" w:type="dxa"/>
+              <w:end w:w="120" w:type="dxa"/>
+            </w:tcMar>
           </w:tcPr>
           <w:p>
+            <w:pPr>
+              <w:spacing w:before="40" w:after="40" w:line="276" w:lineRule="auto"/>
+              <w:jc w:val="center"/>
+            </w:pPr>
             <w:r/>
+            <w:r>
+              <w:rPr>
+                <w:rFonts w:ascii="Microsoft YaHei" w:hAnsi="Microsoft YaHei" w:eastAsia="Microsoft YaHei"/>
+                <w:b w:val="0"/>
+                <w:i w:val="0"/>
+                <w:color w:val="667A90"/>
+                <w:sz w:val="17"/>
+              </w:rPr>
+              <w:t>5</w:t>
+            </w:r>
           </w:p>
         </w:tc>
         <w:tc>
           <w:tcPr>
-            <w:tcW w:type="dxa" w:w="1296"/>
+            <w:tcW w:type="dxa" w:w="1940"/>
+            <w:shd w:fill="FFF9E8"/>
+            <w:vAlign w:val="center"/>
+            <w:tcMar>
+              <w:top w:w="80" w:type="dxa"/>
+              <w:start w:w="120" w:type="dxa"/>
+              <w:bottom w:w="80" w:type="dxa"/>
+              <w:end w:w="120" w:type="dxa"/>
+            </w:tcMar>
           </w:tcPr>
           <w:p>
+            <w:pPr>
+              <w:spacing w:before="40" w:after="40" w:line="276" w:lineRule="auto"/>
+              <w:jc w:val="left"/>
+            </w:pPr>
             <w:r/>
+            <w:r>
+              <w:rPr>
+                <w:rFonts w:ascii="Microsoft YaHei" w:hAnsi="Microsoft YaHei" w:eastAsia="Microsoft YaHei"/>
+                <w:b w:val="0"/>
+                <w:i w:val="0"/>
+                <w:color w:val="24364B"/>
+                <w:sz w:val="17"/>
+              </w:rPr>
+            </w:r>
           </w:p>
         </w:tc>
         <w:tc>
           <w:tcPr>
-            <w:tcW w:type="dxa" w:w="1296"/>
+            <w:tcW w:type="dxa" w:w="3415"/>
+            <w:shd w:fill="FFF9E8"/>
+            <w:vAlign w:val="center"/>
+            <w:tcMar>
+              <w:top w:w="80" w:type="dxa"/>
+              <w:start w:w="120" w:type="dxa"/>
+              <w:bottom w:w="80" w:type="dxa"/>
+              <w:end w:w="120" w:type="dxa"/>
+            </w:tcMar>
           </w:tcPr>
           <w:p>
+            <w:pPr>
+              <w:spacing w:before="40" w:after="40" w:line="276" w:lineRule="auto"/>
+              <w:jc w:val="left"/>
+            </w:pPr>
             <w:r/>
+            <w:r>
+              <w:rPr>
+                <w:rFonts w:ascii="Microsoft YaHei" w:hAnsi="Microsoft YaHei" w:eastAsia="Microsoft YaHei"/>
+                <w:b w:val="0"/>
+                <w:i w:val="0"/>
+                <w:color w:val="24364B"/>
+                <w:sz w:val="17"/>
+              </w:rPr>
+            </w:r>
           </w:p>
         </w:tc>
         <w:tc>
           <w:tcPr>
-            <w:tcW w:type="dxa" w:w="1296"/>
+            <w:tcW w:type="dxa" w:w="1319"/>
+            <w:shd w:fill="FFF9E8"/>
+            <w:vAlign w:val="center"/>
+            <w:tcMar>
+              <w:top w:w="80" w:type="dxa"/>
+              <w:start w:w="120" w:type="dxa"/>
+              <w:bottom w:w="80" w:type="dxa"/>
+              <w:end w:w="120" w:type="dxa"/>
+            </w:tcMar>
           </w:tcPr>
           <w:p>
+            <w:pPr>
+              <w:spacing w:before="40" w:after="40" w:line="276" w:lineRule="auto"/>
+              <w:jc w:val="left"/>
+            </w:pPr>
             <w:r/>
+            <w:r>
+              <w:rPr>
+                <w:rFonts w:ascii="Microsoft YaHei" w:hAnsi="Microsoft YaHei" w:eastAsia="Microsoft YaHei"/>
+                <w:b w:val="0"/>
+                <w:i w:val="0"/>
+                <w:color w:val="24364B"/>
+                <w:sz w:val="17"/>
+              </w:rPr>
+            </w:r>
           </w:p>
         </w:tc>
         <w:tc>
           <w:tcPr>
-            <w:tcW w:type="dxa" w:w="1296"/>
+            <w:tcW w:type="dxa" w:w="1552"/>
+            <w:shd w:fill="FFF9E8"/>
+            <w:vAlign w:val="center"/>
+            <w:tcMar>
+              <w:top w:w="80" w:type="dxa"/>
+              <w:start w:w="120" w:type="dxa"/>
+              <w:bottom w:w="80" w:type="dxa"/>
+              <w:end w:w="120" w:type="dxa"/>
+            </w:tcMar>
           </w:tcPr>
           <w:p>
+            <w:pPr>
+              <w:spacing w:before="40" w:after="40" w:line="276" w:lineRule="auto"/>
+              <w:jc w:val="left"/>
+            </w:pPr>
             <w:r/>
+            <w:r>
+              <w:rPr>
+                <w:rFonts w:ascii="Microsoft YaHei" w:hAnsi="Microsoft YaHei" w:eastAsia="Microsoft YaHei"/>
+                <w:b w:val="0"/>
+                <w:i w:val="0"/>
+                <w:color w:val="24364B"/>
+                <w:sz w:val="17"/>
+              </w:rPr>
+            </w:r>
           </w:p>
         </w:tc>
         <w:tc>
           <w:tcPr>
-            <w:tcW w:type="dxa" w:w="1296"/>
+            <w:tcW w:type="dxa" w:w="1940"/>
+            <w:shd w:fill="FFF9E8"/>
+            <w:vAlign w:val="center"/>
+            <w:tcMar>
+              <w:top w:w="80" w:type="dxa"/>
+              <w:start w:w="120" w:type="dxa"/>
+              <w:bottom w:w="80" w:type="dxa"/>
+              <w:end w:w="120" w:type="dxa"/>
+            </w:tcMar>
           </w:tcPr>
           <w:p>
+            <w:pPr>
+              <w:spacing w:before="40" w:after="40" w:line="276" w:lineRule="auto"/>
+              <w:jc w:val="left"/>
+            </w:pPr>
             <w:r/>
+            <w:r>
+              <w:rPr>
+                <w:rFonts w:ascii="Microsoft YaHei" w:hAnsi="Microsoft YaHei" w:eastAsia="Microsoft YaHei"/>
+                <w:b w:val="0"/>
+                <w:i w:val="0"/>
+                <w:color w:val="24364B"/>
+                <w:sz w:val="17"/>
+              </w:rPr>
+            </w:r>
           </w:p>
         </w:tc>
         <w:tc>
           <w:tcPr>
-            <w:tcW w:type="dxa" w:w="1296"/>
+            <w:tcW w:type="dxa" w:w="2406"/>
+            <w:shd w:fill="FFF9E8"/>
+            <w:vAlign w:val="center"/>
+            <w:tcMar>
+              <w:top w:w="80" w:type="dxa"/>
+              <w:start w:w="120" w:type="dxa"/>
+              <w:bottom w:w="80" w:type="dxa"/>
+              <w:end w:w="120" w:type="dxa"/>
+            </w:tcMar>
           </w:tcPr>
           <w:p>
+            <w:pPr>
+              <w:spacing w:before="40" w:after="40" w:line="276" w:lineRule="auto"/>
+              <w:jc w:val="left"/>
+            </w:pPr>
             <w:r/>
+            <w:r>
+              <w:rPr>
+                <w:rFonts w:ascii="Microsoft YaHei" w:hAnsi="Microsoft YaHei" w:eastAsia="Microsoft YaHei"/>
+                <w:b w:val="0"/>
+                <w:i w:val="0"/>
+                <w:color w:val="24364B"/>
+                <w:sz w:val="17"/>
+              </w:rPr>
+            </w:r>
           </w:p>
         </w:tc>
         <w:tc>
           <w:tcPr>
-            <w:tcW w:type="dxa" w:w="1296"/>
+            <w:tcW w:type="dxa" w:w="1164"/>
+            <w:shd w:fill="FFF9E8"/>
+            <w:vAlign w:val="center"/>
+            <w:tcMar>
+              <w:top w:w="80" w:type="dxa"/>
+              <w:start w:w="120" w:type="dxa"/>
+              <w:bottom w:w="80" w:type="dxa"/>
+              <w:end w:w="120" w:type="dxa"/>
+            </w:tcMar>
           </w:tcPr>
           <w:p>
+            <w:pPr>
+              <w:spacing w:before="40" w:after="40" w:line="276" w:lineRule="auto"/>
+              <w:jc w:val="left"/>
+            </w:pPr>
             <w:r/>
+            <w:r>
+              <w:rPr>
+                <w:rFonts w:ascii="Microsoft YaHei" w:hAnsi="Microsoft YaHei" w:eastAsia="Microsoft YaHei"/>
+                <w:b w:val="0"/>
+                <w:i w:val="0"/>
+                <w:color w:val="24364B"/>
+                <w:sz w:val="17"/>
+              </w:rPr>
+            </w:r>
           </w:p>
         </w:tc>
       </w:tr>
       <w:tr>
+        <w:trPr>
+          <w:cantSplit/>
+          <w:cantSplit/>
+          <w:cantSplit/>
+          <w:cantSplit/>
+          <w:cantSplit/>
+          <w:cantSplit/>
+        </w:trPr>
         <w:tc>
           <w:tcPr>
-            <w:tcW w:type="dxa" w:w="1296"/>
+            <w:tcW w:type="dxa" w:w="1164"/>
+            <w:shd w:fill="FFFFFF"/>
+            <w:vAlign w:val="center"/>
+            <w:tcMar>
+              <w:top w:w="80" w:type="dxa"/>
+              <w:start w:w="120" w:type="dxa"/>
+              <w:bottom w:w="80" w:type="dxa"/>
+              <w:end w:w="120" w:type="dxa"/>
+            </w:tcMar>
           </w:tcPr>
           <w:p>
+            <w:pPr>
+              <w:spacing w:before="40" w:after="40" w:line="276" w:lineRule="auto"/>
+              <w:jc w:val="center"/>
+            </w:pPr>
             <w:r/>
+            <w:r>
+              <w:rPr>
+                <w:rFonts w:ascii="Microsoft YaHei" w:hAnsi="Microsoft YaHei" w:eastAsia="Microsoft YaHei"/>
+                <w:b w:val="0"/>
+                <w:i w:val="0"/>
+                <w:color w:val="667A90"/>
+                <w:sz w:val="17"/>
+              </w:rPr>
+              <w:t>6</w:t>
+            </w:r>
           </w:p>
         </w:tc>
         <w:tc>
           <w:tcPr>
-            <w:tcW w:type="dxa" w:w="1296"/>
+            <w:tcW w:type="dxa" w:w="1940"/>
+            <w:shd w:fill="FFF9E8"/>
+            <w:vAlign w:val="center"/>
+            <w:tcMar>
+              <w:top w:w="80" w:type="dxa"/>
+              <w:start w:w="120" w:type="dxa"/>
+              <w:bottom w:w="80" w:type="dxa"/>
+              <w:end w:w="120" w:type="dxa"/>
+            </w:tcMar>
           </w:tcPr>
           <w:p>
+            <w:pPr>
+              <w:spacing w:before="40" w:after="40" w:line="276" w:lineRule="auto"/>
+              <w:jc w:val="left"/>
+            </w:pPr>
             <w:r/>
+            <w:r>
+              <w:rPr>
+                <w:rFonts w:ascii="Microsoft YaHei" w:hAnsi="Microsoft YaHei" w:eastAsia="Microsoft YaHei"/>
+                <w:b w:val="0"/>
+                <w:i w:val="0"/>
+                <w:color w:val="24364B"/>
+                <w:sz w:val="17"/>
+              </w:rPr>
+            </w:r>
           </w:p>
         </w:tc>
         <w:tc>
           <w:tcPr>
-            <w:tcW w:type="dxa" w:w="1296"/>
+            <w:tcW w:type="dxa" w:w="3415"/>
+            <w:shd w:fill="FFF9E8"/>
+            <w:vAlign w:val="center"/>
+            <w:tcMar>
+              <w:top w:w="80" w:type="dxa"/>
+              <w:start w:w="120" w:type="dxa"/>
+              <w:bottom w:w="80" w:type="dxa"/>
+              <w:end w:w="120" w:type="dxa"/>
+            </w:tcMar>
           </w:tcPr>
           <w:p>
+            <w:pPr>
+              <w:spacing w:before="40" w:after="40" w:line="276" w:lineRule="auto"/>
+              <w:jc w:val="left"/>
+            </w:pPr>
             <w:r/>
+            <w:r>
+              <w:rPr>
+                <w:rFonts w:ascii="Microsoft YaHei" w:hAnsi="Microsoft YaHei" w:eastAsia="Microsoft YaHei"/>
+                <w:b w:val="0"/>
+                <w:i w:val="0"/>
+                <w:color w:val="24364B"/>
+                <w:sz w:val="17"/>
+              </w:rPr>
+            </w:r>
           </w:p>
         </w:tc>
         <w:tc>
           <w:tcPr>
-            <w:tcW w:type="dxa" w:w="1296"/>
+            <w:tcW w:type="dxa" w:w="1319"/>
+            <w:shd w:fill="FFF9E8"/>
+            <w:vAlign w:val="center"/>
+            <w:tcMar>
+              <w:top w:w="80" w:type="dxa"/>
+              <w:start w:w="120" w:type="dxa"/>
+              <w:bottom w:w="80" w:type="dxa"/>
+              <w:end w:w="120" w:type="dxa"/>
+            </w:tcMar>
           </w:tcPr>
           <w:p>
+            <w:pPr>
+              <w:spacing w:before="40" w:after="40" w:line="276" w:lineRule="auto"/>
+              <w:jc w:val="left"/>
+            </w:pPr>
             <w:r/>
+            <w:r>
+              <w:rPr>
+                <w:rFonts w:ascii="Microsoft YaHei" w:hAnsi="Microsoft YaHei" w:eastAsia="Microsoft YaHei"/>
+                <w:b w:val="0"/>
+                <w:i w:val="0"/>
+                <w:color w:val="24364B"/>
+                <w:sz w:val="17"/>
+              </w:rPr>
+            </w:r>
           </w:p>
         </w:tc>
         <w:tc>
           <w:tcPr>
-            <w:tcW w:type="dxa" w:w="1296"/>
+            <w:tcW w:type="dxa" w:w="1552"/>
+            <w:shd w:fill="FFF9E8"/>
+            <w:vAlign w:val="center"/>
+            <w:tcMar>
+              <w:top w:w="80" w:type="dxa"/>
+              <w:start w:w="120" w:type="dxa"/>
+              <w:bottom w:w="80" w:type="dxa"/>
+              <w:end w:w="120" w:type="dxa"/>
+            </w:tcMar>
           </w:tcPr>
           <w:p>
+            <w:pPr>
+              <w:spacing w:before="40" w:after="40" w:line="276" w:lineRule="auto"/>
+              <w:jc w:val="left"/>
+            </w:pPr>
             <w:r/>
+            <w:r>
+              <w:rPr>
+                <w:rFonts w:ascii="Microsoft YaHei" w:hAnsi="Microsoft YaHei" w:eastAsia="Microsoft YaHei"/>
+                <w:b w:val="0"/>
+                <w:i w:val="0"/>
+                <w:color w:val="24364B"/>
+                <w:sz w:val="17"/>
+              </w:rPr>
+            </w:r>
           </w:p>
         </w:tc>
         <w:tc>
           <w:tcPr>
-            <w:tcW w:type="dxa" w:w="1296"/>
+            <w:tcW w:type="dxa" w:w="1940"/>
+            <w:shd w:fill="FFF9E8"/>
+            <w:vAlign w:val="center"/>
+            <w:tcMar>
+              <w:top w:w="80" w:type="dxa"/>
+              <w:start w:w="120" w:type="dxa"/>
+              <w:bottom w:w="80" w:type="dxa"/>
+              <w:end w:w="120" w:type="dxa"/>
+            </w:tcMar>
           </w:tcPr>
           <w:p>
+            <w:pPr>
+              <w:spacing w:before="40" w:after="40" w:line="276" w:lineRule="auto"/>
+              <w:jc w:val="left"/>
+            </w:pPr>
             <w:r/>
+            <w:r>
+              <w:rPr>
+                <w:rFonts w:ascii="Microsoft YaHei" w:hAnsi="Microsoft YaHei" w:eastAsia="Microsoft YaHei"/>
+                <w:b w:val="0"/>
+                <w:i w:val="0"/>
+                <w:color w:val="24364B"/>
+                <w:sz w:val="17"/>
+              </w:rPr>
+            </w:r>
           </w:p>
         </w:tc>
         <w:tc>
           <w:tcPr>
-            <w:tcW w:type="dxa" w:w="1296"/>
+            <w:tcW w:type="dxa" w:w="2406"/>
+            <w:shd w:fill="FFF9E8"/>
+            <w:vAlign w:val="center"/>
+            <w:tcMar>
+              <w:top w:w="80" w:type="dxa"/>
+              <w:start w:w="120" w:type="dxa"/>
+              <w:bottom w:w="80" w:type="dxa"/>
+              <w:end w:w="120" w:type="dxa"/>
+            </w:tcMar>
           </w:tcPr>
           <w:p>
+            <w:pPr>
+              <w:spacing w:before="40" w:after="40" w:line="276" w:lineRule="auto"/>
+              <w:jc w:val="left"/>
+            </w:pPr>
             <w:r/>
+            <w:r>
+              <w:rPr>
+                <w:rFonts w:ascii="Microsoft YaHei" w:hAnsi="Microsoft YaHei" w:eastAsia="Microsoft YaHei"/>
+                <w:b w:val="0"/>
+                <w:i w:val="0"/>
+                <w:color w:val="24364B"/>
+                <w:sz w:val="17"/>
+              </w:rPr>
+            </w:r>
           </w:p>
         </w:tc>
         <w:tc>
           <w:tcPr>
-            <w:tcW w:type="dxa" w:w="1296"/>
+            <w:tcW w:type="dxa" w:w="1164"/>
+            <w:shd w:fill="FFF9E8"/>
+            <w:vAlign w:val="center"/>
+            <w:tcMar>
+              <w:top w:w="80" w:type="dxa"/>
+              <w:start w:w="120" w:type="dxa"/>
+              <w:bottom w:w="80" w:type="dxa"/>
+              <w:end w:w="120" w:type="dxa"/>
+            </w:tcMar>
           </w:tcPr>
           <w:p>
+            <w:pPr>
+              <w:spacing w:before="40" w:after="40" w:line="276" w:lineRule="auto"/>
+              <w:jc w:val="left"/>
+            </w:pPr>
             <w:r/>
+            <w:r>
+              <w:rPr>
+                <w:rFonts w:ascii="Microsoft YaHei" w:hAnsi="Microsoft YaHei" w:eastAsia="Microsoft YaHei"/>
+                <w:b w:val="0"/>
+                <w:i w:val="0"/>
+                <w:color w:val="24364B"/>
+                <w:sz w:val="17"/>
+              </w:rPr>
+            </w:r>
           </w:p>
         </w:tc>
       </w:tr>
       <w:tr>
+        <w:trPr>
+          <w:cantSplit/>
+          <w:cantSplit/>
+          <w:cantSplit/>
+          <w:cantSplit/>
+          <w:cantSplit/>
+        </w:trPr>
         <w:tc>
           <w:tcPr>
-            <w:tcW w:type="dxa" w:w="1296"/>
+            <w:tcW w:type="dxa" w:w="1164"/>
+            <w:shd w:fill="FFFFFF"/>
+            <w:vAlign w:val="center"/>
+            <w:tcMar>
+              <w:top w:w="80" w:type="dxa"/>
+              <w:start w:w="120" w:type="dxa"/>
+              <w:bottom w:w="80" w:type="dxa"/>
+              <w:end w:w="120" w:type="dxa"/>
+            </w:tcMar>
           </w:tcPr>
           <w:p>
+            <w:pPr>
+              <w:spacing w:before="40" w:after="40" w:line="276" w:lineRule="auto"/>
+              <w:jc w:val="center"/>
+            </w:pPr>
             <w:r/>
+            <w:r>
+              <w:rPr>
+                <w:rFonts w:ascii="Microsoft YaHei" w:hAnsi="Microsoft YaHei" w:eastAsia="Microsoft YaHei"/>
+                <w:b w:val="0"/>
+                <w:i w:val="0"/>
+                <w:color w:val="667A90"/>
+                <w:sz w:val="17"/>
+              </w:rPr>
+              <w:t>7</w:t>
+            </w:r>
           </w:p>
         </w:tc>
         <w:tc>
           <w:tcPr>
-            <w:tcW w:type="dxa" w:w="1296"/>
+            <w:tcW w:type="dxa" w:w="1940"/>
+            <w:shd w:fill="FFF9E8"/>
+            <w:vAlign w:val="center"/>
+            <w:tcMar>
+              <w:top w:w="80" w:type="dxa"/>
+              <w:start w:w="120" w:type="dxa"/>
+              <w:bottom w:w="80" w:type="dxa"/>
+              <w:end w:w="120" w:type="dxa"/>
+            </w:tcMar>
           </w:tcPr>
           <w:p>
+            <w:pPr>
+              <w:spacing w:before="40" w:after="40" w:line="276" w:lineRule="auto"/>
+              <w:jc w:val="left"/>
+            </w:pPr>
             <w:r/>
+            <w:r>
+              <w:rPr>
+                <w:rFonts w:ascii="Microsoft YaHei" w:hAnsi="Microsoft YaHei" w:eastAsia="Microsoft YaHei"/>
+                <w:b w:val="0"/>
+                <w:i w:val="0"/>
+                <w:color w:val="24364B"/>
+                <w:sz w:val="17"/>
+              </w:rPr>
+            </w:r>
           </w:p>
         </w:tc>
         <w:tc>
           <w:tcPr>
-            <w:tcW w:type="dxa" w:w="1296"/>
+            <w:tcW w:type="dxa" w:w="3415"/>
+            <w:shd w:fill="FFF9E8"/>
+            <w:vAlign w:val="center"/>
+            <w:tcMar>
+              <w:top w:w="80" w:type="dxa"/>
+              <w:start w:w="120" w:type="dxa"/>
+              <w:bottom w:w="80" w:type="dxa"/>
+              <w:end w:w="120" w:type="dxa"/>
+            </w:tcMar>
           </w:tcPr>
           <w:p>
+            <w:pPr>
+              <w:spacing w:before="40" w:after="40" w:line="276" w:lineRule="auto"/>
+              <w:jc w:val="left"/>
+            </w:pPr>
             <w:r/>
+            <w:r>
+              <w:rPr>
+                <w:rFonts w:ascii="Microsoft YaHei" w:hAnsi="Microsoft YaHei" w:eastAsia="Microsoft YaHei"/>
+                <w:b w:val="0"/>
+                <w:i w:val="0"/>
+                <w:color w:val="24364B"/>
+                <w:sz w:val="17"/>
+              </w:rPr>
+            </w:r>
           </w:p>
         </w:tc>
         <w:tc>
           <w:tcPr>
-            <w:tcW w:type="dxa" w:w="1296"/>
+            <w:tcW w:type="dxa" w:w="1319"/>
+            <w:shd w:fill="FFF9E8"/>
+            <w:vAlign w:val="center"/>
+            <w:tcMar>
+              <w:top w:w="80" w:type="dxa"/>
+              <w:start w:w="120" w:type="dxa"/>
+              <w:bottom w:w="80" w:type="dxa"/>
+              <w:end w:w="120" w:type="dxa"/>
+            </w:tcMar>
           </w:tcPr>
           <w:p>
+            <w:pPr>
+              <w:spacing w:before="40" w:after="40" w:line="276" w:lineRule="auto"/>
+              <w:jc w:val="left"/>
+            </w:pPr>
             <w:r/>
+            <w:r>
+              <w:rPr>
+                <w:rFonts w:ascii="Microsoft YaHei" w:hAnsi="Microsoft YaHei" w:eastAsia="Microsoft YaHei"/>
+                <w:b w:val="0"/>
+                <w:i w:val="0"/>
+                <w:color w:val="24364B"/>
+                <w:sz w:val="17"/>
+              </w:rPr>
+            </w:r>
           </w:p>
         </w:tc>
         <w:tc>
           <w:tcPr>
-            <w:tcW w:type="dxa" w:w="1296"/>
+            <w:tcW w:type="dxa" w:w="1552"/>
+            <w:shd w:fill="FFF9E8"/>
+            <w:vAlign w:val="center"/>
+            <w:tcMar>
+              <w:top w:w="80" w:type="dxa"/>
+              <w:start w:w="120" w:type="dxa"/>
+              <w:bottom w:w="80" w:type="dxa"/>
+              <w:end w:w="120" w:type="dxa"/>
+            </w:tcMar>
           </w:tcPr>
           <w:p>
+            <w:pPr>
+              <w:spacing w:before="40" w:after="40" w:line="276" w:lineRule="auto"/>
+              <w:jc w:val="left"/>
+            </w:pPr>
             <w:r/>
+            <w:r>
+              <w:rPr>
+                <w:rFonts w:ascii="Microsoft YaHei" w:hAnsi="Microsoft YaHei" w:eastAsia="Microsoft YaHei"/>
+                <w:b w:val="0"/>
+                <w:i w:val="0"/>
+                <w:color w:val="24364B"/>
+                <w:sz w:val="17"/>
+              </w:rPr>
+            </w:r>
           </w:p>
         </w:tc>
         <w:tc>
           <w:tcPr>
-            <w:tcW w:type="dxa" w:w="1296"/>
+            <w:tcW w:type="dxa" w:w="1940"/>
+            <w:shd w:fill="FFF9E8"/>
+            <w:vAlign w:val="center"/>
+            <w:tcMar>
+              <w:top w:w="80" w:type="dxa"/>
+              <w:start w:w="120" w:type="dxa"/>
+              <w:bottom w:w="80" w:type="dxa"/>
+              <w:end w:w="120" w:type="dxa"/>
+            </w:tcMar>
           </w:tcPr>
           <w:p>
+            <w:pPr>
+              <w:spacing w:before="40" w:after="40" w:line="276" w:lineRule="auto"/>
+              <w:jc w:val="left"/>
+            </w:pPr>
             <w:r/>
+            <w:r>
+              <w:rPr>
+                <w:rFonts w:ascii="Microsoft YaHei" w:hAnsi="Microsoft YaHei" w:eastAsia="Microsoft YaHei"/>
+                <w:b w:val="0"/>
+                <w:i w:val="0"/>
+                <w:color w:val="24364B"/>
+                <w:sz w:val="17"/>
+              </w:rPr>
+            </w:r>
           </w:p>
         </w:tc>
         <w:tc>
           <w:tcPr>
-            <w:tcW w:type="dxa" w:w="1296"/>
+            <w:tcW w:type="dxa" w:w="2406"/>
+            <w:shd w:fill="FFF9E8"/>
+            <w:vAlign w:val="center"/>
+            <w:tcMar>
+              <w:top w:w="80" w:type="dxa"/>
+              <w:start w:w="120" w:type="dxa"/>
+              <w:bottom w:w="80" w:type="dxa"/>
+              <w:end w:w="120" w:type="dxa"/>
+            </w:tcMar>
           </w:tcPr>
           <w:p>
+            <w:pPr>
+              <w:spacing w:before="40" w:after="40" w:line="276" w:lineRule="auto"/>
+              <w:jc w:val="left"/>
+            </w:pPr>
             <w:r/>
+            <w:r>
+              <w:rPr>
+                <w:rFonts w:ascii="Microsoft YaHei" w:hAnsi="Microsoft YaHei" w:eastAsia="Microsoft YaHei"/>
+                <w:b w:val="0"/>
+                <w:i w:val="0"/>
+                <w:color w:val="24364B"/>
+                <w:sz w:val="17"/>
+              </w:rPr>
+            </w:r>
           </w:p>
         </w:tc>
         <w:tc>
           <w:tcPr>
-            <w:tcW w:type="dxa" w:w="1296"/>
+            <w:tcW w:type="dxa" w:w="1164"/>
+            <w:shd w:fill="FFF9E8"/>
+            <w:vAlign w:val="center"/>
+            <w:tcMar>
+              <w:top w:w="80" w:type="dxa"/>
+              <w:start w:w="120" w:type="dxa"/>
+              <w:bottom w:w="80" w:type="dxa"/>
+              <w:end w:w="120" w:type="dxa"/>
+            </w:tcMar>
           </w:tcPr>
           <w:p>
+            <w:pPr>
+              <w:spacing w:before="40" w:after="40" w:line="276" w:lineRule="auto"/>
+              <w:jc w:val="left"/>
+            </w:pPr>
             <w:r/>
+            <w:r>
+              <w:rPr>
+                <w:rFonts w:ascii="Microsoft YaHei" w:hAnsi="Microsoft YaHei" w:eastAsia="Microsoft YaHei"/>
+                <w:b w:val="0"/>
+                <w:i w:val="0"/>
+                <w:color w:val="24364B"/>
+                <w:sz w:val="17"/>
+              </w:rPr>
+            </w:r>
           </w:p>
         </w:tc>
       </w:tr>
       <w:tr>
+        <w:trPr>
+          <w:cantSplit/>
+          <w:cantSplit/>
+          <w:cantSplit/>
+          <w:cantSplit/>
+        </w:trPr>
         <w:tc>
           <w:tcPr>
-            <w:tcW w:type="dxa" w:w="1296"/>
+            <w:tcW w:type="dxa" w:w="1164"/>
+            <w:shd w:fill="FFFFFF"/>
+            <w:vAlign w:val="center"/>
+            <w:tcMar>
+              <w:top w:w="80" w:type="dxa"/>
+              <w:start w:w="120" w:type="dxa"/>
+              <w:bottom w:w="80" w:type="dxa"/>
+              <w:end w:w="120" w:type="dxa"/>
+            </w:tcMar>
           </w:tcPr>
           <w:p>
+            <w:pPr>
+              <w:spacing w:before="40" w:after="40" w:line="276" w:lineRule="auto"/>
+              <w:jc w:val="center"/>
+            </w:pPr>
             <w:r/>
+            <w:r>
+              <w:rPr>
+                <w:rFonts w:ascii="Microsoft YaHei" w:hAnsi="Microsoft YaHei" w:eastAsia="Microsoft YaHei"/>
+                <w:b w:val="0"/>
+                <w:i w:val="0"/>
+                <w:color w:val="667A90"/>
+                <w:sz w:val="17"/>
+              </w:rPr>
+              <w:t>8</w:t>
+            </w:r>
           </w:p>
         </w:tc>
         <w:tc>
           <w:tcPr>
-            <w:tcW w:type="dxa" w:w="1296"/>
+            <w:tcW w:type="dxa" w:w="1940"/>
+            <w:shd w:fill="FFF9E8"/>
+            <w:vAlign w:val="center"/>
+            <w:tcMar>
+              <w:top w:w="80" w:type="dxa"/>
+              <w:start w:w="120" w:type="dxa"/>
+              <w:bottom w:w="80" w:type="dxa"/>
+              <w:end w:w="120" w:type="dxa"/>
+            </w:tcMar>
           </w:tcPr>
           <w:p>
+            <w:pPr>
+              <w:spacing w:before="40" w:after="40" w:line="276" w:lineRule="auto"/>
+              <w:jc w:val="left"/>
+            </w:pPr>
             <w:r/>
+            <w:r>
+              <w:rPr>
+                <w:rFonts w:ascii="Microsoft YaHei" w:hAnsi="Microsoft YaHei" w:eastAsia="Microsoft YaHei"/>
+                <w:b w:val="0"/>
+                <w:i w:val="0"/>
+                <w:color w:val="24364B"/>
+                <w:sz w:val="17"/>
+              </w:rPr>
+            </w:r>
           </w:p>
         </w:tc>
         <w:tc>
           <w:tcPr>
-            <w:tcW w:type="dxa" w:w="1296"/>
+            <w:tcW w:type="dxa" w:w="3415"/>
+            <w:shd w:fill="FFF9E8"/>
+            <w:vAlign w:val="center"/>
+            <w:tcMar>
+              <w:top w:w="80" w:type="dxa"/>
+              <w:start w:w="120" w:type="dxa"/>
+              <w:bottom w:w="80" w:type="dxa"/>
+              <w:end w:w="120" w:type="dxa"/>
+            </w:tcMar>
           </w:tcPr>
           <w:p>
+            <w:pPr>
+              <w:spacing w:before="40" w:after="40" w:line="276" w:lineRule="auto"/>
+              <w:jc w:val="left"/>
+            </w:pPr>
             <w:r/>
+            <w:r>
+              <w:rPr>
+                <w:rFonts w:ascii="Microsoft YaHei" w:hAnsi="Microsoft YaHei" w:eastAsia="Microsoft YaHei"/>
+                <w:b w:val="0"/>
+                <w:i w:val="0"/>
+                <w:color w:val="24364B"/>
+                <w:sz w:val="17"/>
+              </w:rPr>
+            </w:r>
           </w:p>
         </w:tc>
         <w:tc>
           <w:tcPr>
-            <w:tcW w:type="dxa" w:w="1296"/>
+            <w:tcW w:type="dxa" w:w="1319"/>
+            <w:shd w:fill="FFF9E8"/>
+            <w:vAlign w:val="center"/>
+            <w:tcMar>
+              <w:top w:w="80" w:type="dxa"/>
+              <w:start w:w="120" w:type="dxa"/>
+              <w:bottom w:w="80" w:type="dxa"/>
+              <w:end w:w="120" w:type="dxa"/>
+            </w:tcMar>
           </w:tcPr>
           <w:p>
+            <w:pPr>
+              <w:spacing w:before="40" w:after="40" w:line="276" w:lineRule="auto"/>
+              <w:jc w:val="left"/>
+            </w:pPr>
             <w:r/>
+            <w:r>
+              <w:rPr>
+                <w:rFonts w:ascii="Microsoft YaHei" w:hAnsi="Microsoft YaHei" w:eastAsia="Microsoft YaHei"/>
+                <w:b w:val="0"/>
+                <w:i w:val="0"/>
+                <w:color w:val="24364B"/>
+                <w:sz w:val="17"/>
+              </w:rPr>
+            </w:r>
           </w:p>
         </w:tc>
         <w:tc>
           <w:tcPr>
-            <w:tcW w:type="dxa" w:w="1296"/>
+            <w:tcW w:type="dxa" w:w="1552"/>
+            <w:shd w:fill="FFF9E8"/>
+            <w:vAlign w:val="center"/>
+            <w:tcMar>
+              <w:top w:w="80" w:type="dxa"/>
+              <w:start w:w="120" w:type="dxa"/>
+              <w:bottom w:w="80" w:type="dxa"/>
+              <w:end w:w="120" w:type="dxa"/>
+            </w:tcMar>
           </w:tcPr>
           <w:p>
+            <w:pPr>
+              <w:spacing w:before="40" w:after="40" w:line="276" w:lineRule="auto"/>
+              <w:jc w:val="left"/>
+            </w:pPr>
             <w:r/>
+            <w:r>
+              <w:rPr>
+                <w:rFonts w:ascii="Microsoft YaHei" w:hAnsi="Microsoft YaHei" w:eastAsia="Microsoft YaHei"/>
+                <w:b w:val="0"/>
+                <w:i w:val="0"/>
+                <w:color w:val="24364B"/>
+                <w:sz w:val="17"/>
+              </w:rPr>
+            </w:r>
           </w:p>
         </w:tc>
         <w:tc>
           <w:tcPr>
-            <w:tcW w:type="dxa" w:w="1296"/>
+            <w:tcW w:type="dxa" w:w="1940"/>
+            <w:shd w:fill="FFF9E8"/>
+            <w:vAlign w:val="center"/>
+            <w:tcMar>
+              <w:top w:w="80" w:type="dxa"/>
+              <w:start w:w="120" w:type="dxa"/>
+              <w:bottom w:w="80" w:type="dxa"/>
+              <w:end w:w="120" w:type="dxa"/>
+            </w:tcMar>
           </w:tcPr>
           <w:p>
+            <w:pPr>
+              <w:spacing w:before="40" w:after="40" w:line="276" w:lineRule="auto"/>
+              <w:jc w:val="left"/>
+            </w:pPr>
             <w:r/>
+            <w:r>
+              <w:rPr>
+                <w:rFonts w:ascii="Microsoft YaHei" w:hAnsi="Microsoft YaHei" w:eastAsia="Microsoft YaHei"/>
+                <w:b w:val="0"/>
+                <w:i w:val="0"/>
+                <w:color w:val="24364B"/>
+                <w:sz w:val="17"/>
+              </w:rPr>
+            </w:r>
           </w:p>
         </w:tc>
         <w:tc>
           <w:tcPr>
-            <w:tcW w:type="dxa" w:w="1296"/>
+            <w:tcW w:type="dxa" w:w="2406"/>
+            <w:shd w:fill="FFF9E8"/>
+            <w:vAlign w:val="center"/>
+            <w:tcMar>
+              <w:top w:w="80" w:type="dxa"/>
+              <w:start w:w="120" w:type="dxa"/>
+              <w:bottom w:w="80" w:type="dxa"/>
+              <w:end w:w="120" w:type="dxa"/>
+            </w:tcMar>
           </w:tcPr>
           <w:p>
+            <w:pPr>
+              <w:spacing w:before="40" w:after="40" w:line="276" w:lineRule="auto"/>
+              <w:jc w:val="left"/>
+            </w:pPr>
             <w:r/>
+            <w:r>
+              <w:rPr>
+                <w:rFonts w:ascii="Microsoft YaHei" w:hAnsi="Microsoft YaHei" w:eastAsia="Microsoft YaHei"/>
+                <w:b w:val="0"/>
+                <w:i w:val="0"/>
+                <w:color w:val="24364B"/>
+                <w:sz w:val="17"/>
+              </w:rPr>
+            </w:r>
           </w:p>
         </w:tc>
         <w:tc>
           <w:tcPr>
-            <w:tcW w:type="dxa" w:w="1296"/>
+            <w:tcW w:type="dxa" w:w="1164"/>
+            <w:shd w:fill="FFF9E8"/>
+            <w:vAlign w:val="center"/>
+            <w:tcMar>
+              <w:top w:w="80" w:type="dxa"/>
+              <w:start w:w="120" w:type="dxa"/>
+              <w:bottom w:w="80" w:type="dxa"/>
+              <w:end w:w="120" w:type="dxa"/>
+            </w:tcMar>
           </w:tcPr>
           <w:p>
+            <w:pPr>
+              <w:spacing w:before="40" w:after="40" w:line="276" w:lineRule="auto"/>
+              <w:jc w:val="left"/>
+            </w:pPr>
             <w:r/>
+            <w:r>
+              <w:rPr>
+                <w:rFonts w:ascii="Microsoft YaHei" w:hAnsi="Microsoft YaHei" w:eastAsia="Microsoft YaHei"/>
+                <w:b w:val="0"/>
+                <w:i w:val="0"/>
+                <w:color w:val="24364B"/>
+                <w:sz w:val="17"/>
+              </w:rPr>
+            </w:r>
           </w:p>
         </w:tc>
       </w:tr>
       <w:tr>
+        <w:trPr>
+          <w:cantSplit/>
+          <w:cantSplit/>
+          <w:cantSplit/>
+        </w:trPr>
         <w:tc>
           <w:tcPr>
-            <w:tcW w:type="dxa" w:w="1296"/>
+            <w:tcW w:type="dxa" w:w="1164"/>
+            <w:shd w:fill="FFFFFF"/>
+            <w:vAlign w:val="center"/>
+            <w:tcMar>
+              <w:top w:w="80" w:type="dxa"/>
+              <w:start w:w="120" w:type="dxa"/>
+              <w:bottom w:w="80" w:type="dxa"/>
+              <w:end w:w="120" w:type="dxa"/>
+            </w:tcMar>
           </w:tcPr>
           <w:p>
+            <w:pPr>
+              <w:spacing w:before="40" w:after="40" w:line="276" w:lineRule="auto"/>
+              <w:jc w:val="center"/>
+            </w:pPr>
             <w:r/>
+            <w:r>
+              <w:rPr>
+                <w:rFonts w:ascii="Microsoft YaHei" w:hAnsi="Microsoft YaHei" w:eastAsia="Microsoft YaHei"/>
+                <w:b w:val="0"/>
+                <w:i w:val="0"/>
+                <w:color w:val="667A90"/>
+                <w:sz w:val="17"/>
+              </w:rPr>
+              <w:t>9</w:t>
+            </w:r>
           </w:p>
         </w:tc>
         <w:tc>
           <w:tcPr>
-            <w:tcW w:type="dxa" w:w="1296"/>
+            <w:tcW w:type="dxa" w:w="1940"/>
+            <w:shd w:fill="FFF9E8"/>
+            <w:vAlign w:val="center"/>
+            <w:tcMar>
+              <w:top w:w="80" w:type="dxa"/>
+              <w:start w:w="120" w:type="dxa"/>
+              <w:bottom w:w="80" w:type="dxa"/>
+              <w:end w:w="120" w:type="dxa"/>
+            </w:tcMar>
           </w:tcPr>
           <w:p>
+            <w:pPr>
+              <w:spacing w:before="40" w:after="40" w:line="276" w:lineRule="auto"/>
+              <w:jc w:val="left"/>
+            </w:pPr>
             <w:r/>
+            <w:r>
+              <w:rPr>
+                <w:rFonts w:ascii="Microsoft YaHei" w:hAnsi="Microsoft YaHei" w:eastAsia="Microsoft YaHei"/>
+                <w:b w:val="0"/>
+                <w:i w:val="0"/>
+                <w:color w:val="24364B"/>
+                <w:sz w:val="17"/>
+              </w:rPr>
+            </w:r>
           </w:p>
         </w:tc>
         <w:tc>
           <w:tcPr>
-            <w:tcW w:type="dxa" w:w="1296"/>
+            <w:tcW w:type="dxa" w:w="3415"/>
+            <w:shd w:fill="FFF9E8"/>
+            <w:vAlign w:val="center"/>
+            <w:tcMar>
+              <w:top w:w="80" w:type="dxa"/>
+              <w:start w:w="120" w:type="dxa"/>
+              <w:bottom w:w="80" w:type="dxa"/>
+              <w:end w:w="120" w:type="dxa"/>
+            </w:tcMar>
           </w:tcPr>
           <w:p>
+            <w:pPr>
+              <w:spacing w:before="40" w:after="40" w:line="276" w:lineRule="auto"/>
+              <w:jc w:val="left"/>
+            </w:pPr>
             <w:r/>
+            <w:r>
+              <w:rPr>
+                <w:rFonts w:ascii="Microsoft YaHei" w:hAnsi="Microsoft YaHei" w:eastAsia="Microsoft YaHei"/>
+                <w:b w:val="0"/>
+                <w:i w:val="0"/>
+                <w:color w:val="24364B"/>
+                <w:sz w:val="17"/>
+              </w:rPr>
+            </w:r>
           </w:p>
         </w:tc>
         <w:tc>
           <w:tcPr>
-            <w:tcW w:type="dxa" w:w="1296"/>
+            <w:tcW w:type="dxa" w:w="1319"/>
+            <w:shd w:fill="FFF9E8"/>
+            <w:vAlign w:val="center"/>
+            <w:tcMar>
+              <w:top w:w="80" w:type="dxa"/>
+              <w:start w:w="120" w:type="dxa"/>
+              <w:bottom w:w="80" w:type="dxa"/>
+              <w:end w:w="120" w:type="dxa"/>
+            </w:tcMar>
           </w:tcPr>
           <w:p>
+            <w:pPr>
+              <w:spacing w:before="40" w:after="40" w:line="276" w:lineRule="auto"/>
+              <w:jc w:val="left"/>
+            </w:pPr>
             <w:r/>
+            <w:r>
+              <w:rPr>
+                <w:rFonts w:ascii="Microsoft YaHei" w:hAnsi="Microsoft YaHei" w:eastAsia="Microsoft YaHei"/>
+                <w:b w:val="0"/>
+                <w:i w:val="0"/>
+                <w:color w:val="24364B"/>
+                <w:sz w:val="17"/>
+              </w:rPr>
+            </w:r>
           </w:p>
         </w:tc>
         <w:tc>
           <w:tcPr>
-            <w:tcW w:type="dxa" w:w="1296"/>
+            <w:tcW w:type="dxa" w:w="1552"/>
+            <w:shd w:fill="FFF9E8"/>
+            <w:vAlign w:val="center"/>
+            <w:tcMar>
+              <w:top w:w="80" w:type="dxa"/>
+              <w:start w:w="120" w:type="dxa"/>
+              <w:bottom w:w="80" w:type="dxa"/>
+              <w:end w:w="120" w:type="dxa"/>
+            </w:tcMar>
           </w:tcPr>
           <w:p>
+            <w:pPr>
+              <w:spacing w:before="40" w:after="40" w:line="276" w:lineRule="auto"/>
+              <w:jc w:val="left"/>
+            </w:pPr>
             <w:r/>
+            <w:r>
+              <w:rPr>
+                <w:rFonts w:ascii="Microsoft YaHei" w:hAnsi="Microsoft YaHei" w:eastAsia="Microsoft YaHei"/>
+                <w:b w:val="0"/>
+                <w:i w:val="0"/>
+                <w:color w:val="24364B"/>
+                <w:sz w:val="17"/>
+              </w:rPr>
+            </w:r>
           </w:p>
         </w:tc>
         <w:tc>
           <w:tcPr>
-            <w:tcW w:type="dxa" w:w="1296"/>
+            <w:tcW w:type="dxa" w:w="1940"/>
+            <w:shd w:fill="FFF9E8"/>
+            <w:vAlign w:val="center"/>
+            <w:tcMar>
+              <w:top w:w="80" w:type="dxa"/>
+              <w:start w:w="120" w:type="dxa"/>
+              <w:bottom w:w="80" w:type="dxa"/>
+              <w:end w:w="120" w:type="dxa"/>
+            </w:tcMar>
           </w:tcPr>
           <w:p>
+            <w:pPr>
+              <w:spacing w:before="40" w:after="40" w:line="276" w:lineRule="auto"/>
+              <w:jc w:val="left"/>
+            </w:pPr>
             <w:r/>
+            <w:r>
+              <w:rPr>
+                <w:rFonts w:ascii="Microsoft YaHei" w:hAnsi="Microsoft YaHei" w:eastAsia="Microsoft YaHei"/>
+                <w:b w:val="0"/>
+                <w:i w:val="0"/>
+                <w:color w:val="24364B"/>
+                <w:sz w:val="17"/>
+              </w:rPr>
+            </w:r>
           </w:p>
         </w:tc>
         <w:tc>
           <w:tcPr>
-            <w:tcW w:type="dxa" w:w="1296"/>
+            <w:tcW w:type="dxa" w:w="2406"/>
+            <w:shd w:fill="FFF9E8"/>
+            <w:vAlign w:val="center"/>
+            <w:tcMar>
+              <w:top w:w="80" w:type="dxa"/>
+              <w:start w:w="120" w:type="dxa"/>
+              <w:bottom w:w="80" w:type="dxa"/>
+              <w:end w:w="120" w:type="dxa"/>
+            </w:tcMar>
           </w:tcPr>
           <w:p>
+            <w:pPr>
+              <w:spacing w:before="40" w:after="40" w:line="276" w:lineRule="auto"/>
+              <w:jc w:val="left"/>
+            </w:pPr>
             <w:r/>
+            <w:r>
+              <w:rPr>
+                <w:rFonts w:ascii="Microsoft YaHei" w:hAnsi="Microsoft YaHei" w:eastAsia="Microsoft YaHei"/>
+                <w:b w:val="0"/>
+                <w:i w:val="0"/>
+                <w:color w:val="24364B"/>
+                <w:sz w:val="17"/>
+              </w:rPr>
+            </w:r>
           </w:p>
         </w:tc>
         <w:tc>
           <w:tcPr>
-            <w:tcW w:type="dxa" w:w="1296"/>
+            <w:tcW w:type="dxa" w:w="1164"/>
+            <w:shd w:fill="FFF9E8"/>
+            <w:vAlign w:val="center"/>
+            <w:tcMar>
+              <w:top w:w="80" w:type="dxa"/>
+              <w:start w:w="120" w:type="dxa"/>
+              <w:bottom w:w="80" w:type="dxa"/>
+              <w:end w:w="120" w:type="dxa"/>
+            </w:tcMar>
           </w:tcPr>
           <w:p>
+            <w:pPr>
+              <w:spacing w:before="40" w:after="40" w:line="276" w:lineRule="auto"/>
+              <w:jc w:val="left"/>
+            </w:pPr>
             <w:r/>
+            <w:r>
+              <w:rPr>
+                <w:rFonts w:ascii="Microsoft YaHei" w:hAnsi="Microsoft YaHei" w:eastAsia="Microsoft YaHei"/>
+                <w:b w:val="0"/>
+                <w:i w:val="0"/>
+                <w:color w:val="24364B"/>
+                <w:sz w:val="17"/>
+              </w:rPr>
+            </w:r>
+          </w:p>
+        </w:tc>
+      </w:tr>
+      <w:tr>
+        <w:trPr>
+          <w:cantSplit/>
+          <w:cantSplit/>
+        </w:trPr>
+        <w:tc>
+          <w:tcPr>
+            <w:tcW w:type="dxa" w:w="1164"/>
+            <w:shd w:fill="FFFFFF"/>
+            <w:vAlign w:val="center"/>
+            <w:tcMar>
+              <w:top w:w="80" w:type="dxa"/>
+              <w:start w:w="120" w:type="dxa"/>
+              <w:bottom w:w="80" w:type="dxa"/>
+              <w:end w:w="120" w:type="dxa"/>
+            </w:tcMar>
+          </w:tcPr>
+          <w:p>
+            <w:pPr>
+              <w:spacing w:before="40" w:after="40" w:line="276" w:lineRule="auto"/>
+              <w:jc w:val="center"/>
+            </w:pPr>
+            <w:r/>
+            <w:r>
+              <w:rPr>
+                <w:rFonts w:ascii="Microsoft YaHei" w:hAnsi="Microsoft YaHei" w:eastAsia="Microsoft YaHei"/>
+                <w:b w:val="0"/>
+                <w:i w:val="0"/>
+                <w:color w:val="667A90"/>
+                <w:sz w:val="17"/>
+              </w:rPr>
+              <w:t>10</w:t>
+            </w:r>
+          </w:p>
+        </w:tc>
+        <w:tc>
+          <w:tcPr>
+            <w:tcW w:type="dxa" w:w="1940"/>
+            <w:shd w:fill="FFF9E8"/>
+            <w:vAlign w:val="center"/>
+            <w:tcMar>
+              <w:top w:w="80" w:type="dxa"/>
+              <w:start w:w="120" w:type="dxa"/>
+              <w:bottom w:w="80" w:type="dxa"/>
+              <w:end w:w="120" w:type="dxa"/>
+            </w:tcMar>
+          </w:tcPr>
+          <w:p>
+            <w:pPr>
+              <w:spacing w:before="40" w:after="40" w:line="276" w:lineRule="auto"/>
+              <w:jc w:val="left"/>
+            </w:pPr>
+            <w:r/>
+            <w:r>
+              <w:rPr>
+                <w:rFonts w:ascii="Microsoft YaHei" w:hAnsi="Microsoft YaHei" w:eastAsia="Microsoft YaHei"/>
+                <w:b w:val="0"/>
+                <w:i w:val="0"/>
+                <w:color w:val="24364B"/>
+                <w:sz w:val="17"/>
+              </w:rPr>
+            </w:r>
+          </w:p>
+        </w:tc>
+        <w:tc>
+          <w:tcPr>
+            <w:tcW w:type="dxa" w:w="3415"/>
+            <w:shd w:fill="FFF9E8"/>
+            <w:vAlign w:val="center"/>
+            <w:tcMar>
+              <w:top w:w="80" w:type="dxa"/>
+              <w:start w:w="120" w:type="dxa"/>
+              <w:bottom w:w="80" w:type="dxa"/>
+              <w:end w:w="120" w:type="dxa"/>
+            </w:tcMar>
+          </w:tcPr>
+          <w:p>
+            <w:pPr>
+              <w:spacing w:before="40" w:after="40" w:line="276" w:lineRule="auto"/>
+              <w:jc w:val="left"/>
+            </w:pPr>
+            <w:r/>
+            <w:r>
+              <w:rPr>
+                <w:rFonts w:ascii="Microsoft YaHei" w:hAnsi="Microsoft YaHei" w:eastAsia="Microsoft YaHei"/>
+                <w:b w:val="0"/>
+                <w:i w:val="0"/>
+                <w:color w:val="24364B"/>
+                <w:sz w:val="17"/>
+              </w:rPr>
+            </w:r>
+          </w:p>
+        </w:tc>
+        <w:tc>
+          <w:tcPr>
+            <w:tcW w:type="dxa" w:w="1319"/>
+            <w:shd w:fill="FFF9E8"/>
+            <w:vAlign w:val="center"/>
+            <w:tcMar>
+              <w:top w:w="80" w:type="dxa"/>
+              <w:start w:w="120" w:type="dxa"/>
+              <w:bottom w:w="80" w:type="dxa"/>
+              <w:end w:w="120" w:type="dxa"/>
+            </w:tcMar>
+          </w:tcPr>
+          <w:p>
+            <w:pPr>
+              <w:spacing w:before="40" w:after="40" w:line="276" w:lineRule="auto"/>
+              <w:jc w:val="left"/>
+            </w:pPr>
+            <w:r/>
+            <w:r>
+              <w:rPr>
+                <w:rFonts w:ascii="Microsoft YaHei" w:hAnsi="Microsoft YaHei" w:eastAsia="Microsoft YaHei"/>
+                <w:b w:val="0"/>
+                <w:i w:val="0"/>
+                <w:color w:val="24364B"/>
+                <w:sz w:val="17"/>
+              </w:rPr>
+            </w:r>
+          </w:p>
+        </w:tc>
+        <w:tc>
+          <w:tcPr>
+            <w:tcW w:type="dxa" w:w="1552"/>
+            <w:shd w:fill="FFF9E8"/>
+            <w:vAlign w:val="center"/>
+            <w:tcMar>
+              <w:top w:w="80" w:type="dxa"/>
+              <w:start w:w="120" w:type="dxa"/>
+              <w:bottom w:w="80" w:type="dxa"/>
+              <w:end w:w="120" w:type="dxa"/>
+            </w:tcMar>
+          </w:tcPr>
+          <w:p>
+            <w:pPr>
+              <w:spacing w:before="40" w:after="40" w:line="276" w:lineRule="auto"/>
+              <w:jc w:val="left"/>
+            </w:pPr>
+            <w:r/>
+            <w:r>
+              <w:rPr>
+                <w:rFonts w:ascii="Microsoft YaHei" w:hAnsi="Microsoft YaHei" w:eastAsia="Microsoft YaHei"/>
+                <w:b w:val="0"/>
+                <w:i w:val="0"/>
+                <w:color w:val="24364B"/>
+                <w:sz w:val="17"/>
+              </w:rPr>
+            </w:r>
+          </w:p>
+        </w:tc>
+        <w:tc>
+          <w:tcPr>
+            <w:tcW w:type="dxa" w:w="1940"/>
+            <w:shd w:fill="FFF9E8"/>
+            <w:vAlign w:val="center"/>
+            <w:tcMar>
+              <w:top w:w="80" w:type="dxa"/>
+              <w:start w:w="120" w:type="dxa"/>
+              <w:bottom w:w="80" w:type="dxa"/>
+              <w:end w:w="120" w:type="dxa"/>
+            </w:tcMar>
+          </w:tcPr>
+          <w:p>
+            <w:pPr>
+              <w:spacing w:before="40" w:after="40" w:line="276" w:lineRule="auto"/>
+              <w:jc w:val="left"/>
+            </w:pPr>
+            <w:r/>
+            <w:r>
+              <w:rPr>
+                <w:rFonts w:ascii="Microsoft YaHei" w:hAnsi="Microsoft YaHei" w:eastAsia="Microsoft YaHei"/>
+                <w:b w:val="0"/>
+                <w:i w:val="0"/>
+                <w:color w:val="24364B"/>
+                <w:sz w:val="17"/>
+              </w:rPr>
+            </w:r>
+          </w:p>
+        </w:tc>
+        <w:tc>
+          <w:tcPr>
+            <w:tcW w:type="dxa" w:w="2406"/>
+            <w:shd w:fill="FFF9E8"/>
+            <w:vAlign w:val="center"/>
+            <w:tcMar>
+              <w:top w:w="80" w:type="dxa"/>
+              <w:start w:w="120" w:type="dxa"/>
+              <w:bottom w:w="80" w:type="dxa"/>
+              <w:end w:w="120" w:type="dxa"/>
+            </w:tcMar>
+          </w:tcPr>
+          <w:p>
+            <w:pPr>
+              <w:spacing w:before="40" w:after="40" w:line="276" w:lineRule="auto"/>
+              <w:jc w:val="left"/>
+            </w:pPr>
+            <w:r/>
+            <w:r>
+              <w:rPr>
+                <w:rFonts w:ascii="Microsoft YaHei" w:hAnsi="Microsoft YaHei" w:eastAsia="Microsoft YaHei"/>
+                <w:b w:val="0"/>
+                <w:i w:val="0"/>
+                <w:color w:val="24364B"/>
+                <w:sz w:val="17"/>
+              </w:rPr>
+            </w:r>
+          </w:p>
+        </w:tc>
+        <w:tc>
+          <w:tcPr>
+            <w:tcW w:type="dxa" w:w="1164"/>
+            <w:shd w:fill="FFF9E8"/>
+            <w:vAlign w:val="center"/>
+            <w:tcMar>
+              <w:top w:w="80" w:type="dxa"/>
+              <w:start w:w="120" w:type="dxa"/>
+              <w:bottom w:w="80" w:type="dxa"/>
+              <w:end w:w="120" w:type="dxa"/>
+            </w:tcMar>
+          </w:tcPr>
+          <w:p>
+            <w:pPr>
+              <w:spacing w:before="40" w:after="40" w:line="276" w:lineRule="auto"/>
+              <w:jc w:val="left"/>
+            </w:pPr>
+            <w:r/>
+            <w:r>
+              <w:rPr>
+                <w:rFonts w:ascii="Microsoft YaHei" w:hAnsi="Microsoft YaHei" w:eastAsia="Microsoft YaHei"/>
+                <w:b w:val="0"/>
+                <w:i w:val="0"/>
+                <w:color w:val="24364B"/>
+                <w:sz w:val="17"/>
+              </w:rPr>
+            </w:r>
           </w:p>
         </w:tc>
       </w:tr>
     </w:tbl>
-    <w:p/>
     <w:p>
+      <w:pPr>
+        <w:pStyle w:val="Heading2"/>
+        <w:keepNext/>
+      </w:pPr>
       <w:r>
         <w:rPr>
+          <w:rFonts w:ascii="Microsoft YaHei" w:hAnsi="Microsoft YaHei" w:eastAsia="Microsoft YaHei"/>
           <w:b/>
+          <w:i w:val="0"/>
+          <w:color w:val="1769E0"/>
+          <w:sz w:val="26"/>
         </w:rPr>
-        <w:t>备注/结论：</w:t>
+        <w:t>三、质量核对</w:t>
       </w:r>
     </w:p>
+    <w:tbl>
+      <w:tblPr>
+        <w:tblStyle w:val="TableGrid"/>
+        <w:tblW w:type="dxa" w:w="14900"/>
+        <w:tblLayout w:type="fixed"/>
+        <w:tblLook w:firstColumn="1" w:firstRow="1" w:lastColumn="0" w:lastRow="0" w:noHBand="0" w:noVBand="1" w:val="04A0"/>
+        <w:jc w:val="left"/>
+        <w:tblInd w:w="120" w:type="dxa"/>
+        <w:tblBorders>
+          <w:top w:val="single" w:sz="5" w:color="C8D8EA"/>
+          <w:left w:val="single" w:sz="5" w:color="C8D8EA"/>
+          <w:bottom w:val="single" w:sz="5" w:color="C8D8EA"/>
+          <w:right w:val="single" w:sz="5" w:color="C8D8EA"/>
+          <w:insideH w:val="single" w:sz="5" w:color="C8D8EA"/>
+          <w:insideV w:val="single" w:sz="5" w:color="C8D8EA"/>
+        </w:tblBorders>
+      </w:tblPr>
+      <w:tblGrid>
+        <w:gridCol w:w="1104"/>
+        <w:gridCol w:w="2299"/>
+        <w:gridCol w:w="9014"/>
+        <w:gridCol w:w="2483"/>
+      </w:tblGrid>
+      <w:tr>
+        <w:trPr>
+          <w:cantSplit/>
+          <w:cantSplit/>
+        </w:trPr>
+        <w:tc>
+          <w:tcPr>
+            <w:tcW w:type="dxa" w:w="1104"/>
+            <w:shd w:fill="17365D"/>
+            <w:vAlign w:val="center"/>
+            <w:tcMar>
+              <w:top w:w="80" w:type="dxa"/>
+              <w:start w:w="120" w:type="dxa"/>
+              <w:bottom w:w="80" w:type="dxa"/>
+              <w:end w:w="120" w:type="dxa"/>
+            </w:tcMar>
+          </w:tcPr>
+          <w:p>
+            <w:pPr>
+              <w:spacing w:before="40" w:after="40" w:line="276" w:lineRule="auto"/>
+              <w:jc w:val="center"/>
+            </w:pPr>
+            <w:r/>
+            <w:r>
+              <w:rPr>
+                <w:rFonts w:ascii="Microsoft YaHei" w:hAnsi="Microsoft YaHei" w:eastAsia="Microsoft YaHei"/>
+                <w:b/>
+                <w:i w:val="0"/>
+                <w:color w:val="FFFFFF"/>
+                <w:sz w:val="17"/>
+              </w:rPr>
+              <w:t>序号</w:t>
+            </w:r>
+          </w:p>
+        </w:tc>
+        <w:tc>
+          <w:tcPr>
+            <w:tcW w:type="dxa" w:w="2299"/>
+            <w:shd w:fill="17365D"/>
+            <w:vAlign w:val="center"/>
+            <w:tcMar>
+              <w:top w:w="80" w:type="dxa"/>
+              <w:start w:w="120" w:type="dxa"/>
+              <w:bottom w:w="80" w:type="dxa"/>
+              <w:end w:w="120" w:type="dxa"/>
+            </w:tcMar>
+          </w:tcPr>
+          <w:p>
+            <w:pPr>
+              <w:spacing w:before="40" w:after="40" w:line="276" w:lineRule="auto"/>
+              <w:jc w:val="center"/>
+            </w:pPr>
+            <w:r/>
+            <w:r>
+              <w:rPr>
+                <w:rFonts w:ascii="Microsoft YaHei" w:hAnsi="Microsoft YaHei" w:eastAsia="Microsoft YaHei"/>
+                <w:b/>
+                <w:i w:val="0"/>
+                <w:color w:val="FFFFFF"/>
+                <w:sz w:val="17"/>
+              </w:rPr>
+              <w:t>检查维度</w:t>
+            </w:r>
+          </w:p>
+        </w:tc>
+        <w:tc>
+          <w:tcPr>
+            <w:tcW w:type="dxa" w:w="9014"/>
+            <w:shd w:fill="17365D"/>
+            <w:vAlign w:val="center"/>
+            <w:tcMar>
+              <w:top w:w="80" w:type="dxa"/>
+              <w:start w:w="120" w:type="dxa"/>
+              <w:bottom w:w="80" w:type="dxa"/>
+              <w:end w:w="120" w:type="dxa"/>
+            </w:tcMar>
+          </w:tcPr>
+          <w:p>
+            <w:pPr>
+              <w:spacing w:before="40" w:after="40" w:line="276" w:lineRule="auto"/>
+              <w:jc w:val="center"/>
+            </w:pPr>
+            <w:r/>
+            <w:r>
+              <w:rPr>
+                <w:rFonts w:ascii="Microsoft YaHei" w:hAnsi="Microsoft YaHei" w:eastAsia="Microsoft YaHei"/>
+                <w:b/>
+                <w:i w:val="0"/>
+                <w:color w:val="FFFFFF"/>
+                <w:sz w:val="17"/>
+              </w:rPr>
+              <w:t>核对要求</w:t>
+            </w:r>
+          </w:p>
+        </w:tc>
+        <w:tc>
+          <w:tcPr>
+            <w:tcW w:type="dxa" w:w="2483"/>
+            <w:shd w:fill="17365D"/>
+            <w:vAlign w:val="center"/>
+            <w:tcMar>
+              <w:top w:w="80" w:type="dxa"/>
+              <w:start w:w="120" w:type="dxa"/>
+              <w:bottom w:w="80" w:type="dxa"/>
+              <w:end w:w="120" w:type="dxa"/>
+            </w:tcMar>
+          </w:tcPr>
+          <w:p>
+            <w:pPr>
+              <w:spacing w:before="40" w:after="40" w:line="276" w:lineRule="auto"/>
+              <w:jc w:val="center"/>
+            </w:pPr>
+            <w:r/>
+            <w:r>
+              <w:rPr>
+                <w:rFonts w:ascii="Microsoft YaHei" w:hAnsi="Microsoft YaHei" w:eastAsia="Microsoft YaHei"/>
+                <w:b/>
+                <w:i w:val="0"/>
+                <w:color w:val="FFFFFF"/>
+                <w:sz w:val="17"/>
+              </w:rPr>
+              <w:t>结论</w:t>
+            </w:r>
+          </w:p>
+        </w:tc>
+      </w:tr>
+      <w:tr>
+        <w:trPr>
+          <w:cantSplit/>
+          <w:cantSplit/>
+        </w:trPr>
+        <w:tc>
+          <w:tcPr>
+            <w:tcW w:type="dxa" w:w="1104"/>
+            <w:shd w:fill="FFFFFF"/>
+            <w:vAlign w:val="center"/>
+            <w:tcMar>
+              <w:top w:w="80" w:type="dxa"/>
+              <w:start w:w="120" w:type="dxa"/>
+              <w:bottom w:w="80" w:type="dxa"/>
+              <w:end w:w="120" w:type="dxa"/>
+            </w:tcMar>
+          </w:tcPr>
+          <w:p>
+            <w:pPr>
+              <w:spacing w:before="40" w:after="40" w:line="276" w:lineRule="auto"/>
+              <w:jc w:val="center"/>
+            </w:pPr>
+            <w:r/>
+            <w:r>
+              <w:rPr>
+                <w:rFonts w:ascii="Microsoft YaHei" w:hAnsi="Microsoft YaHei" w:eastAsia="Microsoft YaHei"/>
+                <w:b w:val="0"/>
+                <w:i w:val="0"/>
+                <w:color w:val="24364B"/>
+                <w:sz w:val="17"/>
+              </w:rPr>
+              <w:t>1</w:t>
+            </w:r>
+          </w:p>
+        </w:tc>
+        <w:tc>
+          <w:tcPr>
+            <w:tcW w:type="dxa" w:w="2299"/>
+            <w:shd w:fill="FFFFFF"/>
+            <w:vAlign w:val="center"/>
+            <w:tcMar>
+              <w:top w:w="80" w:type="dxa"/>
+              <w:start w:w="120" w:type="dxa"/>
+              <w:bottom w:w="80" w:type="dxa"/>
+              <w:end w:w="120" w:type="dxa"/>
+            </w:tcMar>
+          </w:tcPr>
+          <w:p>
+            <w:pPr>
+              <w:spacing w:before="40" w:after="40" w:line="276" w:lineRule="auto"/>
+              <w:jc w:val="center"/>
+            </w:pPr>
+            <w:r/>
+            <w:r>
+              <w:rPr>
+                <w:rFonts w:ascii="Microsoft YaHei" w:hAnsi="Microsoft YaHei" w:eastAsia="Microsoft YaHei"/>
+                <w:b w:val="0"/>
+                <w:i w:val="0"/>
+                <w:color w:val="24364B"/>
+                <w:sz w:val="17"/>
+              </w:rPr>
+              <w:t>上线准入</w:t>
+            </w:r>
+          </w:p>
+        </w:tc>
+        <w:tc>
+          <w:tcPr>
+            <w:tcW w:type="dxa" w:w="9014"/>
+            <w:shd w:fill="FFFFFF"/>
+            <w:vAlign w:val="center"/>
+            <w:tcMar>
+              <w:top w:w="80" w:type="dxa"/>
+              <w:start w:w="120" w:type="dxa"/>
+              <w:bottom w:w="80" w:type="dxa"/>
+              <w:end w:w="120" w:type="dxa"/>
+            </w:tcMar>
+          </w:tcPr>
+          <w:p>
+            <w:pPr>
+              <w:spacing w:before="40" w:after="40" w:line="276" w:lineRule="auto"/>
+              <w:jc w:val="left"/>
+            </w:pPr>
+            <w:r/>
+            <w:r>
+              <w:rPr>
+                <w:rFonts w:ascii="Microsoft YaHei" w:hAnsi="Microsoft YaHei" w:eastAsia="Microsoft YaHei"/>
+                <w:b w:val="0"/>
+                <w:i w:val="0"/>
+                <w:color w:val="24364B"/>
+                <w:sz w:val="17"/>
+              </w:rPr>
+              <w:t>版本、数据、环境、人员和业务确认均已完成</w:t>
+            </w:r>
+          </w:p>
+        </w:tc>
+        <w:tc>
+          <w:tcPr>
+            <w:tcW w:type="dxa" w:w="2483"/>
+            <w:shd w:fill="FFF9E8"/>
+            <w:vAlign w:val="center"/>
+            <w:tcMar>
+              <w:top w:w="80" w:type="dxa"/>
+              <w:start w:w="120" w:type="dxa"/>
+              <w:bottom w:w="80" w:type="dxa"/>
+              <w:end w:w="120" w:type="dxa"/>
+            </w:tcMar>
+          </w:tcPr>
+          <w:p>
+            <w:pPr>
+              <w:spacing w:before="40" w:after="40" w:line="276" w:lineRule="auto"/>
+              <w:jc w:val="center"/>
+            </w:pPr>
+            <w:r/>
+            <w:r>
+              <w:rPr>
+                <w:rFonts w:ascii="Microsoft YaHei" w:hAnsi="Microsoft YaHei" w:eastAsia="Microsoft YaHei"/>
+                <w:b w:val="0"/>
+                <w:i w:val="0"/>
+                <w:color w:val="24364B"/>
+                <w:sz w:val="17"/>
+              </w:rPr>
+              <w:t>☐ 通过  ☐ 不通过  ☐ 不适用</w:t>
+            </w:r>
+          </w:p>
+        </w:tc>
+      </w:tr>
+      <w:tr>
+        <w:trPr>
+          <w:cantSplit/>
+          <w:cantSplit/>
+        </w:trPr>
+        <w:tc>
+          <w:tcPr>
+            <w:tcW w:type="dxa" w:w="1104"/>
+            <w:shd w:fill="FFFFFF"/>
+            <w:vAlign w:val="center"/>
+            <w:tcMar>
+              <w:top w:w="80" w:type="dxa"/>
+              <w:start w:w="120" w:type="dxa"/>
+              <w:bottom w:w="80" w:type="dxa"/>
+              <w:end w:w="120" w:type="dxa"/>
+            </w:tcMar>
+          </w:tcPr>
+          <w:p>
+            <w:pPr>
+              <w:spacing w:before="40" w:after="40" w:line="276" w:lineRule="auto"/>
+              <w:jc w:val="center"/>
+            </w:pPr>
+            <w:r/>
+            <w:r>
+              <w:rPr>
+                <w:rFonts w:ascii="Microsoft YaHei" w:hAnsi="Microsoft YaHei" w:eastAsia="Microsoft YaHei"/>
+                <w:b w:val="0"/>
+                <w:i w:val="0"/>
+                <w:color w:val="24364B"/>
+                <w:sz w:val="17"/>
+              </w:rPr>
+              <w:t>2</w:t>
+            </w:r>
+          </w:p>
+        </w:tc>
+        <w:tc>
+          <w:tcPr>
+            <w:tcW w:type="dxa" w:w="2299"/>
+            <w:shd w:fill="FFFFFF"/>
+            <w:vAlign w:val="center"/>
+            <w:tcMar>
+              <w:top w:w="80" w:type="dxa"/>
+              <w:start w:w="120" w:type="dxa"/>
+              <w:bottom w:w="80" w:type="dxa"/>
+              <w:end w:w="120" w:type="dxa"/>
+            </w:tcMar>
+          </w:tcPr>
+          <w:p>
+            <w:pPr>
+              <w:spacing w:before="40" w:after="40" w:line="276" w:lineRule="auto"/>
+              <w:jc w:val="center"/>
+            </w:pPr>
+            <w:r/>
+            <w:r>
+              <w:rPr>
+                <w:rFonts w:ascii="Microsoft YaHei" w:hAnsi="Microsoft YaHei" w:eastAsia="Microsoft YaHei"/>
+                <w:b w:val="0"/>
+                <w:i w:val="0"/>
+                <w:color w:val="24364B"/>
+                <w:sz w:val="17"/>
+              </w:rPr>
+              <w:t>应急保障</w:t>
+            </w:r>
+          </w:p>
+        </w:tc>
+        <w:tc>
+          <w:tcPr>
+            <w:tcW w:type="dxa" w:w="9014"/>
+            <w:shd w:fill="FFFFFF"/>
+            <w:vAlign w:val="center"/>
+            <w:tcMar>
+              <w:top w:w="80" w:type="dxa"/>
+              <w:start w:w="120" w:type="dxa"/>
+              <w:bottom w:w="80" w:type="dxa"/>
+              <w:end w:w="120" w:type="dxa"/>
+            </w:tcMar>
+          </w:tcPr>
+          <w:p>
+            <w:pPr>
+              <w:spacing w:before="40" w:after="40" w:line="276" w:lineRule="auto"/>
+              <w:jc w:val="left"/>
+            </w:pPr>
+            <w:r/>
+            <w:r>
+              <w:rPr>
+                <w:rFonts w:ascii="Microsoft YaHei" w:hAnsi="Microsoft YaHei" w:eastAsia="Microsoft YaHei"/>
+                <w:b w:val="0"/>
+                <w:i w:val="0"/>
+                <w:color w:val="24364B"/>
+                <w:sz w:val="17"/>
+              </w:rPr>
+              <w:t>监控、备份、回退触发条件和应急联系人明确</w:t>
+            </w:r>
+          </w:p>
+        </w:tc>
+        <w:tc>
+          <w:tcPr>
+            <w:tcW w:type="dxa" w:w="2483"/>
+            <w:shd w:fill="FFF9E8"/>
+            <w:vAlign w:val="center"/>
+            <w:tcMar>
+              <w:top w:w="80" w:type="dxa"/>
+              <w:start w:w="120" w:type="dxa"/>
+              <w:bottom w:w="80" w:type="dxa"/>
+              <w:end w:w="120" w:type="dxa"/>
+            </w:tcMar>
+          </w:tcPr>
+          <w:p>
+            <w:pPr>
+              <w:spacing w:before="40" w:after="40" w:line="276" w:lineRule="auto"/>
+              <w:jc w:val="center"/>
+            </w:pPr>
+            <w:r/>
+            <w:r>
+              <w:rPr>
+                <w:rFonts w:ascii="Microsoft YaHei" w:hAnsi="Microsoft YaHei" w:eastAsia="Microsoft YaHei"/>
+                <w:b w:val="0"/>
+                <w:i w:val="0"/>
+                <w:color w:val="24364B"/>
+                <w:sz w:val="17"/>
+              </w:rPr>
+              <w:t>☐ 通过  ☐ 不通过  ☐ 不适用</w:t>
+            </w:r>
+          </w:p>
+        </w:tc>
+      </w:tr>
+      <w:tr>
+        <w:trPr>
+          <w:cantSplit/>
+          <w:cantSplit/>
+        </w:trPr>
+        <w:tc>
+          <w:tcPr>
+            <w:tcW w:type="dxa" w:w="1104"/>
+            <w:shd w:fill="FFFFFF"/>
+            <w:vAlign w:val="center"/>
+            <w:tcMar>
+              <w:top w:w="80" w:type="dxa"/>
+              <w:start w:w="120" w:type="dxa"/>
+              <w:bottom w:w="80" w:type="dxa"/>
+              <w:end w:w="120" w:type="dxa"/>
+            </w:tcMar>
+          </w:tcPr>
+          <w:p>
+            <w:pPr>
+              <w:spacing w:before="40" w:after="40" w:line="276" w:lineRule="auto"/>
+              <w:jc w:val="center"/>
+            </w:pPr>
+            <w:r/>
+            <w:r>
+              <w:rPr>
+                <w:rFonts w:ascii="Microsoft YaHei" w:hAnsi="Microsoft YaHei" w:eastAsia="Microsoft YaHei"/>
+                <w:b w:val="0"/>
+                <w:i w:val="0"/>
+                <w:color w:val="24364B"/>
+                <w:sz w:val="17"/>
+              </w:rPr>
+              <w:t>3</w:t>
+            </w:r>
+          </w:p>
+        </w:tc>
+        <w:tc>
+          <w:tcPr>
+            <w:tcW w:type="dxa" w:w="2299"/>
+            <w:shd w:fill="FFFFFF"/>
+            <w:vAlign w:val="center"/>
+            <w:tcMar>
+              <w:top w:w="80" w:type="dxa"/>
+              <w:start w:w="120" w:type="dxa"/>
+              <w:bottom w:w="80" w:type="dxa"/>
+              <w:end w:w="120" w:type="dxa"/>
+            </w:tcMar>
+          </w:tcPr>
+          <w:p>
+            <w:pPr>
+              <w:spacing w:before="40" w:after="40" w:line="276" w:lineRule="auto"/>
+              <w:jc w:val="center"/>
+            </w:pPr>
+            <w:r/>
+            <w:r>
+              <w:rPr>
+                <w:rFonts w:ascii="Microsoft YaHei" w:hAnsi="Microsoft YaHei" w:eastAsia="Microsoft YaHei"/>
+                <w:b w:val="0"/>
+                <w:i w:val="0"/>
+                <w:color w:val="24364B"/>
+                <w:sz w:val="17"/>
+              </w:rPr>
+              <w:t>上线收口</w:t>
+            </w:r>
+          </w:p>
+        </w:tc>
+        <w:tc>
+          <w:tcPr>
+            <w:tcW w:type="dxa" w:w="9014"/>
+            <w:shd w:fill="FFFFFF"/>
+            <w:vAlign w:val="center"/>
+            <w:tcMar>
+              <w:top w:w="80" w:type="dxa"/>
+              <w:start w:w="120" w:type="dxa"/>
+              <w:bottom w:w="80" w:type="dxa"/>
+              <w:end w:w="120" w:type="dxa"/>
+            </w:tcMar>
+          </w:tcPr>
+          <w:p>
+            <w:pPr>
+              <w:spacing w:before="40" w:after="40" w:line="276" w:lineRule="auto"/>
+              <w:jc w:val="left"/>
+            </w:pPr>
+            <w:r/>
+            <w:r>
+              <w:rPr>
+                <w:rFonts w:ascii="Microsoft YaHei" w:hAnsi="Microsoft YaHei" w:eastAsia="Microsoft YaHei"/>
+                <w:b w:val="0"/>
+                <w:i w:val="0"/>
+                <w:color w:val="24364B"/>
+                <w:sz w:val="17"/>
+              </w:rPr>
+              <w:t>验证、通知、值守和上线后复盘安排已明确</w:t>
+            </w:r>
+          </w:p>
+        </w:tc>
+        <w:tc>
+          <w:tcPr>
+            <w:tcW w:type="dxa" w:w="2483"/>
+            <w:shd w:fill="FFF9E8"/>
+            <w:vAlign w:val="center"/>
+            <w:tcMar>
+              <w:top w:w="80" w:type="dxa"/>
+              <w:start w:w="120" w:type="dxa"/>
+              <w:bottom w:w="80" w:type="dxa"/>
+              <w:end w:w="120" w:type="dxa"/>
+            </w:tcMar>
+          </w:tcPr>
+          <w:p>
+            <w:pPr>
+              <w:spacing w:before="40" w:after="40" w:line="276" w:lineRule="auto"/>
+              <w:jc w:val="center"/>
+            </w:pPr>
+            <w:r/>
+            <w:r>
+              <w:rPr>
+                <w:rFonts w:ascii="Microsoft YaHei" w:hAnsi="Microsoft YaHei" w:eastAsia="Microsoft YaHei"/>
+                <w:b w:val="0"/>
+                <w:i w:val="0"/>
+                <w:color w:val="24364B"/>
+                <w:sz w:val="17"/>
+              </w:rPr>
+              <w:t>☐ 通过  ☐ 不通过  ☐ 不适用</w:t>
+            </w:r>
+          </w:p>
+        </w:tc>
+      </w:tr>
+    </w:tbl>
     <w:p>
+      <w:pPr>
+        <w:pStyle w:val="Heading2"/>
+        <w:keepNext/>
+      </w:pPr>
       <w:r>
-        <w:br/>
-        <w:br/>
+        <w:rPr>
+          <w:rFonts w:ascii="Microsoft YaHei" w:hAnsi="Microsoft YaHei" w:eastAsia="Microsoft YaHei"/>
+          <w:b/>
+          <w:i w:val="0"/>
+          <w:color w:val="1769E0"/>
+          <w:sz w:val="26"/>
+        </w:rPr>
+        <w:t>四、结论与遗留事项</w:t>
       </w:r>
     </w:p>
+    <w:tbl>
+      <w:tblPr>
+        <w:tblStyle w:val="TableGrid"/>
+        <w:tblW w:type="dxa" w:w="14900"/>
+        <w:jc w:val="left"/>
+        <w:tblLayout w:type="fixed"/>
+        <w:tblLook w:firstColumn="1" w:firstRow="1" w:lastColumn="0" w:lastRow="0" w:noHBand="0" w:noVBand="1" w:val="04A0"/>
+        <w:tblInd w:w="120" w:type="dxa"/>
+        <w:tblBorders>
+          <w:top w:val="single" w:sz="5" w:color="C8D8EA"/>
+          <w:left w:val="single" w:sz="5" w:color="C8D8EA"/>
+          <w:bottom w:val="single" w:sz="5" w:color="C8D8EA"/>
+          <w:right w:val="single" w:sz="5" w:color="C8D8EA"/>
+          <w:insideH w:val="single" w:sz="5" w:color="C8D8EA"/>
+          <w:insideV w:val="single" w:sz="5" w:color="C8D8EA"/>
+        </w:tblBorders>
+      </w:tblPr>
+      <w:tblGrid>
+        <w:gridCol w:w="1639"/>
+        <w:gridCol w:w="13261"/>
+      </w:tblGrid>
+      <w:tr>
+        <w:trPr>
+          <w:cantSplit/>
+        </w:trPr>
+        <w:tc>
+          <w:tcPr>
+            <w:tcW w:type="dxa" w:w="1639"/>
+            <w:shd w:fill="EDF5FF"/>
+            <w:vAlign w:val="center"/>
+            <w:tcMar>
+              <w:top w:w="80" w:type="dxa"/>
+              <w:start w:w="120" w:type="dxa"/>
+              <w:bottom w:w="80" w:type="dxa"/>
+              <w:end w:w="120" w:type="dxa"/>
+            </w:tcMar>
+          </w:tcPr>
+          <w:p>
+            <w:pPr>
+              <w:spacing w:before="40" w:after="40" w:line="276" w:lineRule="auto"/>
+              <w:jc w:val="center"/>
+            </w:pPr>
+            <w:r/>
+            <w:r>
+              <w:rPr>
+                <w:rFonts w:ascii="Microsoft YaHei" w:hAnsi="Microsoft YaHei" w:eastAsia="Microsoft YaHei"/>
+                <w:b/>
+                <w:i w:val="0"/>
+                <w:color w:val="17365D"/>
+                <w:sz w:val="18"/>
+              </w:rPr>
+              <w:t>总体结论</w:t>
+            </w:r>
+          </w:p>
+        </w:tc>
+        <w:tc>
+          <w:tcPr>
+            <w:tcW w:type="dxa" w:w="13261"/>
+            <w:shd w:fill="FFF9E8"/>
+            <w:vAlign w:val="center"/>
+            <w:tcMar>
+              <w:top w:w="80" w:type="dxa"/>
+              <w:start w:w="120" w:type="dxa"/>
+              <w:bottom w:w="80" w:type="dxa"/>
+              <w:end w:w="120" w:type="dxa"/>
+            </w:tcMar>
+          </w:tcPr>
+          <w:p>
+            <w:pPr>
+              <w:spacing w:before="40" w:after="40" w:line="276" w:lineRule="auto"/>
+              <w:jc w:val="left"/>
+            </w:pPr>
+            <w:r/>
+            <w:r>
+              <w:rPr>
+                <w:rFonts w:ascii="Microsoft YaHei" w:hAnsi="Microsoft YaHei" w:eastAsia="Microsoft YaHei"/>
+                <w:b w:val="0"/>
+                <w:i w:val="0"/>
+                <w:color w:val="24364B"/>
+                <w:sz w:val="18"/>
+              </w:rPr>
+              <w:t>☐ 通过  ☐ 有条件通过  ☐ 不通过</w:t>
+            </w:r>
+          </w:p>
+        </w:tc>
+      </w:tr>
+      <w:tr>
+        <w:trPr>
+          <w:cantSplit/>
+        </w:trPr>
+        <w:tc>
+          <w:tcPr>
+            <w:tcW w:type="dxa" w:w="1639"/>
+            <w:shd w:fill="EDF5FF"/>
+            <w:vAlign w:val="center"/>
+            <w:tcMar>
+              <w:top w:w="80" w:type="dxa"/>
+              <w:start w:w="120" w:type="dxa"/>
+              <w:bottom w:w="80" w:type="dxa"/>
+              <w:end w:w="120" w:type="dxa"/>
+            </w:tcMar>
+          </w:tcPr>
+          <w:p>
+            <w:pPr>
+              <w:spacing w:before="40" w:after="40" w:line="276" w:lineRule="auto"/>
+              <w:jc w:val="center"/>
+            </w:pPr>
+            <w:r/>
+            <w:r>
+              <w:rPr>
+                <w:rFonts w:ascii="Microsoft YaHei" w:hAnsi="Microsoft YaHei" w:eastAsia="Microsoft YaHei"/>
+                <w:b/>
+                <w:i w:val="0"/>
+                <w:color w:val="17365D"/>
+                <w:sz w:val="18"/>
+              </w:rPr>
+              <w:t>遗留事项/风险</w:t>
+            </w:r>
+          </w:p>
+        </w:tc>
+        <w:tc>
+          <w:tcPr>
+            <w:tcW w:type="dxa" w:w="13261"/>
+            <w:shd w:fill="FFF9E8"/>
+            <w:vAlign w:val="center"/>
+            <w:tcMar>
+              <w:top w:w="80" w:type="dxa"/>
+              <w:start w:w="120" w:type="dxa"/>
+              <w:bottom w:w="80" w:type="dxa"/>
+              <w:end w:w="120" w:type="dxa"/>
+            </w:tcMar>
+          </w:tcPr>
+          <w:p>
+            <w:pPr>
+              <w:spacing w:before="40" w:after="40" w:line="276" w:lineRule="auto"/>
+              <w:jc w:val="left"/>
+            </w:pPr>
+            <w:r/>
+            <w:r>
+              <w:rPr>
+                <w:rFonts w:ascii="Microsoft YaHei" w:hAnsi="Microsoft YaHei" w:eastAsia="Microsoft YaHei"/>
+                <w:b w:val="0"/>
+                <w:i w:val="0"/>
+                <w:color w:val="24364B"/>
+                <w:sz w:val="18"/>
+              </w:rPr>
+            </w:r>
+          </w:p>
+        </w:tc>
+      </w:tr>
+      <w:tr>
+        <w:trPr>
+          <w:cantSplit/>
+        </w:trPr>
+        <w:tc>
+          <w:tcPr>
+            <w:tcW w:type="dxa" w:w="1639"/>
+            <w:shd w:fill="EDF5FF"/>
+            <w:vAlign w:val="center"/>
+            <w:tcMar>
+              <w:top w:w="80" w:type="dxa"/>
+              <w:start w:w="120" w:type="dxa"/>
+              <w:bottom w:w="80" w:type="dxa"/>
+              <w:end w:w="120" w:type="dxa"/>
+            </w:tcMar>
+          </w:tcPr>
+          <w:p>
+            <w:pPr>
+              <w:spacing w:before="40" w:after="40" w:line="276" w:lineRule="auto"/>
+              <w:jc w:val="center"/>
+            </w:pPr>
+            <w:r/>
+            <w:r>
+              <w:rPr>
+                <w:rFonts w:ascii="Microsoft YaHei" w:hAnsi="Microsoft YaHei" w:eastAsia="Microsoft YaHei"/>
+                <w:b/>
+                <w:i w:val="0"/>
+                <w:color w:val="17365D"/>
+                <w:sz w:val="18"/>
+              </w:rPr>
+              <w:t>附件与证据</w:t>
+            </w:r>
+          </w:p>
+        </w:tc>
+        <w:tc>
+          <w:tcPr>
+            <w:tcW w:type="dxa" w:w="13261"/>
+            <w:shd w:fill="FFF9E8"/>
+            <w:vAlign w:val="center"/>
+            <w:tcMar>
+              <w:top w:w="80" w:type="dxa"/>
+              <w:start w:w="120" w:type="dxa"/>
+              <w:bottom w:w="80" w:type="dxa"/>
+              <w:end w:w="120" w:type="dxa"/>
+            </w:tcMar>
+          </w:tcPr>
+          <w:p>
+            <w:pPr>
+              <w:spacing w:before="40" w:after="40" w:line="276" w:lineRule="auto"/>
+              <w:jc w:val="left"/>
+            </w:pPr>
+            <w:r/>
+            <w:r>
+              <w:rPr>
+                <w:rFonts w:ascii="Microsoft YaHei" w:hAnsi="Microsoft YaHei" w:eastAsia="Microsoft YaHei"/>
+                <w:b w:val="0"/>
+                <w:i w:val="0"/>
+                <w:color w:val="24364B"/>
+                <w:sz w:val="18"/>
+              </w:rPr>
+            </w:r>
+          </w:p>
+        </w:tc>
+      </w:tr>
+    </w:tbl>
     <w:p>
       <w:pPr>
+        <w:pStyle w:val="Heading2"/>
+        <w:keepNext/>
+      </w:pPr>
+      <w:r>
+        <w:rPr>
+          <w:rFonts w:ascii="Microsoft YaHei" w:hAnsi="Microsoft YaHei" w:eastAsia="Microsoft YaHei"/>
+          <w:b/>
+          <w:i w:val="0"/>
+          <w:color w:val="1769E0"/>
+          <w:sz w:val="26"/>
+        </w:rPr>
+        <w:t>五、审核确认</w:t>
+      </w:r>
+    </w:p>
+    <w:tbl>
+      <w:tblPr>
+        <w:tblStyle w:val="TableGrid"/>
+        <w:tblW w:type="dxa" w:w="14900"/>
+        <w:jc w:val="left"/>
+        <w:tblLayout w:type="fixed"/>
+        <w:tblLook w:firstColumn="1" w:firstRow="1" w:lastColumn="0" w:lastRow="0" w:noHBand="0" w:noVBand="1" w:val="04A0"/>
+        <w:tblInd w:w="120" w:type="dxa"/>
+        <w:tblBorders>
+          <w:top w:val="single" w:sz="5" w:color="C8D8EA"/>
+          <w:left w:val="single" w:sz="5" w:color="C8D8EA"/>
+          <w:bottom w:val="single" w:sz="5" w:color="C8D8EA"/>
+          <w:right w:val="single" w:sz="5" w:color="C8D8EA"/>
+          <w:insideH w:val="single" w:sz="5" w:color="C8D8EA"/>
+          <w:insideV w:val="single" w:sz="5" w:color="C8D8EA"/>
+        </w:tblBorders>
+      </w:tblPr>
+      <w:tblGrid>
+        <w:gridCol w:w="1862"/>
+        <w:gridCol w:w="2682"/>
+        <w:gridCol w:w="8120"/>
+        <w:gridCol w:w="2236"/>
+      </w:tblGrid>
+      <w:tr>
+        <w:trPr>
+          <w:cantSplit/>
+        </w:trPr>
+        <w:tc>
+          <w:tcPr>
+            <w:tcW w:type="dxa" w:w="1862"/>
+            <w:shd w:fill="17365D"/>
+            <w:vAlign w:val="center"/>
+            <w:tcMar>
+              <w:top w:w="80" w:type="dxa"/>
+              <w:start w:w="120" w:type="dxa"/>
+              <w:bottom w:w="80" w:type="dxa"/>
+              <w:end w:w="120" w:type="dxa"/>
+            </w:tcMar>
+          </w:tcPr>
+          <w:p>
+            <w:pPr>
+              <w:spacing w:before="40" w:after="40" w:line="276" w:lineRule="auto"/>
+              <w:jc w:val="center"/>
+            </w:pPr>
+            <w:r/>
+            <w:r>
+              <w:rPr>
+                <w:rFonts w:ascii="Microsoft YaHei" w:hAnsi="Microsoft YaHei" w:eastAsia="Microsoft YaHei"/>
+                <w:b/>
+                <w:i w:val="0"/>
+                <w:color w:val="FFFFFF"/>
+                <w:sz w:val="17"/>
+              </w:rPr>
+              <w:t>确认角色</w:t>
+            </w:r>
+          </w:p>
+        </w:tc>
+        <w:tc>
+          <w:tcPr>
+            <w:tcW w:type="dxa" w:w="2682"/>
+            <w:shd w:fill="17365D"/>
+            <w:vAlign w:val="center"/>
+            <w:tcMar>
+              <w:top w:w="80" w:type="dxa"/>
+              <w:start w:w="120" w:type="dxa"/>
+              <w:bottom w:w="80" w:type="dxa"/>
+              <w:end w:w="120" w:type="dxa"/>
+            </w:tcMar>
+          </w:tcPr>
+          <w:p>
+            <w:pPr>
+              <w:spacing w:before="40" w:after="40" w:line="276" w:lineRule="auto"/>
+              <w:jc w:val="center"/>
+            </w:pPr>
+            <w:r/>
+            <w:r>
+              <w:rPr>
+                <w:rFonts w:ascii="Microsoft YaHei" w:hAnsi="Microsoft YaHei" w:eastAsia="Microsoft YaHei"/>
+                <w:b/>
+                <w:i w:val="0"/>
+                <w:color w:val="FFFFFF"/>
+                <w:sz w:val="17"/>
+              </w:rPr>
+              <w:t>姓名/签字</w:t>
+            </w:r>
+          </w:p>
+        </w:tc>
+        <w:tc>
+          <w:tcPr>
+            <w:tcW w:type="dxa" w:w="8120"/>
+            <w:shd w:fill="17365D"/>
+            <w:vAlign w:val="center"/>
+            <w:tcMar>
+              <w:top w:w="80" w:type="dxa"/>
+              <w:start w:w="120" w:type="dxa"/>
+              <w:bottom w:w="80" w:type="dxa"/>
+              <w:end w:w="120" w:type="dxa"/>
+            </w:tcMar>
+          </w:tcPr>
+          <w:p>
+            <w:pPr>
+              <w:spacing w:before="40" w:after="40" w:line="276" w:lineRule="auto"/>
+              <w:jc w:val="center"/>
+            </w:pPr>
+            <w:r/>
+            <w:r>
+              <w:rPr>
+                <w:rFonts w:ascii="Microsoft YaHei" w:hAnsi="Microsoft YaHei" w:eastAsia="Microsoft YaHei"/>
+                <w:b/>
+                <w:i w:val="0"/>
+                <w:color w:val="FFFFFF"/>
+                <w:sz w:val="17"/>
+              </w:rPr>
+              <w:t>确认意见</w:t>
+            </w:r>
+          </w:p>
+        </w:tc>
+        <w:tc>
+          <w:tcPr>
+            <w:tcW w:type="dxa" w:w="2236"/>
+            <w:shd w:fill="17365D"/>
+            <w:vAlign w:val="center"/>
+            <w:tcMar>
+              <w:top w:w="80" w:type="dxa"/>
+              <w:start w:w="120" w:type="dxa"/>
+              <w:bottom w:w="80" w:type="dxa"/>
+              <w:end w:w="120" w:type="dxa"/>
+            </w:tcMar>
+          </w:tcPr>
+          <w:p>
+            <w:pPr>
+              <w:spacing w:before="40" w:after="40" w:line="276" w:lineRule="auto"/>
+              <w:jc w:val="center"/>
+            </w:pPr>
+            <w:r/>
+            <w:r>
+              <w:rPr>
+                <w:rFonts w:ascii="Microsoft YaHei" w:hAnsi="Microsoft YaHei" w:eastAsia="Microsoft YaHei"/>
+                <w:b/>
+                <w:i w:val="0"/>
+                <w:color w:val="FFFFFF"/>
+                <w:sz w:val="17"/>
+              </w:rPr>
+              <w:t>日期</w:t>
+            </w:r>
+          </w:p>
+        </w:tc>
+      </w:tr>
+      <w:tr>
+        <w:trPr>
+          <w:cantSplit/>
+        </w:trPr>
+        <w:tc>
+          <w:tcPr>
+            <w:tcW w:type="dxa" w:w="1862"/>
+            <w:shd w:fill="EDF5FF"/>
+            <w:vAlign w:val="center"/>
+            <w:tcMar>
+              <w:top w:w="80" w:type="dxa"/>
+              <w:start w:w="120" w:type="dxa"/>
+              <w:bottom w:w="80" w:type="dxa"/>
+              <w:end w:w="120" w:type="dxa"/>
+            </w:tcMar>
+          </w:tcPr>
+          <w:p>
+            <w:pPr>
+              <w:spacing w:before="40" w:after="40" w:line="276" w:lineRule="auto"/>
+              <w:jc w:val="center"/>
+            </w:pPr>
+            <w:r/>
+            <w:r>
+              <w:rPr>
+                <w:rFonts w:ascii="Microsoft YaHei" w:hAnsi="Microsoft YaHei" w:eastAsia="Microsoft YaHei"/>
+                <w:b/>
+                <w:i w:val="0"/>
+                <w:color w:val="17365D"/>
+                <w:sz w:val="17"/>
+              </w:rPr>
+              <w:t>实施方负责人</w:t>
+            </w:r>
+          </w:p>
+        </w:tc>
+        <w:tc>
+          <w:tcPr>
+            <w:tcW w:type="dxa" w:w="2682"/>
+            <w:shd w:fill="FFF9E8"/>
+            <w:vAlign w:val="center"/>
+            <w:tcMar>
+              <w:top w:w="80" w:type="dxa"/>
+              <w:start w:w="120" w:type="dxa"/>
+              <w:bottom w:w="80" w:type="dxa"/>
+              <w:end w:w="120" w:type="dxa"/>
+            </w:tcMar>
+          </w:tcPr>
+          <w:p>
+            <w:pPr>
+              <w:spacing w:before="40" w:after="40" w:line="276" w:lineRule="auto"/>
+              <w:jc w:val="center"/>
+            </w:pPr>
+            <w:r/>
+            <w:r>
+              <w:rPr>
+                <w:rFonts w:ascii="Microsoft YaHei" w:hAnsi="Microsoft YaHei" w:eastAsia="Microsoft YaHei"/>
+                <w:b w:val="0"/>
+                <w:i w:val="0"/>
+                <w:color w:val="24364B"/>
+                <w:sz w:val="17"/>
+              </w:rPr>
+            </w:r>
+          </w:p>
+        </w:tc>
+        <w:tc>
+          <w:tcPr>
+            <w:tcW w:type="dxa" w:w="8120"/>
+            <w:shd w:fill="FFF9E8"/>
+            <w:vAlign w:val="center"/>
+            <w:tcMar>
+              <w:top w:w="80" w:type="dxa"/>
+              <w:start w:w="120" w:type="dxa"/>
+              <w:bottom w:w="80" w:type="dxa"/>
+              <w:end w:w="120" w:type="dxa"/>
+            </w:tcMar>
+          </w:tcPr>
+          <w:p>
+            <w:pPr>
+              <w:spacing w:before="40" w:after="40" w:line="276" w:lineRule="auto"/>
+              <w:jc w:val="left"/>
+            </w:pPr>
+            <w:r/>
+            <w:r>
+              <w:rPr>
+                <w:rFonts w:ascii="Microsoft YaHei" w:hAnsi="Microsoft YaHei" w:eastAsia="Microsoft YaHei"/>
+                <w:b w:val="0"/>
+                <w:i w:val="0"/>
+                <w:color w:val="24364B"/>
+                <w:sz w:val="17"/>
+              </w:rPr>
+            </w:r>
+          </w:p>
+        </w:tc>
+        <w:tc>
+          <w:tcPr>
+            <w:tcW w:type="dxa" w:w="2236"/>
+            <w:shd w:fill="FFF9E8"/>
+            <w:vAlign w:val="center"/>
+            <w:tcMar>
+              <w:top w:w="80" w:type="dxa"/>
+              <w:start w:w="120" w:type="dxa"/>
+              <w:bottom w:w="80" w:type="dxa"/>
+              <w:end w:w="120" w:type="dxa"/>
+            </w:tcMar>
+          </w:tcPr>
+          <w:p>
+            <w:pPr>
+              <w:spacing w:before="40" w:after="40" w:line="276" w:lineRule="auto"/>
+              <w:jc w:val="center"/>
+            </w:pPr>
+            <w:r/>
+            <w:r>
+              <w:rPr>
+                <w:rFonts w:ascii="Microsoft YaHei" w:hAnsi="Microsoft YaHei" w:eastAsia="Microsoft YaHei"/>
+                <w:b w:val="0"/>
+                <w:i w:val="0"/>
+                <w:color w:val="24364B"/>
+                <w:sz w:val="17"/>
+              </w:rPr>
+            </w:r>
+          </w:p>
+        </w:tc>
+      </w:tr>
+      <w:tr>
+        <w:trPr>
+          <w:cantSplit/>
+        </w:trPr>
+        <w:tc>
+          <w:tcPr>
+            <w:tcW w:type="dxa" w:w="1862"/>
+            <w:shd w:fill="EDF5FF"/>
+            <w:vAlign w:val="center"/>
+            <w:tcMar>
+              <w:top w:w="80" w:type="dxa"/>
+              <w:start w:w="120" w:type="dxa"/>
+              <w:bottom w:w="80" w:type="dxa"/>
+              <w:end w:w="120" w:type="dxa"/>
+            </w:tcMar>
+          </w:tcPr>
+          <w:p>
+            <w:pPr>
+              <w:spacing w:before="40" w:after="40" w:line="276" w:lineRule="auto"/>
+              <w:jc w:val="center"/>
+            </w:pPr>
+            <w:r/>
+            <w:r>
+              <w:rPr>
+                <w:rFonts w:ascii="Microsoft YaHei" w:hAnsi="Microsoft YaHei" w:eastAsia="Microsoft YaHei"/>
+                <w:b/>
+                <w:i w:val="0"/>
+                <w:color w:val="17365D"/>
+                <w:sz w:val="17"/>
+              </w:rPr>
+              <w:t>客户项目负责人</w:t>
+            </w:r>
+          </w:p>
+        </w:tc>
+        <w:tc>
+          <w:tcPr>
+            <w:tcW w:type="dxa" w:w="2682"/>
+            <w:shd w:fill="FFF9E8"/>
+            <w:vAlign w:val="center"/>
+            <w:tcMar>
+              <w:top w:w="80" w:type="dxa"/>
+              <w:start w:w="120" w:type="dxa"/>
+              <w:bottom w:w="80" w:type="dxa"/>
+              <w:end w:w="120" w:type="dxa"/>
+            </w:tcMar>
+          </w:tcPr>
+          <w:p>
+            <w:pPr>
+              <w:spacing w:before="40" w:after="40" w:line="276" w:lineRule="auto"/>
+              <w:jc w:val="center"/>
+            </w:pPr>
+            <w:r/>
+            <w:r>
+              <w:rPr>
+                <w:rFonts w:ascii="Microsoft YaHei" w:hAnsi="Microsoft YaHei" w:eastAsia="Microsoft YaHei"/>
+                <w:b w:val="0"/>
+                <w:i w:val="0"/>
+                <w:color w:val="24364B"/>
+                <w:sz w:val="17"/>
+              </w:rPr>
+            </w:r>
+          </w:p>
+        </w:tc>
+        <w:tc>
+          <w:tcPr>
+            <w:tcW w:type="dxa" w:w="8120"/>
+            <w:shd w:fill="FFF9E8"/>
+            <w:vAlign w:val="center"/>
+            <w:tcMar>
+              <w:top w:w="80" w:type="dxa"/>
+              <w:start w:w="120" w:type="dxa"/>
+              <w:bottom w:w="80" w:type="dxa"/>
+              <w:end w:w="120" w:type="dxa"/>
+            </w:tcMar>
+          </w:tcPr>
+          <w:p>
+            <w:pPr>
+              <w:spacing w:before="40" w:after="40" w:line="276" w:lineRule="auto"/>
+              <w:jc w:val="left"/>
+            </w:pPr>
+            <w:r/>
+            <w:r>
+              <w:rPr>
+                <w:rFonts w:ascii="Microsoft YaHei" w:hAnsi="Microsoft YaHei" w:eastAsia="Microsoft YaHei"/>
+                <w:b w:val="0"/>
+                <w:i w:val="0"/>
+                <w:color w:val="24364B"/>
+                <w:sz w:val="17"/>
+              </w:rPr>
+            </w:r>
+          </w:p>
+        </w:tc>
+        <w:tc>
+          <w:tcPr>
+            <w:tcW w:type="dxa" w:w="2236"/>
+            <w:shd w:fill="FFF9E8"/>
+            <w:vAlign w:val="center"/>
+            <w:tcMar>
+              <w:top w:w="80" w:type="dxa"/>
+              <w:start w:w="120" w:type="dxa"/>
+              <w:bottom w:w="80" w:type="dxa"/>
+              <w:end w:w="120" w:type="dxa"/>
+            </w:tcMar>
+          </w:tcPr>
+          <w:p>
+            <w:pPr>
+              <w:spacing w:before="40" w:after="40" w:line="276" w:lineRule="auto"/>
+              <w:jc w:val="center"/>
+            </w:pPr>
+            <w:r/>
+            <w:r>
+              <w:rPr>
+                <w:rFonts w:ascii="Microsoft YaHei" w:hAnsi="Microsoft YaHei" w:eastAsia="Microsoft YaHei"/>
+                <w:b w:val="0"/>
+                <w:i w:val="0"/>
+                <w:color w:val="24364B"/>
+                <w:sz w:val="17"/>
+              </w:rPr>
+            </w:r>
+          </w:p>
+        </w:tc>
+      </w:tr>
+      <w:tr>
+        <w:trPr>
+          <w:cantSplit/>
+        </w:trPr>
+        <w:tc>
+          <w:tcPr>
+            <w:tcW w:type="dxa" w:w="1862"/>
+            <w:shd w:fill="EDF5FF"/>
+            <w:vAlign w:val="center"/>
+            <w:tcMar>
+              <w:top w:w="80" w:type="dxa"/>
+              <w:start w:w="120" w:type="dxa"/>
+              <w:bottom w:w="80" w:type="dxa"/>
+              <w:end w:w="120" w:type="dxa"/>
+            </w:tcMar>
+          </w:tcPr>
+          <w:p>
+            <w:pPr>
+              <w:spacing w:before="40" w:after="40" w:line="276" w:lineRule="auto"/>
+              <w:jc w:val="center"/>
+            </w:pPr>
+            <w:r/>
+            <w:r>
+              <w:rPr>
+                <w:rFonts w:ascii="Microsoft YaHei" w:hAnsi="Microsoft YaHei" w:eastAsia="Microsoft YaHei"/>
+                <w:b/>
+                <w:i w:val="0"/>
+                <w:color w:val="17365D"/>
+                <w:sz w:val="17"/>
+              </w:rPr>
+              <w:t>业务/信息部门</w:t>
+            </w:r>
+          </w:p>
+        </w:tc>
+        <w:tc>
+          <w:tcPr>
+            <w:tcW w:type="dxa" w:w="2682"/>
+            <w:shd w:fill="FFF9E8"/>
+            <w:vAlign w:val="center"/>
+            <w:tcMar>
+              <w:top w:w="80" w:type="dxa"/>
+              <w:start w:w="120" w:type="dxa"/>
+              <w:bottom w:w="80" w:type="dxa"/>
+              <w:end w:w="120" w:type="dxa"/>
+            </w:tcMar>
+          </w:tcPr>
+          <w:p>
+            <w:pPr>
+              <w:spacing w:before="40" w:after="40" w:line="276" w:lineRule="auto"/>
+              <w:jc w:val="center"/>
+            </w:pPr>
+            <w:r/>
+            <w:r>
+              <w:rPr>
+                <w:rFonts w:ascii="Microsoft YaHei" w:hAnsi="Microsoft YaHei" w:eastAsia="Microsoft YaHei"/>
+                <w:b w:val="0"/>
+                <w:i w:val="0"/>
+                <w:color w:val="24364B"/>
+                <w:sz w:val="17"/>
+              </w:rPr>
+            </w:r>
+          </w:p>
+        </w:tc>
+        <w:tc>
+          <w:tcPr>
+            <w:tcW w:type="dxa" w:w="8120"/>
+            <w:shd w:fill="FFF9E8"/>
+            <w:vAlign w:val="center"/>
+            <w:tcMar>
+              <w:top w:w="80" w:type="dxa"/>
+              <w:start w:w="120" w:type="dxa"/>
+              <w:bottom w:w="80" w:type="dxa"/>
+              <w:end w:w="120" w:type="dxa"/>
+            </w:tcMar>
+          </w:tcPr>
+          <w:p>
+            <w:pPr>
+              <w:spacing w:before="40" w:after="40" w:line="276" w:lineRule="auto"/>
+              <w:jc w:val="left"/>
+            </w:pPr>
+            <w:r/>
+            <w:r>
+              <w:rPr>
+                <w:rFonts w:ascii="Microsoft YaHei" w:hAnsi="Microsoft YaHei" w:eastAsia="Microsoft YaHei"/>
+                <w:b w:val="0"/>
+                <w:i w:val="0"/>
+                <w:color w:val="24364B"/>
+                <w:sz w:val="17"/>
+              </w:rPr>
+            </w:r>
+          </w:p>
+        </w:tc>
+        <w:tc>
+          <w:tcPr>
+            <w:tcW w:type="dxa" w:w="2236"/>
+            <w:shd w:fill="FFF9E8"/>
+            <w:vAlign w:val="center"/>
+            <w:tcMar>
+              <w:top w:w="80" w:type="dxa"/>
+              <w:start w:w="120" w:type="dxa"/>
+              <w:bottom w:w="80" w:type="dxa"/>
+              <w:end w:w="120" w:type="dxa"/>
+            </w:tcMar>
+          </w:tcPr>
+          <w:p>
+            <w:pPr>
+              <w:spacing w:before="40" w:after="40" w:line="276" w:lineRule="auto"/>
+              <w:jc w:val="center"/>
+            </w:pPr>
+            <w:r/>
+            <w:r>
+              <w:rPr>
+                <w:rFonts w:ascii="Microsoft YaHei" w:hAnsi="Microsoft YaHei" w:eastAsia="Microsoft YaHei"/>
+                <w:b w:val="0"/>
+                <w:i w:val="0"/>
+                <w:color w:val="24364B"/>
+                <w:sz w:val="17"/>
+              </w:rPr>
+            </w:r>
+          </w:p>
+        </w:tc>
+      </w:tr>
+    </w:tbl>
+    <w:p>
+      <w:pPr>
+        <w:spacing w:before="120" w:after="0"/>
         <w:jc w:val="right"/>
       </w:pPr>
       <w:r>
-        <w:t>编制：____________    审核：____________    确认日期：____________</w:t>
+        <w:rPr>
+          <w:rFonts w:ascii="Microsoft YaHei" w:hAnsi="Microsoft YaHei" w:eastAsia="Microsoft YaHei"/>
+          <w:b w:val="0"/>
+          <w:i w:val="0"/>
+          <w:color w:val="667A90"/>
+          <w:sz w:val="16"/>
+        </w:rPr>
+        <w:t>版本记录：V2.0 · 蓝白医疗信息化模板首版 · 2026-07-28</w:t>
       </w:r>
     </w:p>
     <w:sectPr>
-      <w:pgSz w:w="12240" w:h="15840"/>
-      <w:pgMar w:top="936" w:right="936" w:bottom="936" w:left="936" w:header="720" w:footer="720" w:gutter="0"/>
+      <w:headerReference w:type="default" r:id="rId9"/>
+      <w:footerReference w:type="default" r:id="rId10"/>
+      <w:pgSz w:w="16834" w:h="11909" w:orient="landscape"/>
+      <w:pgMar w:top="864" w:right="936" w:bottom="864" w:left="936" w:header="432" w:footer="432" w:gutter="0"/>
       <w:cols w:space="720"/>
       <w:docGrid w:linePitch="360"/>
     </w:sectPr>
   </w:body>
 </w:document>
+</file>
+
+<file path=word/footer1.xml><?xml version="1.0" encoding="utf-8"?>
+<w:ftr xmlns:m="http://schemas.openxmlformats.org/officeDocument/2006/math" xmlns:mc="http://schemas.openxmlformats.org/markup-compatibility/2006" xmlns:mo="http://schemas.microsoft.com/office/mac/office/2008/main" xmlns:mv="urn:schemas-microsoft-com:mac:vml" xmlns:o="urn:schemas-microsoft-com:office:office" xmlns:r="http://schemas.openxmlformats.org/officeDocument/2006/relationships" xmlns:v="urn:schemas-microsoft-com:vml" xmlns:w10="urn:schemas-microsoft-com:office:word" xmlns:w14="http://schemas.microsoft.com/office/word/2010/wordml" xmlns:w="http://schemas.openxmlformats.org/wordprocessingml/2006/main" xmlns:wne="http://schemas.microsoft.com/office/word/2006/wordml" xmlns:wp14="http://schemas.microsoft.com/office/word/2010/wordprocessingDrawing" xmlns:wp="http://schemas.openxmlformats.org/drawingml/2006/wordprocessingDrawing" xmlns:wpc="http://schemas.microsoft.com/office/word/2010/wordprocessingCanvas" xmlns:wpg="http://schemas.microsoft.com/office/word/2010/wordprocessingGroup" xmlns:wpi="http://schemas.microsoft.com/office/word/2010/wordprocessingInk" xmlns:wps="http://schemas.microsoft.com/office/word/2010/wordprocessingShape" mc:Ignorable="w14 wp14">
+  <w:p>
+    <w:pPr>
+      <w:pStyle w:val="Footer"/>
+      <w:spacing w:before="0" w:after="0"/>
+      <w:jc w:val="right"/>
+    </w:pPr>
+    <w:r>
+      <w:rPr>
+        <w:rFonts w:ascii="Microsoft YaHei" w:hAnsi="Microsoft YaHei" w:eastAsia="Microsoft YaHei"/>
+        <w:b w:val="0"/>
+        <w:i w:val="0"/>
+        <w:color w:val="667A90"/>
+        <w:sz w:val="17"/>
+      </w:rPr>
+      <w:t xml:space="preserve">第 </w:t>
+      <w:fldChar w:fldCharType="begin"/>
+      <w:instrText xml:space="preserve"> PAGE </w:instrText>
+      <w:fldChar w:fldCharType="end"/>
+    </w:r>
+    <w:r>
+      <w:rPr>
+        <w:rFonts w:ascii="Microsoft YaHei" w:hAnsi="Microsoft YaHei" w:eastAsia="Microsoft YaHei"/>
+        <w:b w:val="0"/>
+        <w:i w:val="0"/>
+        <w:color w:val="667A90"/>
+        <w:sz w:val="17"/>
+      </w:rPr>
+      <w:t xml:space="preserve"> 页</w:t>
+    </w:r>
+  </w:p>
+</w:ftr>
+</file>
+
+<file path=word/header1.xml><?xml version="1.0" encoding="utf-8"?>
+<w:hdr xmlns:m="http://schemas.openxmlformats.org/officeDocument/2006/math" xmlns:mc="http://schemas.openxmlformats.org/markup-compatibility/2006" xmlns:mo="http://schemas.microsoft.com/office/mac/office/2008/main" xmlns:mv="urn:schemas-microsoft-com:mac:vml" xmlns:o="urn:schemas-microsoft-com:office:office" xmlns:r="http://schemas.openxmlformats.org/officeDocument/2006/relationships" xmlns:v="urn:schemas-microsoft-com:vml" xmlns:w10="urn:schemas-microsoft-com:office:word" xmlns:w14="http://schemas.microsoft.com/office/word/2010/wordml" xmlns:w="http://schemas.openxmlformats.org/wordprocessingml/2006/main" xmlns:wne="http://schemas.microsoft.com/office/word/2006/wordml" xmlns:wp14="http://schemas.microsoft.com/office/word/2010/wordprocessingDrawing" xmlns:wp="http://schemas.openxmlformats.org/drawingml/2006/wordprocessingDrawing" xmlns:wpc="http://schemas.microsoft.com/office/word/2010/wordprocessingCanvas" xmlns:wpg="http://schemas.microsoft.com/office/word/2010/wordprocessingGroup" xmlns:wpi="http://schemas.microsoft.com/office/word/2010/wordprocessingInk" xmlns:wps="http://schemas.microsoft.com/office/word/2010/wordprocessingShape" mc:Ignorable="w14 wp14">
+  <w:p>
+    <w:pPr>
+      <w:pStyle w:val="Header"/>
+    </w:pPr>
+  </w:p>
+  <w:tbl>
+    <w:tblPr>
+      <w:tblW w:type="dxa" w:w="14900"/>
+      <w:jc w:val="left"/>
+      <w:tblLayout w:type="fixed"/>
+      <w:tblLook w:firstColumn="1" w:firstRow="1" w:lastColumn="0" w:lastRow="0" w:noHBand="0" w:noVBand="1" w:val="04A0"/>
+      <w:tblInd w:w="120" w:type="dxa"/>
+      <w:tblBorders>
+        <w:top w:val="single" w:sz="0" w:color="FFFFFF"/>
+        <w:left w:val="single" w:sz="0" w:color="FFFFFF"/>
+        <w:bottom w:val="single" w:sz="0" w:color="FFFFFF"/>
+        <w:right w:val="single" w:sz="0" w:color="FFFFFF"/>
+        <w:insideH w:val="single" w:sz="0" w:color="FFFFFF"/>
+        <w:insideV w:val="single" w:sz="0" w:color="FFFFFF"/>
+      </w:tblBorders>
+    </w:tblPr>
+    <w:tblGrid>
+      <w:gridCol w:w="7450"/>
+      <w:gridCol w:w="7450"/>
+    </w:tblGrid>
+    <w:tr>
+      <w:trPr>
+        <w:cantSplit/>
+      </w:trPr>
+      <w:tc>
+        <w:tcPr>
+          <w:tcW w:type="dxa" w:w="7450"/>
+          <w:vAlign w:val="center"/>
+          <w:tcMar>
+            <w:top w:w="80" w:type="dxa"/>
+            <w:start w:w="120" w:type="dxa"/>
+            <w:bottom w:w="80" w:type="dxa"/>
+            <w:end w:w="120" w:type="dxa"/>
+          </w:tcMar>
+        </w:tcPr>
+        <w:p>
+          <w:pPr>
+            <w:spacing w:before="40" w:after="40" w:line="276" w:lineRule="auto"/>
+            <w:jc w:val="left"/>
+          </w:pPr>
+          <w:r/>
+          <w:r>
+            <w:rPr>
+              <w:rFonts w:ascii="Microsoft YaHei" w:hAnsi="Microsoft YaHei" w:eastAsia="Microsoft YaHei"/>
+              <w:b/>
+              <w:i w:val="0"/>
+              <w:color w:val="667A90"/>
+              <w:sz w:val="17"/>
+            </w:rPr>
+            <w:t>实施项目管理平台 · SOP 交付物</w:t>
+          </w:r>
+        </w:p>
+      </w:tc>
+      <w:tc>
+        <w:tcPr>
+          <w:tcW w:type="dxa" w:w="7450"/>
+          <w:vAlign w:val="center"/>
+          <w:tcMar>
+            <w:top w:w="80" w:type="dxa"/>
+            <w:start w:w="120" w:type="dxa"/>
+            <w:bottom w:w="80" w:type="dxa"/>
+            <w:end w:w="120" w:type="dxa"/>
+          </w:tcMar>
+        </w:tcPr>
+        <w:p>
+          <w:pPr>
+            <w:spacing w:before="40" w:after="40" w:line="276" w:lineRule="auto"/>
+            <w:jc w:val="right"/>
+          </w:pPr>
+          <w:r/>
+          <w:r>
+            <w:rPr>
+              <w:rFonts w:ascii="Microsoft YaHei" w:hAnsi="Microsoft YaHei" w:eastAsia="Microsoft YaHei"/>
+              <w:b w:val="0"/>
+              <w:i w:val="0"/>
+              <w:color w:val="667A90"/>
+              <w:sz w:val="17"/>
+            </w:rPr>
+            <w:t>上线方案  |  V2.0</w:t>
+          </w:r>
+        </w:p>
+      </w:tc>
+    </w:tr>
+  </w:tbl>
+</w:hdr>
 </file>
 
 <file path=word/numbering.xml><?xml version="1.0" encoding="utf-8"?>
@@ -1195,9 +5708,13 @@
     <w:name w:val="Normal"/>
     <w:qFormat/>
     <w:rsid w:val="00FC693F"/>
+    <w:pPr>
+      <w:spacing w:before="0" w:after="120" w:line="300" w:lineRule="auto"/>
+    </w:pPr>
     <w:rPr>
       <w:rFonts w:ascii="Microsoft YaHei" w:hAnsi="Microsoft YaHei" w:eastAsia="Microsoft YaHei"/>
-      <w:sz w:val="18"/>
+      <w:color w:val="24364B"/>
+      <w:sz w:val="22"/>
     </w:rPr>
   </w:style>
   <w:style w:type="paragraph" w:styleId="Header">
@@ -1255,15 +5772,15 @@
     <w:pPr>
       <w:keepNext/>
       <w:keepLines/>
-      <w:spacing w:before="480" w:after="0"/>
+      <w:spacing w:before="360" w:after="200"/>
       <w:outlineLvl w:val="0"/>
     </w:pPr>
     <w:rPr>
-      <w:rFonts w:asciiTheme="majorHAnsi" w:eastAsiaTheme="majorEastAsia" w:hAnsiTheme="majorHAnsi" w:cstheme="majorBidi"/>
+      <w:rFonts w:asciiTheme="majorHAnsi" w:eastAsiaTheme="majorEastAsia" w:hAnsiTheme="majorHAnsi" w:cstheme="majorBidi" w:ascii="Microsoft YaHei" w:hAnsi="Microsoft YaHei" w:eastAsia="Microsoft YaHei"/>
       <w:b/>
       <w:bCs/>
-      <w:color w:val="365F91" w:themeColor="accent1" w:themeShade="BF"/>
-      <w:sz w:val="28"/>
+      <w:color w:val="17365D"/>
+      <w:sz w:val="32"/>
       <w:szCs w:val="28"/>
     </w:rPr>
   </w:style>
@@ -1279,14 +5796,14 @@
     <w:pPr>
       <w:keepNext/>
       <w:keepLines/>
-      <w:spacing w:before="200" w:after="0"/>
+      <w:spacing w:before="280" w:after="140"/>
       <w:outlineLvl w:val="1"/>
     </w:pPr>
     <w:rPr>
-      <w:rFonts w:asciiTheme="majorHAnsi" w:eastAsiaTheme="majorEastAsia" w:hAnsiTheme="majorHAnsi" w:cstheme="majorBidi"/>
+      <w:rFonts w:asciiTheme="majorHAnsi" w:eastAsiaTheme="majorEastAsia" w:hAnsiTheme="majorHAnsi" w:cstheme="majorBidi" w:ascii="Microsoft YaHei" w:hAnsi="Microsoft YaHei" w:eastAsia="Microsoft YaHei"/>
       <w:b/>
       <w:bCs/>
-      <w:color w:val="4F81BD" w:themeColor="accent1"/>
+      <w:color w:val="1769E0"/>
       <w:sz w:val="26"/>
       <w:szCs w:val="26"/>
     </w:rPr>
@@ -1303,14 +5820,15 @@
     <w:pPr>
       <w:keepNext/>
       <w:keepLines/>
-      <w:spacing w:before="200" w:after="0"/>
+      <w:spacing w:before="200" w:after="100"/>
       <w:outlineLvl w:val="2"/>
     </w:pPr>
     <w:rPr>
-      <w:rFonts w:asciiTheme="majorHAnsi" w:eastAsiaTheme="majorEastAsia" w:hAnsiTheme="majorHAnsi" w:cstheme="majorBidi"/>
+      <w:rFonts w:asciiTheme="majorHAnsi" w:eastAsiaTheme="majorEastAsia" w:hAnsiTheme="majorHAnsi" w:cstheme="majorBidi" w:ascii="Microsoft YaHei" w:hAnsi="Microsoft YaHei" w:eastAsia="Microsoft YaHei"/>
       <w:b/>
       <w:bCs/>
-      <w:color w:val="4F81BD" w:themeColor="accent1"/>
+      <w:color w:val="17365D"/>
+      <w:sz w:val="24"/>
     </w:rPr>
   </w:style>
   <w:style w:type="paragraph" w:styleId="Heading4">

--- a/templates/go-live-plan.docx
+++ b/templates/go-live-plan.docx
@@ -2,53 +2,65 @@
 <file path=word/document.xml><?xml version="1.0" encoding="utf-8"?>
 <w:document xmlns:wpc="http://schemas.microsoft.com/office/word/2010/wordprocessingCanvas" xmlns:mo="http://schemas.microsoft.com/office/mac/office/2008/main" xmlns:mc="http://schemas.openxmlformats.org/markup-compatibility/2006" xmlns:mv="urn:schemas-microsoft-com:mac:vml" xmlns:o="urn:schemas-microsoft-com:office:office" xmlns:r="http://schemas.openxmlformats.org/officeDocument/2006/relationships" xmlns:m="http://schemas.openxmlformats.org/officeDocument/2006/math" xmlns:v="urn:schemas-microsoft-com:vml" xmlns:wp14="http://schemas.microsoft.com/office/word/2010/wordprocessingDrawing" xmlns:wp="http://schemas.openxmlformats.org/drawingml/2006/wordprocessingDrawing" xmlns:w10="urn:schemas-microsoft-com:office:word" xmlns:w="http://schemas.openxmlformats.org/wordprocessingml/2006/main" xmlns:w14="http://schemas.microsoft.com/office/word/2010/wordml" xmlns:wpg="http://schemas.microsoft.com/office/word/2010/wordprocessingGroup" xmlns:wpi="http://schemas.microsoft.com/office/word/2010/wordprocessingInk" xmlns:wne="http://schemas.microsoft.com/office/word/2006/wordml" xmlns:wps="http://schemas.microsoft.com/office/word/2010/wordprocessingShape" mc:Ignorable="w14 wp14">
   <w:body>
-    <w:p>
-      <w:pPr>
-        <w:spacing w:before="60" w:after="0"/>
-      </w:pPr>
-      <w:r>
-        <w:rPr>
-          <w:rFonts w:ascii="Microsoft YaHei" w:hAnsi="Microsoft YaHei" w:eastAsia="Microsoft YaHei"/>
-          <w:b/>
-          <w:i w:val="0"/>
-          <w:color w:val="1769E0"/>
-          <w:sz w:val="19"/>
-        </w:rPr>
-        <w:t>SOP · 上线试运行</w:t>
-      </w:r>
-    </w:p>
-    <w:p>
-      <w:pPr>
-        <w:keepNext/>
-        <w:spacing w:before="0" w:after="60"/>
-      </w:pPr>
-      <w:r>
-        <w:rPr>
-          <w:rFonts w:ascii="Microsoft YaHei" w:hAnsi="Microsoft YaHei" w:eastAsia="Microsoft YaHei"/>
-          <w:b/>
-          <w:i w:val="0"/>
-          <w:color w:val="17365D"/>
-          <w:sz w:val="46"/>
-        </w:rPr>
-        <w:t>上线方案</w:t>
-      </w:r>
-    </w:p>
-    <w:p>
-      <w:pPr>
-        <w:keepNext/>
-        <w:spacing w:before="0" w:after="180"/>
-      </w:pPr>
-      <w:r>
-        <w:rPr>
-          <w:rFonts w:ascii="Microsoft YaHei" w:hAnsi="Microsoft YaHei" w:eastAsia="Microsoft YaHei"/>
-          <w:b w:val="0"/>
-          <w:i w:val="0"/>
-          <w:color w:val="667A90"/>
-          <w:sz w:val="21"/>
-        </w:rPr>
-        <w:t>用于组织上线窗口、执行步骤、责任分工、风险应对与回退</w:t>
-      </w:r>
-    </w:p>
+    <w:tbl>
+      <w:tblPr>
+        <w:tblStyle w:val="TableGrid"/>
+        <w:tblW w:type="dxa" w:w="14900"/>
+        <w:jc w:val="left"/>
+        <w:tblLayout w:type="fixed"/>
+        <w:tblLook w:firstColumn="1" w:firstRow="1" w:lastColumn="0" w:lastRow="0" w:noHBand="0" w:noVBand="1" w:val="04A0"/>
+        <w:tblInd w:w="120" w:type="dxa"/>
+        <w:tblBorders>
+          <w:top w:val="single" w:sz="0" w:color="B33A3A"/>
+          <w:left w:val="single" w:sz="0" w:color="B33A3A"/>
+          <w:bottom w:val="single" w:sz="0" w:color="B33A3A"/>
+          <w:right w:val="single" w:sz="0" w:color="B33A3A"/>
+          <w:insideH w:val="single" w:sz="0" w:color="B33A3A"/>
+          <w:insideV w:val="single" w:sz="0" w:color="B33A3A"/>
+        </w:tblBorders>
+      </w:tblPr>
+      <w:tblGrid>
+        <w:gridCol w:w="14900"/>
+      </w:tblGrid>
+      <w:tr>
+        <w:trPr>
+          <w:cantSplit/>
+        </w:trPr>
+        <w:tc>
+          <w:tcPr>
+            <w:tcW w:type="dxa" w:w="14900"/>
+            <w:shd w:fill="B33A3A"/>
+          </w:tcPr>
+          <w:p>
+            <w:pPr>
+              <w:spacing w:before="160" w:after="160"/>
+            </w:pPr>
+            <w:r/>
+            <w:r>
+              <w:rPr>
+                <w:rFonts w:ascii="Microsoft YaHei" w:hAnsi="Microsoft YaHei" w:eastAsia="Microsoft YaHei"/>
+                <w:b/>
+                <w:i w:val="0"/>
+                <w:color w:val="FFFFFF"/>
+                <w:sz w:val="46"/>
+              </w:rPr>
+              <w:t>上线方案</w:t>
+              <w:br/>
+            </w:r>
+            <w:r>
+              <w:rPr>
+                <w:rFonts w:ascii="Microsoft YaHei" w:hAnsi="Microsoft YaHei" w:eastAsia="Microsoft YaHei"/>
+                <w:b w:val="0"/>
+                <w:i w:val="0"/>
+                <w:color w:val="FFFFFF"/>
+                <w:sz w:val="21"/>
+              </w:rPr>
+              <w:t>用于组织上线窗口、执行步骤、责任分工、风险应对与回退</w:t>
+            </w:r>
+          </w:p>
+        </w:tc>
+      </w:tr>
+    </w:tbl>
     <w:tbl>
       <w:tblPr>
         <w:tblStyle w:val="TableGrid"/>
@@ -83,7 +95,7 @@
         <w:tc>
           <w:tcPr>
             <w:tcW w:type="dxa" w:w="1192"/>
-            <w:shd w:fill="EDF5FF"/>
+            <w:shd w:fill="FCEEEE"/>
             <w:vAlign w:val="center"/>
             <w:tcMar>
               <w:top w:w="80" w:type="dxa"/>
@@ -142,7 +154,7 @@
         <w:tc>
           <w:tcPr>
             <w:tcW w:type="dxa" w:w="1192"/>
-            <w:shd w:fill="EDF5FF"/>
+            <w:shd w:fill="FCEEEE"/>
             <w:vAlign w:val="center"/>
             <w:tcMar>
               <w:top w:w="80" w:type="dxa"/>
@@ -201,7 +213,7 @@
         <w:tc>
           <w:tcPr>
             <w:tcW w:type="dxa" w:w="1192"/>
-            <w:shd w:fill="EDF5FF"/>
+            <w:shd w:fill="FCEEEE"/>
             <w:vAlign w:val="center"/>
             <w:tcMar>
               <w:top w:w="80" w:type="dxa"/>
@@ -260,7 +272,7 @@
         <w:tc>
           <w:tcPr>
             <w:tcW w:type="dxa" w:w="1192"/>
-            <w:shd w:fill="EDF5FF"/>
+            <w:shd w:fill="FCEEEE"/>
             <w:vAlign w:val="center"/>
             <w:tcMar>
               <w:top w:w="80" w:type="dxa"/>
@@ -324,7 +336,7 @@
         <w:tc>
           <w:tcPr>
             <w:tcW w:type="dxa" w:w="1192"/>
-            <w:shd w:fill="EDF5FF"/>
+            <w:shd w:fill="FCEEEE"/>
             <w:vAlign w:val="center"/>
             <w:tcMar>
               <w:top w:w="80" w:type="dxa"/>
@@ -383,7 +395,7 @@
         <w:tc>
           <w:tcPr>
             <w:tcW w:type="dxa" w:w="1192"/>
-            <w:shd w:fill="EDF5FF"/>
+            <w:shd w:fill="FCEEEE"/>
             <w:vAlign w:val="center"/>
             <w:tcMar>
               <w:top w:w="80" w:type="dxa"/>
@@ -442,7 +454,7 @@
         <w:tc>
           <w:tcPr>
             <w:tcW w:type="dxa" w:w="1192"/>
-            <w:shd w:fill="EDF5FF"/>
+            <w:shd w:fill="FCEEEE"/>
             <w:vAlign w:val="center"/>
             <w:tcMar>
               <w:top w:w="80" w:type="dxa"/>
@@ -495,14 +507,14 @@
                 <w:color w:val="24364B"/>
                 <w:sz w:val="18"/>
               </w:rPr>
-              <w:t>V2.0</w:t>
+              <w:t>V2.1</w:t>
             </w:r>
           </w:p>
         </w:tc>
         <w:tc>
           <w:tcPr>
             <w:tcW w:type="dxa" w:w="1192"/>
-            <w:shd w:fill="EDF5FF"/>
+            <w:shd w:fill="FCEEEE"/>
             <w:vAlign w:val="center"/>
             <w:tcMar>
               <w:top w:w="80" w:type="dxa"/>
@@ -555,7 +567,7 @@
                 <w:color w:val="24364B"/>
                 <w:sz w:val="18"/>
               </w:rPr>
-              <w:t>☐ 草稿  ☐ 已确认</w:t>
+              <w:t>☐ 草稿  ☐ 上线指挥完成</w:t>
             </w:r>
           </w:p>
         </w:tc>
@@ -570,12 +582,12 @@
         <w:tblLook w:firstColumn="1" w:firstRow="1" w:lastColumn="0" w:lastRow="0" w:noHBand="0" w:noVBand="1" w:val="04A0"/>
         <w:tblInd w:w="120" w:type="dxa"/>
         <w:tblBorders>
-          <w:top w:val="single" w:sz="5" w:color="B7D2F1"/>
-          <w:left w:val="single" w:sz="5" w:color="B7D2F1"/>
-          <w:bottom w:val="single" w:sz="5" w:color="B7D2F1"/>
-          <w:right w:val="single" w:sz="5" w:color="B7D2F1"/>
-          <w:insideH w:val="single" w:sz="5" w:color="B7D2F1"/>
-          <w:insideV w:val="single" w:sz="5" w:color="B7D2F1"/>
+          <w:top w:val="single" w:sz="5" w:color="B33A3A"/>
+          <w:left w:val="single" w:sz="5" w:color="B33A3A"/>
+          <w:bottom w:val="single" w:sz="5" w:color="B33A3A"/>
+          <w:right w:val="single" w:sz="5" w:color="B33A3A"/>
+          <w:insideH w:val="single" w:sz="5" w:color="B33A3A"/>
+          <w:insideV w:val="single" w:sz="5" w:color="B33A3A"/>
         </w:tblBorders>
       </w:tblPr>
       <w:tblGrid>
@@ -588,7 +600,7 @@
         <w:tc>
           <w:tcPr>
             <w:tcW w:type="dxa" w:w="14900"/>
-            <w:shd w:fill="F6F9FD"/>
+            <w:shd w:fill="FCEEEE"/>
             <w:vAlign w:val="center"/>
             <w:tcMar>
               <w:top w:w="80" w:type="dxa"/>
@@ -625,18 +637,184 @@
       <w:pPr>
         <w:pStyle w:val="Heading2"/>
         <w:keepNext/>
+        <w:pageBreakBefore w:val="0"/>
       </w:pPr>
       <w:r>
         <w:rPr>
           <w:rFonts w:ascii="Microsoft YaHei" w:hAnsi="Microsoft YaHei" w:eastAsia="Microsoft YaHei"/>
           <w:b/>
           <w:i w:val="0"/>
-          <w:color w:val="1769E0"/>
+          <w:color w:val="B33A3A"/>
           <w:sz w:val="26"/>
         </w:rPr>
-        <w:t>一、范围与基本信息</w:t>
+        <w:t>一、上线指挥总览</w:t>
       </w:r>
     </w:p>
+    <w:tbl>
+      <w:tblPr>
+        <w:tblStyle w:val="TableGrid"/>
+        <w:tblW w:type="dxa" w:w="14900"/>
+        <w:jc w:val="left"/>
+        <w:tblLayout w:type="fixed"/>
+        <w:tblLook w:firstColumn="1" w:firstRow="1" w:lastColumn="0" w:lastRow="0" w:noHBand="0" w:noVBand="1" w:val="04A0"/>
+        <w:tblInd w:w="120" w:type="dxa"/>
+        <w:tblBorders>
+          <w:top w:val="single" w:sz="0" w:color="FFFFFF"/>
+          <w:left w:val="single" w:sz="0" w:color="FFFFFF"/>
+          <w:bottom w:val="single" w:sz="0" w:color="FFFFFF"/>
+          <w:right w:val="single" w:sz="0" w:color="FFFFFF"/>
+          <w:insideH w:val="single" w:sz="0" w:color="FFFFFF"/>
+          <w:insideV w:val="single" w:sz="0" w:color="FFFFFF"/>
+        </w:tblBorders>
+      </w:tblPr>
+      <w:tblGrid>
+        <w:gridCol w:w="3725"/>
+        <w:gridCol w:w="3725"/>
+        <w:gridCol w:w="3725"/>
+        <w:gridCol w:w="3725"/>
+      </w:tblGrid>
+      <w:tr>
+        <w:trPr>
+          <w:cantSplit/>
+        </w:trPr>
+        <w:tc>
+          <w:tcPr>
+            <w:tcW w:type="dxa" w:w="3725"/>
+            <w:shd w:fill="B33A3A"/>
+          </w:tcPr>
+          <w:p>
+            <w:pPr>
+              <w:spacing w:before="120" w:after="120"/>
+              <w:jc w:val="center"/>
+            </w:pPr>
+            <w:r/>
+            <w:r>
+              <w:rPr>
+                <w:rFonts w:ascii="Microsoft YaHei" w:hAnsi="Microsoft YaHei" w:eastAsia="Microsoft YaHei"/>
+                <w:b/>
+                <w:i w:val="0"/>
+                <w:color w:val="FFFFFF"/>
+                <w:sz w:val="24"/>
+              </w:rPr>
+              <w:t>D-1</w:t>
+              <w:br/>
+            </w:r>
+            <w:r>
+              <w:rPr>
+                <w:rFonts w:ascii="Microsoft YaHei" w:hAnsi="Microsoft YaHei" w:eastAsia="Microsoft YaHei"/>
+                <w:b w:val="0"/>
+                <w:i w:val="0"/>
+                <w:color w:val="FFFFFF"/>
+                <w:sz w:val="17"/>
+              </w:rPr>
+              <w:t>最终检查</w:t>
+            </w:r>
+          </w:p>
+        </w:tc>
+        <w:tc>
+          <w:tcPr>
+            <w:tcW w:type="dxa" w:w="3725"/>
+            <w:shd w:fill="B33A3A"/>
+          </w:tcPr>
+          <w:p>
+            <w:pPr>
+              <w:spacing w:before="120" w:after="120"/>
+              <w:jc w:val="center"/>
+            </w:pPr>
+            <w:r/>
+            <w:r>
+              <w:rPr>
+                <w:rFonts w:ascii="Microsoft YaHei" w:hAnsi="Microsoft YaHei" w:eastAsia="Microsoft YaHei"/>
+                <w:b/>
+                <w:i w:val="0"/>
+                <w:color w:val="FFFFFF"/>
+                <w:sz w:val="24"/>
+              </w:rPr>
+              <w:t>T0</w:t>
+              <w:br/>
+            </w:r>
+            <w:r>
+              <w:rPr>
+                <w:rFonts w:ascii="Microsoft YaHei" w:hAnsi="Microsoft YaHei" w:eastAsia="Microsoft YaHei"/>
+                <w:b w:val="0"/>
+                <w:i w:val="0"/>
+                <w:color w:val="FFFFFF"/>
+                <w:sz w:val="17"/>
+              </w:rPr>
+              <w:t>变更开始</w:t>
+            </w:r>
+          </w:p>
+        </w:tc>
+        <w:tc>
+          <w:tcPr>
+            <w:tcW w:type="dxa" w:w="3725"/>
+            <w:shd w:fill="B33A3A"/>
+          </w:tcPr>
+          <w:p>
+            <w:pPr>
+              <w:spacing w:before="120" w:after="120"/>
+              <w:jc w:val="center"/>
+            </w:pPr>
+            <w:r/>
+            <w:r>
+              <w:rPr>
+                <w:rFonts w:ascii="Microsoft YaHei" w:hAnsi="Microsoft YaHei" w:eastAsia="Microsoft YaHei"/>
+                <w:b/>
+                <w:i w:val="0"/>
+                <w:color w:val="FFFFFF"/>
+                <w:sz w:val="24"/>
+              </w:rPr>
+              <w:t>T+30</w:t>
+              <w:br/>
+            </w:r>
+            <w:r>
+              <w:rPr>
+                <w:rFonts w:ascii="Microsoft YaHei" w:hAnsi="Microsoft YaHei" w:eastAsia="Microsoft YaHei"/>
+                <w:b w:val="0"/>
+                <w:i w:val="0"/>
+                <w:color w:val="FFFFFF"/>
+                <w:sz w:val="17"/>
+              </w:rPr>
+              <w:t>业务验证</w:t>
+            </w:r>
+          </w:p>
+        </w:tc>
+        <w:tc>
+          <w:tcPr>
+            <w:tcW w:type="dxa" w:w="3725"/>
+            <w:shd w:fill="B33A3A"/>
+          </w:tcPr>
+          <w:p>
+            <w:pPr>
+              <w:spacing w:before="120" w:after="120"/>
+              <w:jc w:val="center"/>
+            </w:pPr>
+            <w:r/>
+            <w:r>
+              <w:rPr>
+                <w:rFonts w:ascii="Microsoft YaHei" w:hAnsi="Microsoft YaHei" w:eastAsia="Microsoft YaHei"/>
+                <w:b/>
+                <w:i w:val="0"/>
+                <w:color w:val="FFFFFF"/>
+                <w:sz w:val="24"/>
+              </w:rPr>
+              <w:t>T+120</w:t>
+              <w:br/>
+            </w:r>
+            <w:r>
+              <w:rPr>
+                <w:rFonts w:ascii="Microsoft YaHei" w:hAnsi="Microsoft YaHei" w:eastAsia="Microsoft YaHei"/>
+                <w:b w:val="0"/>
+                <w:i w:val="0"/>
+                <w:color w:val="FFFFFF"/>
+                <w:sz w:val="17"/>
+              </w:rPr>
+              <w:t>稳定确认</w:t>
+            </w:r>
+          </w:p>
+        </w:tc>
+      </w:tr>
+    </w:tbl>
     <w:tbl>
       <w:tblPr>
         <w:tblStyle w:val="TableGrid"/>
@@ -1147,20 +1325,238 @@
         </w:tc>
       </w:tr>
     </w:tbl>
+    <w:tbl>
+      <w:tblPr>
+        <w:tblStyle w:val="TableGrid"/>
+        <w:tblW w:type="dxa" w:w="14900"/>
+        <w:jc w:val="left"/>
+        <w:tblLayout w:type="fixed"/>
+        <w:tblLook w:firstColumn="1" w:firstRow="1" w:lastColumn="0" w:lastRow="0" w:noHBand="0" w:noVBand="1" w:val="04A0"/>
+        <w:tblInd w:w="120" w:type="dxa"/>
+        <w:tblBorders>
+          <w:top w:val="single" w:sz="5" w:color="B33A3A"/>
+          <w:left w:val="single" w:sz="5" w:color="B33A3A"/>
+          <w:bottom w:val="single" w:sz="5" w:color="B33A3A"/>
+          <w:right w:val="single" w:sz="5" w:color="B33A3A"/>
+          <w:insideH w:val="single" w:sz="5" w:color="B33A3A"/>
+          <w:insideV w:val="single" w:sz="5" w:color="B33A3A"/>
+        </w:tblBorders>
+      </w:tblPr>
+      <w:tblGrid>
+        <w:gridCol w:w="2310"/>
+        <w:gridCol w:w="12590"/>
+      </w:tblGrid>
+      <w:tr>
+        <w:trPr>
+          <w:cantSplit/>
+        </w:trPr>
+        <w:tc>
+          <w:tcPr>
+            <w:tcW w:type="dxa" w:w="2310"/>
+            <w:shd w:fill="B33A3A"/>
+            <w:vAlign w:val="center"/>
+            <w:tcMar>
+              <w:top w:w="80" w:type="dxa"/>
+              <w:start w:w="120" w:type="dxa"/>
+              <w:bottom w:w="80" w:type="dxa"/>
+              <w:end w:w="120" w:type="dxa"/>
+            </w:tcMar>
+          </w:tcPr>
+          <w:p>
+            <w:pPr>
+              <w:spacing w:before="40" w:after="40" w:line="276" w:lineRule="auto"/>
+              <w:jc w:val="center"/>
+            </w:pPr>
+            <w:r/>
+            <w:r>
+              <w:rPr>
+                <w:rFonts w:ascii="Microsoft YaHei" w:hAnsi="Microsoft YaHei" w:eastAsia="Microsoft YaHei"/>
+                <w:b/>
+                <w:i w:val="0"/>
+                <w:color w:val="FFFFFF"/>
+                <w:sz w:val="18"/>
+              </w:rPr>
+              <w:t>单一指挥</w:t>
+            </w:r>
+          </w:p>
+        </w:tc>
+        <w:tc>
+          <w:tcPr>
+            <w:tcW w:type="dxa" w:w="12590"/>
+            <w:shd w:fill="FCEEEE"/>
+            <w:vAlign w:val="center"/>
+            <w:tcMar>
+              <w:top w:w="80" w:type="dxa"/>
+              <w:start w:w="120" w:type="dxa"/>
+              <w:bottom w:w="80" w:type="dxa"/>
+              <w:end w:w="120" w:type="dxa"/>
+            </w:tcMar>
+          </w:tcPr>
+          <w:p>
+            <w:pPr>
+              <w:spacing w:before="40" w:after="40" w:line="276" w:lineRule="auto"/>
+              <w:jc w:val="left"/>
+            </w:pPr>
+            <w:r/>
+            <w:r>
+              <w:rPr>
+                <w:rFonts w:ascii="Microsoft YaHei" w:hAnsi="Microsoft YaHei" w:eastAsia="Microsoft YaHei"/>
+                <w:b w:val="0"/>
+                <w:i w:val="0"/>
+                <w:color w:val="24364B"/>
+                <w:sz w:val="18"/>
+              </w:rPr>
+              <w:t>上线窗口内由总指挥统一决策和通知</w:t>
+            </w:r>
+          </w:p>
+        </w:tc>
+      </w:tr>
+      <w:tr>
+        <w:trPr>
+          <w:cantSplit/>
+        </w:trPr>
+        <w:tc>
+          <w:tcPr>
+            <w:tcW w:type="dxa" w:w="2310"/>
+            <w:shd w:fill="B33A3A"/>
+            <w:vAlign w:val="center"/>
+            <w:tcMar>
+              <w:top w:w="80" w:type="dxa"/>
+              <w:start w:w="120" w:type="dxa"/>
+              <w:bottom w:w="80" w:type="dxa"/>
+              <w:end w:w="120" w:type="dxa"/>
+            </w:tcMar>
+          </w:tcPr>
+          <w:p>
+            <w:pPr>
+              <w:spacing w:before="40" w:after="40" w:line="276" w:lineRule="auto"/>
+              <w:jc w:val="center"/>
+            </w:pPr>
+            <w:r/>
+            <w:r>
+              <w:rPr>
+                <w:rFonts w:ascii="Microsoft YaHei" w:hAnsi="Microsoft YaHei" w:eastAsia="Microsoft YaHei"/>
+                <w:b/>
+                <w:i w:val="0"/>
+                <w:color w:val="FFFFFF"/>
+                <w:sz w:val="18"/>
+              </w:rPr>
+              <w:t>分钟级执行</w:t>
+            </w:r>
+          </w:p>
+        </w:tc>
+        <w:tc>
+          <w:tcPr>
+            <w:tcW w:type="dxa" w:w="12590"/>
+            <w:shd w:fill="FCEEEE"/>
+            <w:vAlign w:val="center"/>
+            <w:tcMar>
+              <w:top w:w="80" w:type="dxa"/>
+              <w:start w:w="120" w:type="dxa"/>
+              <w:bottom w:w="80" w:type="dxa"/>
+              <w:end w:w="120" w:type="dxa"/>
+            </w:tcMar>
+          </w:tcPr>
+          <w:p>
+            <w:pPr>
+              <w:spacing w:before="40" w:after="40" w:line="276" w:lineRule="auto"/>
+              <w:jc w:val="left"/>
+            </w:pPr>
+            <w:r/>
+            <w:r>
+              <w:rPr>
+                <w:rFonts w:ascii="Microsoft YaHei" w:hAnsi="Microsoft YaHei" w:eastAsia="Microsoft YaHei"/>
+                <w:b w:val="0"/>
+                <w:i w:val="0"/>
+                <w:color w:val="24364B"/>
+                <w:sz w:val="18"/>
+              </w:rPr>
+              <w:t>步骤按时间排序，每项均有完成标志</w:t>
+            </w:r>
+          </w:p>
+        </w:tc>
+      </w:tr>
+      <w:tr>
+        <w:trPr>
+          <w:cantSplit/>
+        </w:trPr>
+        <w:tc>
+          <w:tcPr>
+            <w:tcW w:type="dxa" w:w="2310"/>
+            <w:shd w:fill="B33A3A"/>
+            <w:vAlign w:val="center"/>
+            <w:tcMar>
+              <w:top w:w="80" w:type="dxa"/>
+              <w:start w:w="120" w:type="dxa"/>
+              <w:bottom w:w="80" w:type="dxa"/>
+              <w:end w:w="120" w:type="dxa"/>
+            </w:tcMar>
+          </w:tcPr>
+          <w:p>
+            <w:pPr>
+              <w:spacing w:before="40" w:after="40" w:line="276" w:lineRule="auto"/>
+              <w:jc w:val="center"/>
+            </w:pPr>
+            <w:r/>
+            <w:r>
+              <w:rPr>
+                <w:rFonts w:ascii="Microsoft YaHei" w:hAnsi="Microsoft YaHei" w:eastAsia="Microsoft YaHei"/>
+                <w:b/>
+                <w:i w:val="0"/>
+                <w:color w:val="FFFFFF"/>
+                <w:sz w:val="18"/>
+              </w:rPr>
+              <w:t>回退触发</w:t>
+            </w:r>
+          </w:p>
+        </w:tc>
+        <w:tc>
+          <w:tcPr>
+            <w:tcW w:type="dxa" w:w="12590"/>
+            <w:shd w:fill="FCEEEE"/>
+            <w:vAlign w:val="center"/>
+            <w:tcMar>
+              <w:top w:w="80" w:type="dxa"/>
+              <w:start w:w="120" w:type="dxa"/>
+              <w:bottom w:w="80" w:type="dxa"/>
+              <w:end w:w="120" w:type="dxa"/>
+            </w:tcMar>
+          </w:tcPr>
+          <w:p>
+            <w:pPr>
+              <w:spacing w:before="40" w:after="40" w:line="276" w:lineRule="auto"/>
+              <w:jc w:val="left"/>
+            </w:pPr>
+            <w:r/>
+            <w:r>
+              <w:rPr>
+                <w:rFonts w:ascii="Microsoft YaHei" w:hAnsi="Microsoft YaHei" w:eastAsia="Microsoft YaHei"/>
+                <w:b w:val="0"/>
+                <w:i w:val="0"/>
+                <w:color w:val="24364B"/>
+                <w:sz w:val="18"/>
+              </w:rPr>
+              <w:t>触发条件、决策人、执行人和验证方式明确</w:t>
+            </w:r>
+          </w:p>
+        </w:tc>
+      </w:tr>
+    </w:tbl>
     <w:p>
       <w:pPr>
         <w:pStyle w:val="Heading2"/>
         <w:keepNext/>
+        <w:pageBreakBefore/>
       </w:pPr>
       <w:r>
         <w:rPr>
           <w:rFonts w:ascii="Microsoft YaHei" w:hAnsi="Microsoft YaHei" w:eastAsia="Microsoft YaHei"/>
           <w:b/>
           <w:i w:val="0"/>
-          <w:color w:val="1769E0"/>
+          <w:color w:val="B33A3A"/>
           <w:sz w:val="26"/>
         </w:rPr>
-        <w:t>二、明细记录</w:t>
+        <w:t>二、上线执行清单</w:t>
       </w:r>
     </w:p>
     <w:tbl>
@@ -1208,7 +1604,7 @@
         <w:tc>
           <w:tcPr>
             <w:tcW w:type="dxa" w:w="1164"/>
-            <w:shd w:fill="1769E0"/>
+            <w:shd w:fill="17365D"/>
             <w:vAlign w:val="center"/>
             <w:tcMar>
               <w:top w:w="80" w:type="dxa"/>
@@ -1238,7 +1634,7 @@
         <w:tc>
           <w:tcPr>
             <w:tcW w:type="dxa" w:w="1940"/>
-            <w:shd w:fill="17365D"/>
+            <w:shd w:fill="B33A3A"/>
             <w:vAlign w:val="center"/>
             <w:tcMar>
               <w:top w:w="80" w:type="dxa"/>
@@ -1268,7 +1664,7 @@
         <w:tc>
           <w:tcPr>
             <w:tcW w:type="dxa" w:w="3415"/>
-            <w:shd w:fill="17365D"/>
+            <w:shd w:fill="B33A3A"/>
             <w:vAlign w:val="center"/>
             <w:tcMar>
               <w:top w:w="80" w:type="dxa"/>
@@ -1298,7 +1694,7 @@
         <w:tc>
           <w:tcPr>
             <w:tcW w:type="dxa" w:w="1319"/>
-            <w:shd w:fill="17365D"/>
+            <w:shd w:fill="B33A3A"/>
             <w:vAlign w:val="center"/>
             <w:tcMar>
               <w:top w:w="80" w:type="dxa"/>
@@ -1328,7 +1724,7 @@
         <w:tc>
           <w:tcPr>
             <w:tcW w:type="dxa" w:w="1552"/>
-            <w:shd w:fill="17365D"/>
+            <w:shd w:fill="B33A3A"/>
             <w:vAlign w:val="center"/>
             <w:tcMar>
               <w:top w:w="80" w:type="dxa"/>
@@ -1358,7 +1754,7 @@
         <w:tc>
           <w:tcPr>
             <w:tcW w:type="dxa" w:w="1940"/>
-            <w:shd w:fill="17365D"/>
+            <w:shd w:fill="B33A3A"/>
             <w:vAlign w:val="center"/>
             <w:tcMar>
               <w:top w:w="80" w:type="dxa"/>
@@ -1388,7 +1784,7 @@
         <w:tc>
           <w:tcPr>
             <w:tcW w:type="dxa" w:w="2406"/>
-            <w:shd w:fill="17365D"/>
+            <w:shd w:fill="B33A3A"/>
             <w:vAlign w:val="center"/>
             <w:tcMar>
               <w:top w:w="80" w:type="dxa"/>
@@ -1418,7 +1814,7 @@
         <w:tc>
           <w:tcPr>
             <w:tcW w:type="dxa" w:w="1164"/>
-            <w:shd w:fill="17365D"/>
+            <w:shd w:fill="B33A3A"/>
             <w:vAlign w:val="center"/>
             <w:tcMar>
               <w:top w:w="80" w:type="dxa"/>
@@ -1493,7 +1889,7 @@
         <w:tc>
           <w:tcPr>
             <w:tcW w:type="dxa" w:w="1940"/>
-            <w:shd w:fill="FFF9E8"/>
+            <w:shd w:fill="FCEEEE"/>
             <w:vAlign w:val="center"/>
             <w:tcMar>
               <w:top w:w="80" w:type="dxa"/>
@@ -1522,7 +1918,7 @@
         <w:tc>
           <w:tcPr>
             <w:tcW w:type="dxa" w:w="3415"/>
-            <w:shd w:fill="FFF9E8"/>
+            <w:shd w:fill="FCEEEE"/>
             <w:vAlign w:val="center"/>
             <w:tcMar>
               <w:top w:w="80" w:type="dxa"/>
@@ -1551,7 +1947,7 @@
         <w:tc>
           <w:tcPr>
             <w:tcW w:type="dxa" w:w="1319"/>
-            <w:shd w:fill="FFF9E8"/>
+            <w:shd w:fill="FCEEEE"/>
             <w:vAlign w:val="center"/>
             <w:tcMar>
               <w:top w:w="80" w:type="dxa"/>
@@ -1580,7 +1976,7 @@
         <w:tc>
           <w:tcPr>
             <w:tcW w:type="dxa" w:w="1552"/>
-            <w:shd w:fill="FFF9E8"/>
+            <w:shd w:fill="FCEEEE"/>
             <w:vAlign w:val="center"/>
             <w:tcMar>
               <w:top w:w="80" w:type="dxa"/>
@@ -1609,7 +2005,7 @@
         <w:tc>
           <w:tcPr>
             <w:tcW w:type="dxa" w:w="1940"/>
-            <w:shd w:fill="FFF9E8"/>
+            <w:shd w:fill="FCEEEE"/>
             <w:vAlign w:val="center"/>
             <w:tcMar>
               <w:top w:w="80" w:type="dxa"/>
@@ -1638,7 +2034,7 @@
         <w:tc>
           <w:tcPr>
             <w:tcW w:type="dxa" w:w="2406"/>
-            <w:shd w:fill="FFF9E8"/>
+            <w:shd w:fill="FCEEEE"/>
             <w:vAlign w:val="center"/>
             <w:tcMar>
               <w:top w:w="80" w:type="dxa"/>
@@ -1667,7 +2063,7 @@
         <w:tc>
           <w:tcPr>
             <w:tcW w:type="dxa" w:w="1164"/>
-            <w:shd w:fill="FFF9E8"/>
+            <w:shd w:fill="FCEEEE"/>
             <w:vAlign w:val="center"/>
             <w:tcMar>
               <w:top w:w="80" w:type="dxa"/>
@@ -1740,7 +2136,7 @@
         <w:tc>
           <w:tcPr>
             <w:tcW w:type="dxa" w:w="1940"/>
-            <w:shd w:fill="FFF9E8"/>
+            <w:shd w:fill="FCEEEE"/>
             <w:vAlign w:val="center"/>
             <w:tcMar>
               <w:top w:w="80" w:type="dxa"/>
@@ -1769,7 +2165,7 @@
         <w:tc>
           <w:tcPr>
             <w:tcW w:type="dxa" w:w="3415"/>
-            <w:shd w:fill="FFF9E8"/>
+            <w:shd w:fill="FCEEEE"/>
             <w:vAlign w:val="center"/>
             <w:tcMar>
               <w:top w:w="80" w:type="dxa"/>
@@ -1798,7 +2194,7 @@
         <w:tc>
           <w:tcPr>
             <w:tcW w:type="dxa" w:w="1319"/>
-            <w:shd w:fill="FFF9E8"/>
+            <w:shd w:fill="FCEEEE"/>
             <w:vAlign w:val="center"/>
             <w:tcMar>
               <w:top w:w="80" w:type="dxa"/>
@@ -1827,7 +2223,7 @@
         <w:tc>
           <w:tcPr>
             <w:tcW w:type="dxa" w:w="1552"/>
-            <w:shd w:fill="FFF9E8"/>
+            <w:shd w:fill="FCEEEE"/>
             <w:vAlign w:val="center"/>
             <w:tcMar>
               <w:top w:w="80" w:type="dxa"/>
@@ -1856,7 +2252,7 @@
         <w:tc>
           <w:tcPr>
             <w:tcW w:type="dxa" w:w="1940"/>
-            <w:shd w:fill="FFF9E8"/>
+            <w:shd w:fill="FCEEEE"/>
             <w:vAlign w:val="center"/>
             <w:tcMar>
               <w:top w:w="80" w:type="dxa"/>
@@ -1885,7 +2281,7 @@
         <w:tc>
           <w:tcPr>
             <w:tcW w:type="dxa" w:w="2406"/>
-            <w:shd w:fill="FFF9E8"/>
+            <w:shd w:fill="FCEEEE"/>
             <w:vAlign w:val="center"/>
             <w:tcMar>
               <w:top w:w="80" w:type="dxa"/>
@@ -1914,7 +2310,7 @@
         <w:tc>
           <w:tcPr>
             <w:tcW w:type="dxa" w:w="1164"/>
-            <w:shd w:fill="FFF9E8"/>
+            <w:shd w:fill="FCEEEE"/>
             <w:vAlign w:val="center"/>
             <w:tcMar>
               <w:top w:w="80" w:type="dxa"/>
@@ -1986,7 +2382,7 @@
         <w:tc>
           <w:tcPr>
             <w:tcW w:type="dxa" w:w="1940"/>
-            <w:shd w:fill="FFF9E8"/>
+            <w:shd w:fill="FCEEEE"/>
             <w:vAlign w:val="center"/>
             <w:tcMar>
               <w:top w:w="80" w:type="dxa"/>
@@ -2015,7 +2411,7 @@
         <w:tc>
           <w:tcPr>
             <w:tcW w:type="dxa" w:w="3415"/>
-            <w:shd w:fill="FFF9E8"/>
+            <w:shd w:fill="FCEEEE"/>
             <w:vAlign w:val="center"/>
             <w:tcMar>
               <w:top w:w="80" w:type="dxa"/>
@@ -2044,7 +2440,7 @@
         <w:tc>
           <w:tcPr>
             <w:tcW w:type="dxa" w:w="1319"/>
-            <w:shd w:fill="FFF9E8"/>
+            <w:shd w:fill="FCEEEE"/>
             <w:vAlign w:val="center"/>
             <w:tcMar>
               <w:top w:w="80" w:type="dxa"/>
@@ -2073,7 +2469,7 @@
         <w:tc>
           <w:tcPr>
             <w:tcW w:type="dxa" w:w="1552"/>
-            <w:shd w:fill="FFF9E8"/>
+            <w:shd w:fill="FCEEEE"/>
             <w:vAlign w:val="center"/>
             <w:tcMar>
               <w:top w:w="80" w:type="dxa"/>
@@ -2102,7 +2498,7 @@
         <w:tc>
           <w:tcPr>
             <w:tcW w:type="dxa" w:w="1940"/>
-            <w:shd w:fill="FFF9E8"/>
+            <w:shd w:fill="FCEEEE"/>
             <w:vAlign w:val="center"/>
             <w:tcMar>
               <w:top w:w="80" w:type="dxa"/>
@@ -2131,7 +2527,7 @@
         <w:tc>
           <w:tcPr>
             <w:tcW w:type="dxa" w:w="2406"/>
-            <w:shd w:fill="FFF9E8"/>
+            <w:shd w:fill="FCEEEE"/>
             <w:vAlign w:val="center"/>
             <w:tcMar>
               <w:top w:w="80" w:type="dxa"/>
@@ -2160,7 +2556,7 @@
         <w:tc>
           <w:tcPr>
             <w:tcW w:type="dxa" w:w="1164"/>
-            <w:shd w:fill="FFF9E8"/>
+            <w:shd w:fill="FCEEEE"/>
             <w:vAlign w:val="center"/>
             <w:tcMar>
               <w:top w:w="80" w:type="dxa"/>
@@ -2231,7 +2627,7 @@
         <w:tc>
           <w:tcPr>
             <w:tcW w:type="dxa" w:w="1940"/>
-            <w:shd w:fill="FFF9E8"/>
+            <w:shd w:fill="FCEEEE"/>
             <w:vAlign w:val="center"/>
             <w:tcMar>
               <w:top w:w="80" w:type="dxa"/>
@@ -2260,7 +2656,7 @@
         <w:tc>
           <w:tcPr>
             <w:tcW w:type="dxa" w:w="3415"/>
-            <w:shd w:fill="FFF9E8"/>
+            <w:shd w:fill="FCEEEE"/>
             <w:vAlign w:val="center"/>
             <w:tcMar>
               <w:top w:w="80" w:type="dxa"/>
@@ -2289,7 +2685,7 @@
         <w:tc>
           <w:tcPr>
             <w:tcW w:type="dxa" w:w="1319"/>
-            <w:shd w:fill="FFF9E8"/>
+            <w:shd w:fill="FCEEEE"/>
             <w:vAlign w:val="center"/>
             <w:tcMar>
               <w:top w:w="80" w:type="dxa"/>
@@ -2318,7 +2714,7 @@
         <w:tc>
           <w:tcPr>
             <w:tcW w:type="dxa" w:w="1552"/>
-            <w:shd w:fill="FFF9E8"/>
+            <w:shd w:fill="FCEEEE"/>
             <w:vAlign w:val="center"/>
             <w:tcMar>
               <w:top w:w="80" w:type="dxa"/>
@@ -2347,7 +2743,7 @@
         <w:tc>
           <w:tcPr>
             <w:tcW w:type="dxa" w:w="1940"/>
-            <w:shd w:fill="FFF9E8"/>
+            <w:shd w:fill="FCEEEE"/>
             <w:vAlign w:val="center"/>
             <w:tcMar>
               <w:top w:w="80" w:type="dxa"/>
@@ -2376,7 +2772,7 @@
         <w:tc>
           <w:tcPr>
             <w:tcW w:type="dxa" w:w="2406"/>
-            <w:shd w:fill="FFF9E8"/>
+            <w:shd w:fill="FCEEEE"/>
             <w:vAlign w:val="center"/>
             <w:tcMar>
               <w:top w:w="80" w:type="dxa"/>
@@ -2405,7 +2801,7 @@
         <w:tc>
           <w:tcPr>
             <w:tcW w:type="dxa" w:w="1164"/>
-            <w:shd w:fill="FFF9E8"/>
+            <w:shd w:fill="FCEEEE"/>
             <w:vAlign w:val="center"/>
             <w:tcMar>
               <w:top w:w="80" w:type="dxa"/>
@@ -2475,7 +2871,7 @@
         <w:tc>
           <w:tcPr>
             <w:tcW w:type="dxa" w:w="1940"/>
-            <w:shd w:fill="FFF9E8"/>
+            <w:shd w:fill="FCEEEE"/>
             <w:vAlign w:val="center"/>
             <w:tcMar>
               <w:top w:w="80" w:type="dxa"/>
@@ -2504,7 +2900,7 @@
         <w:tc>
           <w:tcPr>
             <w:tcW w:type="dxa" w:w="3415"/>
-            <w:shd w:fill="FFF9E8"/>
+            <w:shd w:fill="FCEEEE"/>
             <w:vAlign w:val="center"/>
             <w:tcMar>
               <w:top w:w="80" w:type="dxa"/>
@@ -2533,7 +2929,7 @@
         <w:tc>
           <w:tcPr>
             <w:tcW w:type="dxa" w:w="1319"/>
-            <w:shd w:fill="FFF9E8"/>
+            <w:shd w:fill="FCEEEE"/>
             <w:vAlign w:val="center"/>
             <w:tcMar>
               <w:top w:w="80" w:type="dxa"/>
@@ -2562,7 +2958,7 @@
         <w:tc>
           <w:tcPr>
             <w:tcW w:type="dxa" w:w="1552"/>
-            <w:shd w:fill="FFF9E8"/>
+            <w:shd w:fill="FCEEEE"/>
             <w:vAlign w:val="center"/>
             <w:tcMar>
               <w:top w:w="80" w:type="dxa"/>
@@ -2591,7 +2987,7 @@
         <w:tc>
           <w:tcPr>
             <w:tcW w:type="dxa" w:w="1940"/>
-            <w:shd w:fill="FFF9E8"/>
+            <w:shd w:fill="FCEEEE"/>
             <w:vAlign w:val="center"/>
             <w:tcMar>
               <w:top w:w="80" w:type="dxa"/>
@@ -2620,7 +3016,7 @@
         <w:tc>
           <w:tcPr>
             <w:tcW w:type="dxa" w:w="2406"/>
-            <w:shd w:fill="FFF9E8"/>
+            <w:shd w:fill="FCEEEE"/>
             <w:vAlign w:val="center"/>
             <w:tcMar>
               <w:top w:w="80" w:type="dxa"/>
@@ -2649,7 +3045,7 @@
         <w:tc>
           <w:tcPr>
             <w:tcW w:type="dxa" w:w="1164"/>
-            <w:shd w:fill="FFF9E8"/>
+            <w:shd w:fill="FCEEEE"/>
             <w:vAlign w:val="center"/>
             <w:tcMar>
               <w:top w:w="80" w:type="dxa"/>
@@ -2718,7 +3114,7 @@
         <w:tc>
           <w:tcPr>
             <w:tcW w:type="dxa" w:w="1940"/>
-            <w:shd w:fill="FFF9E8"/>
+            <w:shd w:fill="FCEEEE"/>
             <w:vAlign w:val="center"/>
             <w:tcMar>
               <w:top w:w="80" w:type="dxa"/>
@@ -2747,7 +3143,7 @@
         <w:tc>
           <w:tcPr>
             <w:tcW w:type="dxa" w:w="3415"/>
-            <w:shd w:fill="FFF9E8"/>
+            <w:shd w:fill="FCEEEE"/>
             <w:vAlign w:val="center"/>
             <w:tcMar>
               <w:top w:w="80" w:type="dxa"/>
@@ -2776,7 +3172,7 @@
         <w:tc>
           <w:tcPr>
             <w:tcW w:type="dxa" w:w="1319"/>
-            <w:shd w:fill="FFF9E8"/>
+            <w:shd w:fill="FCEEEE"/>
             <w:vAlign w:val="center"/>
             <w:tcMar>
               <w:top w:w="80" w:type="dxa"/>
@@ -2805,7 +3201,7 @@
         <w:tc>
           <w:tcPr>
             <w:tcW w:type="dxa" w:w="1552"/>
-            <w:shd w:fill="FFF9E8"/>
+            <w:shd w:fill="FCEEEE"/>
             <w:vAlign w:val="center"/>
             <w:tcMar>
               <w:top w:w="80" w:type="dxa"/>
@@ -2834,7 +3230,7 @@
         <w:tc>
           <w:tcPr>
             <w:tcW w:type="dxa" w:w="1940"/>
-            <w:shd w:fill="FFF9E8"/>
+            <w:shd w:fill="FCEEEE"/>
             <w:vAlign w:val="center"/>
             <w:tcMar>
               <w:top w:w="80" w:type="dxa"/>
@@ -2863,7 +3259,7 @@
         <w:tc>
           <w:tcPr>
             <w:tcW w:type="dxa" w:w="2406"/>
-            <w:shd w:fill="FFF9E8"/>
+            <w:shd w:fill="FCEEEE"/>
             <w:vAlign w:val="center"/>
             <w:tcMar>
               <w:top w:w="80" w:type="dxa"/>
@@ -2892,7 +3288,7 @@
         <w:tc>
           <w:tcPr>
             <w:tcW w:type="dxa" w:w="1164"/>
-            <w:shd w:fill="FFF9E8"/>
+            <w:shd w:fill="FCEEEE"/>
             <w:vAlign w:val="center"/>
             <w:tcMar>
               <w:top w:w="80" w:type="dxa"/>
@@ -2960,7 +3356,7 @@
         <w:tc>
           <w:tcPr>
             <w:tcW w:type="dxa" w:w="1940"/>
-            <w:shd w:fill="FFF9E8"/>
+            <w:shd w:fill="FCEEEE"/>
             <w:vAlign w:val="center"/>
             <w:tcMar>
               <w:top w:w="80" w:type="dxa"/>
@@ -2989,7 +3385,7 @@
         <w:tc>
           <w:tcPr>
             <w:tcW w:type="dxa" w:w="3415"/>
-            <w:shd w:fill="FFF9E8"/>
+            <w:shd w:fill="FCEEEE"/>
             <w:vAlign w:val="center"/>
             <w:tcMar>
               <w:top w:w="80" w:type="dxa"/>
@@ -3018,7 +3414,7 @@
         <w:tc>
           <w:tcPr>
             <w:tcW w:type="dxa" w:w="1319"/>
-            <w:shd w:fill="FFF9E8"/>
+            <w:shd w:fill="FCEEEE"/>
             <w:vAlign w:val="center"/>
             <w:tcMar>
               <w:top w:w="80" w:type="dxa"/>
@@ -3047,7 +3443,7 @@
         <w:tc>
           <w:tcPr>
             <w:tcW w:type="dxa" w:w="1552"/>
-            <w:shd w:fill="FFF9E8"/>
+            <w:shd w:fill="FCEEEE"/>
             <w:vAlign w:val="center"/>
             <w:tcMar>
               <w:top w:w="80" w:type="dxa"/>
@@ -3076,7 +3472,7 @@
         <w:tc>
           <w:tcPr>
             <w:tcW w:type="dxa" w:w="1940"/>
-            <w:shd w:fill="FFF9E8"/>
+            <w:shd w:fill="FCEEEE"/>
             <w:vAlign w:val="center"/>
             <w:tcMar>
               <w:top w:w="80" w:type="dxa"/>
@@ -3105,7 +3501,7 @@
         <w:tc>
           <w:tcPr>
             <w:tcW w:type="dxa" w:w="2406"/>
-            <w:shd w:fill="FFF9E8"/>
+            <w:shd w:fill="FCEEEE"/>
             <w:vAlign w:val="center"/>
             <w:tcMar>
               <w:top w:w="80" w:type="dxa"/>
@@ -3134,7 +3530,7 @@
         <w:tc>
           <w:tcPr>
             <w:tcW w:type="dxa" w:w="1164"/>
-            <w:shd w:fill="FFF9E8"/>
+            <w:shd w:fill="FCEEEE"/>
             <w:vAlign w:val="center"/>
             <w:tcMar>
               <w:top w:w="80" w:type="dxa"/>
@@ -3201,7 +3597,7 @@
         <w:tc>
           <w:tcPr>
             <w:tcW w:type="dxa" w:w="1940"/>
-            <w:shd w:fill="FFF9E8"/>
+            <w:shd w:fill="FCEEEE"/>
             <w:vAlign w:val="center"/>
             <w:tcMar>
               <w:top w:w="80" w:type="dxa"/>
@@ -3230,7 +3626,7 @@
         <w:tc>
           <w:tcPr>
             <w:tcW w:type="dxa" w:w="3415"/>
-            <w:shd w:fill="FFF9E8"/>
+            <w:shd w:fill="FCEEEE"/>
             <w:vAlign w:val="center"/>
             <w:tcMar>
               <w:top w:w="80" w:type="dxa"/>
@@ -3259,7 +3655,7 @@
         <w:tc>
           <w:tcPr>
             <w:tcW w:type="dxa" w:w="1319"/>
-            <w:shd w:fill="FFF9E8"/>
+            <w:shd w:fill="FCEEEE"/>
             <w:vAlign w:val="center"/>
             <w:tcMar>
               <w:top w:w="80" w:type="dxa"/>
@@ -3288,7 +3684,7 @@
         <w:tc>
           <w:tcPr>
             <w:tcW w:type="dxa" w:w="1552"/>
-            <w:shd w:fill="FFF9E8"/>
+            <w:shd w:fill="FCEEEE"/>
             <w:vAlign w:val="center"/>
             <w:tcMar>
               <w:top w:w="80" w:type="dxa"/>
@@ -3317,7 +3713,7 @@
         <w:tc>
           <w:tcPr>
             <w:tcW w:type="dxa" w:w="1940"/>
-            <w:shd w:fill="FFF9E8"/>
+            <w:shd w:fill="FCEEEE"/>
             <w:vAlign w:val="center"/>
             <w:tcMar>
               <w:top w:w="80" w:type="dxa"/>
@@ -3346,7 +3742,7 @@
         <w:tc>
           <w:tcPr>
             <w:tcW w:type="dxa" w:w="2406"/>
-            <w:shd w:fill="FFF9E8"/>
+            <w:shd w:fill="FCEEEE"/>
             <w:vAlign w:val="center"/>
             <w:tcMar>
               <w:top w:w="80" w:type="dxa"/>
@@ -3375,7 +3771,7 @@
         <w:tc>
           <w:tcPr>
             <w:tcW w:type="dxa" w:w="1164"/>
-            <w:shd w:fill="FFF9E8"/>
+            <w:shd w:fill="FCEEEE"/>
             <w:vAlign w:val="center"/>
             <w:tcMar>
               <w:top w:w="80" w:type="dxa"/>
@@ -3441,7 +3837,7 @@
         <w:tc>
           <w:tcPr>
             <w:tcW w:type="dxa" w:w="1940"/>
-            <w:shd w:fill="FFF9E8"/>
+            <w:shd w:fill="FCEEEE"/>
             <w:vAlign w:val="center"/>
             <w:tcMar>
               <w:top w:w="80" w:type="dxa"/>
@@ -3470,7 +3866,7 @@
         <w:tc>
           <w:tcPr>
             <w:tcW w:type="dxa" w:w="3415"/>
-            <w:shd w:fill="FFF9E8"/>
+            <w:shd w:fill="FCEEEE"/>
             <w:vAlign w:val="center"/>
             <w:tcMar>
               <w:top w:w="80" w:type="dxa"/>
@@ -3499,7 +3895,7 @@
         <w:tc>
           <w:tcPr>
             <w:tcW w:type="dxa" w:w="1319"/>
-            <w:shd w:fill="FFF9E8"/>
+            <w:shd w:fill="FCEEEE"/>
             <w:vAlign w:val="center"/>
             <w:tcMar>
               <w:top w:w="80" w:type="dxa"/>
@@ -3528,7 +3924,7 @@
         <w:tc>
           <w:tcPr>
             <w:tcW w:type="dxa" w:w="1552"/>
-            <w:shd w:fill="FFF9E8"/>
+            <w:shd w:fill="FCEEEE"/>
             <w:vAlign w:val="center"/>
             <w:tcMar>
               <w:top w:w="80" w:type="dxa"/>
@@ -3557,7 +3953,7 @@
         <w:tc>
           <w:tcPr>
             <w:tcW w:type="dxa" w:w="1940"/>
-            <w:shd w:fill="FFF9E8"/>
+            <w:shd w:fill="FCEEEE"/>
             <w:vAlign w:val="center"/>
             <w:tcMar>
               <w:top w:w="80" w:type="dxa"/>
@@ -3586,7 +3982,7 @@
         <w:tc>
           <w:tcPr>
             <w:tcW w:type="dxa" w:w="2406"/>
-            <w:shd w:fill="FFF9E8"/>
+            <w:shd w:fill="FCEEEE"/>
             <w:vAlign w:val="center"/>
             <w:tcMar>
               <w:top w:w="80" w:type="dxa"/>
@@ -3615,7 +4011,7 @@
         <w:tc>
           <w:tcPr>
             <w:tcW w:type="dxa" w:w="1164"/>
-            <w:shd w:fill="FFF9E8"/>
+            <w:shd w:fill="FCEEEE"/>
             <w:vAlign w:val="center"/>
             <w:tcMar>
               <w:top w:w="80" w:type="dxa"/>
@@ -3680,7 +4076,7 @@
         <w:tc>
           <w:tcPr>
             <w:tcW w:type="dxa" w:w="1940"/>
-            <w:shd w:fill="FFF9E8"/>
+            <w:shd w:fill="FCEEEE"/>
             <w:vAlign w:val="center"/>
             <w:tcMar>
               <w:top w:w="80" w:type="dxa"/>
@@ -3709,7 +4105,7 @@
         <w:tc>
           <w:tcPr>
             <w:tcW w:type="dxa" w:w="3415"/>
-            <w:shd w:fill="FFF9E8"/>
+            <w:shd w:fill="FCEEEE"/>
             <w:vAlign w:val="center"/>
             <w:tcMar>
               <w:top w:w="80" w:type="dxa"/>
@@ -3738,7 +4134,7 @@
         <w:tc>
           <w:tcPr>
             <w:tcW w:type="dxa" w:w="1319"/>
-            <w:shd w:fill="FFF9E8"/>
+            <w:shd w:fill="FCEEEE"/>
             <w:vAlign w:val="center"/>
             <w:tcMar>
               <w:top w:w="80" w:type="dxa"/>
@@ -3767,7 +4163,7 @@
         <w:tc>
           <w:tcPr>
             <w:tcW w:type="dxa" w:w="1552"/>
-            <w:shd w:fill="FFF9E8"/>
+            <w:shd w:fill="FCEEEE"/>
             <w:vAlign w:val="center"/>
             <w:tcMar>
               <w:top w:w="80" w:type="dxa"/>
@@ -3796,7 +4192,7 @@
         <w:tc>
           <w:tcPr>
             <w:tcW w:type="dxa" w:w="1940"/>
-            <w:shd w:fill="FFF9E8"/>
+            <w:shd w:fill="FCEEEE"/>
             <w:vAlign w:val="center"/>
             <w:tcMar>
               <w:top w:w="80" w:type="dxa"/>
@@ -3825,7 +4221,7 @@
         <w:tc>
           <w:tcPr>
             <w:tcW w:type="dxa" w:w="2406"/>
-            <w:shd w:fill="FFF9E8"/>
+            <w:shd w:fill="FCEEEE"/>
             <w:vAlign w:val="center"/>
             <w:tcMar>
               <w:top w:w="80" w:type="dxa"/>
@@ -3854,7 +4250,7 @@
         <w:tc>
           <w:tcPr>
             <w:tcW w:type="dxa" w:w="1164"/>
-            <w:shd w:fill="FFF9E8"/>
+            <w:shd w:fill="FCEEEE"/>
             <w:vAlign w:val="center"/>
             <w:tcMar>
               <w:top w:w="80" w:type="dxa"/>
@@ -3886,50 +4282,50 @@
       <w:pPr>
         <w:pStyle w:val="Heading2"/>
         <w:keepNext/>
+        <w:pageBreakBefore/>
       </w:pPr>
       <w:r>
         <w:rPr>
           <w:rFonts w:ascii="Microsoft YaHei" w:hAnsi="Microsoft YaHei" w:eastAsia="Microsoft YaHei"/>
           <w:b/>
           <w:i w:val="0"/>
-          <w:color w:val="1769E0"/>
+          <w:color w:val="B33A3A"/>
           <w:sz w:val="26"/>
         </w:rPr>
-        <w:t>三、质量核对</w:t>
+        <w:t>三、上线风险、回退与通知</w:t>
       </w:r>
     </w:p>
     <w:tbl>
       <w:tblPr>
         <w:tblStyle w:val="TableGrid"/>
         <w:tblW w:type="dxa" w:w="14900"/>
+        <w:jc w:val="left"/>
         <w:tblLayout w:type="fixed"/>
         <w:tblLook w:firstColumn="1" w:firstRow="1" w:lastColumn="0" w:lastRow="0" w:noHBand="0" w:noVBand="1" w:val="04A0"/>
-        <w:jc w:val="left"/>
         <w:tblInd w:w="120" w:type="dxa"/>
         <w:tblBorders>
-          <w:top w:val="single" w:sz="5" w:color="C8D8EA"/>
-          <w:left w:val="single" w:sz="5" w:color="C8D8EA"/>
-          <w:bottom w:val="single" w:sz="5" w:color="C8D8EA"/>
-          <w:right w:val="single" w:sz="5" w:color="C8D8EA"/>
-          <w:insideH w:val="single" w:sz="5" w:color="C8D8EA"/>
-          <w:insideV w:val="single" w:sz="5" w:color="C8D8EA"/>
+          <w:top w:val="single" w:sz="5" w:color="B33A3A"/>
+          <w:left w:val="single" w:sz="5" w:color="B33A3A"/>
+          <w:bottom w:val="single" w:sz="5" w:color="B33A3A"/>
+          <w:right w:val="single" w:sz="5" w:color="B33A3A"/>
+          <w:insideH w:val="single" w:sz="5" w:color="B33A3A"/>
+          <w:insideV w:val="single" w:sz="5" w:color="B33A3A"/>
         </w:tblBorders>
       </w:tblPr>
       <w:tblGrid>
-        <w:gridCol w:w="1104"/>
-        <w:gridCol w:w="2299"/>
-        <w:gridCol w:w="9014"/>
-        <w:gridCol w:w="2483"/>
+        <w:gridCol w:w="2682"/>
+        <w:gridCol w:w="4917"/>
+        <w:gridCol w:w="2235"/>
+        <w:gridCol w:w="5066"/>
       </w:tblGrid>
       <w:tr>
         <w:trPr>
           <w:cantSplit/>
-          <w:cantSplit/>
         </w:trPr>
         <w:tc>
           <w:tcPr>
-            <w:tcW w:type="dxa" w:w="1104"/>
-            <w:shd w:fill="17365D"/>
+            <w:tcW w:type="dxa" w:w="2682"/>
+            <w:shd w:fill="B33A3A"/>
             <w:vAlign w:val="center"/>
             <w:tcMar>
               <w:top w:w="80" w:type="dxa"/>
@@ -3952,14 +4348,14 @@
                 <w:color w:val="FFFFFF"/>
                 <w:sz w:val="17"/>
               </w:rPr>
-              <w:t>序号</w:t>
+              <w:t>风险/触发事件</w:t>
             </w:r>
           </w:p>
         </w:tc>
         <w:tc>
           <w:tcPr>
-            <w:tcW w:type="dxa" w:w="2299"/>
-            <w:shd w:fill="17365D"/>
+            <w:tcW w:type="dxa" w:w="4917"/>
+            <w:shd w:fill="B33A3A"/>
             <w:vAlign w:val="center"/>
             <w:tcMar>
               <w:top w:w="80" w:type="dxa"/>
@@ -3982,14 +4378,14 @@
                 <w:color w:val="FFFFFF"/>
                 <w:sz w:val="17"/>
               </w:rPr>
-              <w:t>检查维度</w:t>
+              <w:t>应对或回退步骤</w:t>
             </w:r>
           </w:p>
         </w:tc>
         <w:tc>
           <w:tcPr>
-            <w:tcW w:type="dxa" w:w="9014"/>
-            <w:shd w:fill="17365D"/>
+            <w:tcW w:type="dxa" w:w="2235"/>
+            <w:shd w:fill="B33A3A"/>
             <w:vAlign w:val="center"/>
             <w:tcMar>
               <w:top w:w="80" w:type="dxa"/>
@@ -4012,14 +4408,14 @@
                 <w:color w:val="FFFFFF"/>
                 <w:sz w:val="17"/>
               </w:rPr>
-              <w:t>核对要求</w:t>
+              <w:t>决策/执行人</w:t>
             </w:r>
           </w:p>
         </w:tc>
         <w:tc>
           <w:tcPr>
-            <w:tcW w:type="dxa" w:w="2483"/>
-            <w:shd w:fill="17365D"/>
+            <w:tcW w:type="dxa" w:w="5066"/>
+            <w:shd w:fill="B33A3A"/>
             <w:vAlign w:val="center"/>
             <w:tcMar>
               <w:top w:w="80" w:type="dxa"/>
@@ -4042,7 +4438,7 @@
                 <w:color w:val="FFFFFF"/>
                 <w:sz w:val="17"/>
               </w:rPr>
-              <w:t>结论</w:t>
+              <w:t>通知对象/结果</w:t>
             </w:r>
           </w:p>
         </w:tc>
@@ -4050,71 +4446,10 @@
       <w:tr>
         <w:trPr>
           <w:cantSplit/>
-          <w:cantSplit/>
         </w:trPr>
         <w:tc>
           <w:tcPr>
-            <w:tcW w:type="dxa" w:w="1104"/>
-            <w:shd w:fill="FFFFFF"/>
-            <w:vAlign w:val="center"/>
-            <w:tcMar>
-              <w:top w:w="80" w:type="dxa"/>
-              <w:start w:w="120" w:type="dxa"/>
-              <w:bottom w:w="80" w:type="dxa"/>
-              <w:end w:w="120" w:type="dxa"/>
-            </w:tcMar>
-          </w:tcPr>
-          <w:p>
-            <w:pPr>
-              <w:spacing w:before="40" w:after="40" w:line="276" w:lineRule="auto"/>
-              <w:jc w:val="center"/>
-            </w:pPr>
-            <w:r/>
-            <w:r>
-              <w:rPr>
-                <w:rFonts w:ascii="Microsoft YaHei" w:hAnsi="Microsoft YaHei" w:eastAsia="Microsoft YaHei"/>
-                <w:b w:val="0"/>
-                <w:i w:val="0"/>
-                <w:color w:val="24364B"/>
-                <w:sz w:val="17"/>
-              </w:rPr>
-              <w:t>1</w:t>
-            </w:r>
-          </w:p>
-        </w:tc>
-        <w:tc>
-          <w:tcPr>
-            <w:tcW w:type="dxa" w:w="2299"/>
-            <w:shd w:fill="FFFFFF"/>
-            <w:vAlign w:val="center"/>
-            <w:tcMar>
-              <w:top w:w="80" w:type="dxa"/>
-              <w:start w:w="120" w:type="dxa"/>
-              <w:bottom w:w="80" w:type="dxa"/>
-              <w:end w:w="120" w:type="dxa"/>
-            </w:tcMar>
-          </w:tcPr>
-          <w:p>
-            <w:pPr>
-              <w:spacing w:before="40" w:after="40" w:line="276" w:lineRule="auto"/>
-              <w:jc w:val="center"/>
-            </w:pPr>
-            <w:r/>
-            <w:r>
-              <w:rPr>
-                <w:rFonts w:ascii="Microsoft YaHei" w:hAnsi="Microsoft YaHei" w:eastAsia="Microsoft YaHei"/>
-                <w:b w:val="0"/>
-                <w:i w:val="0"/>
-                <w:color w:val="24364B"/>
-                <w:sz w:val="17"/>
-              </w:rPr>
-              <w:t>上线准入</w:t>
-            </w:r>
-          </w:p>
-        </w:tc>
-        <w:tc>
-          <w:tcPr>
-            <w:tcW w:type="dxa" w:w="9014"/>
+            <w:tcW w:type="dxa" w:w="2682"/>
             <w:shd w:fill="FFFFFF"/>
             <w:vAlign w:val="center"/>
             <w:tcMar>
@@ -4138,14 +4473,13 @@
                 <w:color w:val="24364B"/>
                 <w:sz w:val="17"/>
               </w:rPr>
-              <w:t>版本、数据、环境、人员和业务确认均已完成</w:t>
             </w:r>
           </w:p>
         </w:tc>
         <w:tc>
           <w:tcPr>
-            <w:tcW w:type="dxa" w:w="2483"/>
-            <w:shd w:fill="FFF9E8"/>
+            <w:tcW w:type="dxa" w:w="4917"/>
+            <w:shd w:fill="FCEEEE"/>
             <w:vAlign w:val="center"/>
             <w:tcMar>
               <w:top w:w="80" w:type="dxa"/>
@@ -4157,7 +4491,7 @@
           <w:p>
             <w:pPr>
               <w:spacing w:before="40" w:after="40" w:line="276" w:lineRule="auto"/>
-              <w:jc w:val="center"/>
+              <w:jc w:val="left"/>
             </w:pPr>
             <w:r/>
             <w:r>
@@ -4168,20 +4502,13 @@
                 <w:color w:val="24364B"/>
                 <w:sz w:val="17"/>
               </w:rPr>
-              <w:t>☐ 通过  ☐ 不通过  ☐ 不适用</w:t>
             </w:r>
           </w:p>
         </w:tc>
-      </w:tr>
-      <w:tr>
-        <w:trPr>
-          <w:cantSplit/>
-          <w:cantSplit/>
-        </w:trPr>
         <w:tc>
           <w:tcPr>
-            <w:tcW w:type="dxa" w:w="1104"/>
-            <w:shd w:fill="FFFFFF"/>
+            <w:tcW w:type="dxa" w:w="2235"/>
+            <w:shd w:fill="FCEEEE"/>
             <w:vAlign w:val="center"/>
             <w:tcMar>
               <w:top w:w="80" w:type="dxa"/>
@@ -4193,7 +4520,7 @@
           <w:p>
             <w:pPr>
               <w:spacing w:before="40" w:after="40" w:line="276" w:lineRule="auto"/>
-              <w:jc w:val="center"/>
+              <w:jc w:val="left"/>
             </w:pPr>
             <w:r/>
             <w:r>
@@ -4204,14 +4531,13 @@
                 <w:color w:val="24364B"/>
                 <w:sz w:val="17"/>
               </w:rPr>
-              <w:t>2</w:t>
             </w:r>
           </w:p>
         </w:tc>
         <w:tc>
           <w:tcPr>
-            <w:tcW w:type="dxa" w:w="2299"/>
-            <w:shd w:fill="FFFFFF"/>
+            <w:tcW w:type="dxa" w:w="5066"/>
+            <w:shd w:fill="FCEEEE"/>
             <w:vAlign w:val="center"/>
             <w:tcMar>
               <w:top w:w="80" w:type="dxa"/>
@@ -4223,7 +4549,7 @@
           <w:p>
             <w:pPr>
               <w:spacing w:before="40" w:after="40" w:line="276" w:lineRule="auto"/>
-              <w:jc w:val="center"/>
+              <w:jc w:val="left"/>
             </w:pPr>
             <w:r/>
             <w:r>
@@ -4234,13 +4560,17 @@
                 <w:color w:val="24364B"/>
                 <w:sz w:val="17"/>
               </w:rPr>
-              <w:t>应急保障</w:t>
             </w:r>
           </w:p>
         </w:tc>
+      </w:tr>
+      <w:tr>
+        <w:trPr>
+          <w:cantSplit/>
+        </w:trPr>
         <w:tc>
           <w:tcPr>
-            <w:tcW w:type="dxa" w:w="9014"/>
+            <w:tcW w:type="dxa" w:w="2682"/>
             <w:shd w:fill="FFFFFF"/>
             <w:vAlign w:val="center"/>
             <w:tcMar>
@@ -4264,14 +4594,13 @@
                 <w:color w:val="24364B"/>
                 <w:sz w:val="17"/>
               </w:rPr>
-              <w:t>监控、备份、回退触发条件和应急联系人明确</w:t>
             </w:r>
           </w:p>
         </w:tc>
         <w:tc>
           <w:tcPr>
-            <w:tcW w:type="dxa" w:w="2483"/>
-            <w:shd w:fill="FFF9E8"/>
+            <w:tcW w:type="dxa" w:w="4917"/>
+            <w:shd w:fill="FCEEEE"/>
             <w:vAlign w:val="center"/>
             <w:tcMar>
               <w:top w:w="80" w:type="dxa"/>
@@ -4283,7 +4612,7 @@
           <w:p>
             <w:pPr>
               <w:spacing w:before="40" w:after="40" w:line="276" w:lineRule="auto"/>
-              <w:jc w:val="center"/>
+              <w:jc w:val="left"/>
             </w:pPr>
             <w:r/>
             <w:r>
@@ -4294,20 +4623,13 @@
                 <w:color w:val="24364B"/>
                 <w:sz w:val="17"/>
               </w:rPr>
-              <w:t>☐ 通过  ☐ 不通过  ☐ 不适用</w:t>
             </w:r>
           </w:p>
         </w:tc>
-      </w:tr>
-      <w:tr>
-        <w:trPr>
-          <w:cantSplit/>
-          <w:cantSplit/>
-        </w:trPr>
         <w:tc>
           <w:tcPr>
-            <w:tcW w:type="dxa" w:w="1104"/>
-            <w:shd w:fill="FFFFFF"/>
+            <w:tcW w:type="dxa" w:w="2235"/>
+            <w:shd w:fill="FCEEEE"/>
             <w:vAlign w:val="center"/>
             <w:tcMar>
               <w:top w:w="80" w:type="dxa"/>
@@ -4319,7 +4641,7 @@
           <w:p>
             <w:pPr>
               <w:spacing w:before="40" w:after="40" w:line="276" w:lineRule="auto"/>
-              <w:jc w:val="center"/>
+              <w:jc w:val="left"/>
             </w:pPr>
             <w:r/>
             <w:r>
@@ -4330,14 +4652,13 @@
                 <w:color w:val="24364B"/>
                 <w:sz w:val="17"/>
               </w:rPr>
-              <w:t>3</w:t>
             </w:r>
           </w:p>
         </w:tc>
         <w:tc>
           <w:tcPr>
-            <w:tcW w:type="dxa" w:w="2299"/>
-            <w:shd w:fill="FFFFFF"/>
+            <w:tcW w:type="dxa" w:w="5066"/>
+            <w:shd w:fill="FCEEEE"/>
             <w:vAlign w:val="center"/>
             <w:tcMar>
               <w:top w:w="80" w:type="dxa"/>
@@ -4349,7 +4670,7 @@
           <w:p>
             <w:pPr>
               <w:spacing w:before="40" w:after="40" w:line="276" w:lineRule="auto"/>
-              <w:jc w:val="center"/>
+              <w:jc w:val="left"/>
             </w:pPr>
             <w:r/>
             <w:r>
@@ -4360,13 +4681,17 @@
                 <w:color w:val="24364B"/>
                 <w:sz w:val="17"/>
               </w:rPr>
-              <w:t>上线收口</w:t>
             </w:r>
           </w:p>
         </w:tc>
+      </w:tr>
+      <w:tr>
+        <w:trPr>
+          <w:cantSplit/>
+        </w:trPr>
         <w:tc>
           <w:tcPr>
-            <w:tcW w:type="dxa" w:w="9014"/>
+            <w:tcW w:type="dxa" w:w="2682"/>
             <w:shd w:fill="FFFFFF"/>
             <w:vAlign w:val="center"/>
             <w:tcMar>
@@ -4390,117 +4715,13 @@
                 <w:color w:val="24364B"/>
                 <w:sz w:val="17"/>
               </w:rPr>
-              <w:t>验证、通知、值守和上线后复盘安排已明确</w:t>
             </w:r>
           </w:p>
         </w:tc>
         <w:tc>
           <w:tcPr>
-            <w:tcW w:type="dxa" w:w="2483"/>
-            <w:shd w:fill="FFF9E8"/>
-            <w:vAlign w:val="center"/>
-            <w:tcMar>
-              <w:top w:w="80" w:type="dxa"/>
-              <w:start w:w="120" w:type="dxa"/>
-              <w:bottom w:w="80" w:type="dxa"/>
-              <w:end w:w="120" w:type="dxa"/>
-            </w:tcMar>
-          </w:tcPr>
-          <w:p>
-            <w:pPr>
-              <w:spacing w:before="40" w:after="40" w:line="276" w:lineRule="auto"/>
-              <w:jc w:val="center"/>
-            </w:pPr>
-            <w:r/>
-            <w:r>
-              <w:rPr>
-                <w:rFonts w:ascii="Microsoft YaHei" w:hAnsi="Microsoft YaHei" w:eastAsia="Microsoft YaHei"/>
-                <w:b w:val="0"/>
-                <w:i w:val="0"/>
-                <w:color w:val="24364B"/>
-                <w:sz w:val="17"/>
-              </w:rPr>
-              <w:t>☐ 通过  ☐ 不通过  ☐ 不适用</w:t>
-            </w:r>
-          </w:p>
-        </w:tc>
-      </w:tr>
-    </w:tbl>
-    <w:p>
-      <w:pPr>
-        <w:pStyle w:val="Heading2"/>
-        <w:keepNext/>
-      </w:pPr>
-      <w:r>
-        <w:rPr>
-          <w:rFonts w:ascii="Microsoft YaHei" w:hAnsi="Microsoft YaHei" w:eastAsia="Microsoft YaHei"/>
-          <w:b/>
-          <w:i w:val="0"/>
-          <w:color w:val="1769E0"/>
-          <w:sz w:val="26"/>
-        </w:rPr>
-        <w:t>四、结论与遗留事项</w:t>
-      </w:r>
-    </w:p>
-    <w:tbl>
-      <w:tblPr>
-        <w:tblStyle w:val="TableGrid"/>
-        <w:tblW w:type="dxa" w:w="14900"/>
-        <w:jc w:val="left"/>
-        <w:tblLayout w:type="fixed"/>
-        <w:tblLook w:firstColumn="1" w:firstRow="1" w:lastColumn="0" w:lastRow="0" w:noHBand="0" w:noVBand="1" w:val="04A0"/>
-        <w:tblInd w:w="120" w:type="dxa"/>
-        <w:tblBorders>
-          <w:top w:val="single" w:sz="5" w:color="C8D8EA"/>
-          <w:left w:val="single" w:sz="5" w:color="C8D8EA"/>
-          <w:bottom w:val="single" w:sz="5" w:color="C8D8EA"/>
-          <w:right w:val="single" w:sz="5" w:color="C8D8EA"/>
-          <w:insideH w:val="single" w:sz="5" w:color="C8D8EA"/>
-          <w:insideV w:val="single" w:sz="5" w:color="C8D8EA"/>
-        </w:tblBorders>
-      </w:tblPr>
-      <w:tblGrid>
-        <w:gridCol w:w="1639"/>
-        <w:gridCol w:w="13261"/>
-      </w:tblGrid>
-      <w:tr>
-        <w:trPr>
-          <w:cantSplit/>
-        </w:trPr>
-        <w:tc>
-          <w:tcPr>
-            <w:tcW w:type="dxa" w:w="1639"/>
-            <w:shd w:fill="EDF5FF"/>
-            <w:vAlign w:val="center"/>
-            <w:tcMar>
-              <w:top w:w="80" w:type="dxa"/>
-              <w:start w:w="120" w:type="dxa"/>
-              <w:bottom w:w="80" w:type="dxa"/>
-              <w:end w:w="120" w:type="dxa"/>
-            </w:tcMar>
-          </w:tcPr>
-          <w:p>
-            <w:pPr>
-              <w:spacing w:before="40" w:after="40" w:line="276" w:lineRule="auto"/>
-              <w:jc w:val="center"/>
-            </w:pPr>
-            <w:r/>
-            <w:r>
-              <w:rPr>
-                <w:rFonts w:ascii="Microsoft YaHei" w:hAnsi="Microsoft YaHei" w:eastAsia="Microsoft YaHei"/>
-                <w:b/>
-                <w:i w:val="0"/>
-                <w:color w:val="17365D"/>
-                <w:sz w:val="18"/>
-              </w:rPr>
-              <w:t>总体结论</w:t>
-            </w:r>
-          </w:p>
-        </w:tc>
-        <w:tc>
-          <w:tcPr>
-            <w:tcW w:type="dxa" w:w="13261"/>
-            <w:shd w:fill="FFF9E8"/>
+            <w:tcW w:type="dxa" w:w="4917"/>
+            <w:shd w:fill="FCEEEE"/>
             <w:vAlign w:val="center"/>
             <w:tcMar>
               <w:top w:w="80" w:type="dxa"/>
@@ -4521,51 +4742,15 @@
                 <w:b w:val="0"/>
                 <w:i w:val="0"/>
                 <w:color w:val="24364B"/>
-                <w:sz w:val="18"/>
+                <w:sz w:val="17"/>
               </w:rPr>
-              <w:t>☐ 通过  ☐ 有条件通过  ☐ 不通过</w:t>
-            </w:r>
-          </w:p>
-        </w:tc>
-      </w:tr>
-      <w:tr>
-        <w:trPr>
-          <w:cantSplit/>
-        </w:trPr>
-        <w:tc>
-          <w:tcPr>
-            <w:tcW w:type="dxa" w:w="1639"/>
-            <w:shd w:fill="EDF5FF"/>
-            <w:vAlign w:val="center"/>
-            <w:tcMar>
-              <w:top w:w="80" w:type="dxa"/>
-              <w:start w:w="120" w:type="dxa"/>
-              <w:bottom w:w="80" w:type="dxa"/>
-              <w:end w:w="120" w:type="dxa"/>
-            </w:tcMar>
-          </w:tcPr>
-          <w:p>
-            <w:pPr>
-              <w:spacing w:before="40" w:after="40" w:line="276" w:lineRule="auto"/>
-              <w:jc w:val="center"/>
-            </w:pPr>
-            <w:r/>
-            <w:r>
-              <w:rPr>
-                <w:rFonts w:ascii="Microsoft YaHei" w:hAnsi="Microsoft YaHei" w:eastAsia="Microsoft YaHei"/>
-                <w:b/>
-                <w:i w:val="0"/>
-                <w:color w:val="17365D"/>
-                <w:sz w:val="18"/>
-              </w:rPr>
-              <w:t>遗留事项/风险</w:t>
             </w:r>
           </w:p>
         </w:tc>
         <w:tc>
           <w:tcPr>
-            <w:tcW w:type="dxa" w:w="13261"/>
-            <w:shd w:fill="FFF9E8"/>
+            <w:tcW w:type="dxa" w:w="2235"/>
+            <w:shd w:fill="FCEEEE"/>
             <w:vAlign w:val="center"/>
             <w:tcMar>
               <w:top w:w="80" w:type="dxa"/>
@@ -4586,50 +4771,15 @@
                 <w:b w:val="0"/>
                 <w:i w:val="0"/>
                 <w:color w:val="24364B"/>
-                <w:sz w:val="18"/>
+                <w:sz w:val="17"/>
               </w:rPr>
-            </w:r>
-          </w:p>
-        </w:tc>
-      </w:tr>
-      <w:tr>
-        <w:trPr>
-          <w:cantSplit/>
-        </w:trPr>
-        <w:tc>
-          <w:tcPr>
-            <w:tcW w:type="dxa" w:w="1639"/>
-            <w:shd w:fill="EDF5FF"/>
-            <w:vAlign w:val="center"/>
-            <w:tcMar>
-              <w:top w:w="80" w:type="dxa"/>
-              <w:start w:w="120" w:type="dxa"/>
-              <w:bottom w:w="80" w:type="dxa"/>
-              <w:end w:w="120" w:type="dxa"/>
-            </w:tcMar>
-          </w:tcPr>
-          <w:p>
-            <w:pPr>
-              <w:spacing w:before="40" w:after="40" w:line="276" w:lineRule="auto"/>
-              <w:jc w:val="center"/>
-            </w:pPr>
-            <w:r/>
-            <w:r>
-              <w:rPr>
-                <w:rFonts w:ascii="Microsoft YaHei" w:hAnsi="Microsoft YaHei" w:eastAsia="Microsoft YaHei"/>
-                <w:b/>
-                <w:i w:val="0"/>
-                <w:color w:val="17365D"/>
-                <w:sz w:val="18"/>
-              </w:rPr>
-              <w:t>附件与证据</w:t>
             </w:r>
           </w:p>
         </w:tc>
         <w:tc>
           <w:tcPr>
-            <w:tcW w:type="dxa" w:w="13261"/>
-            <w:shd w:fill="FFF9E8"/>
+            <w:tcW w:type="dxa" w:w="5066"/>
+            <w:shd w:fill="FCEEEE"/>
             <w:vAlign w:val="center"/>
             <w:tcMar>
               <w:top w:w="80" w:type="dxa"/>
@@ -4650,7 +4800,128 @@
                 <w:b w:val="0"/>
                 <w:i w:val="0"/>
                 <w:color w:val="24364B"/>
-                <w:sz w:val="18"/>
+                <w:sz w:val="17"/>
+              </w:rPr>
+            </w:r>
+          </w:p>
+        </w:tc>
+      </w:tr>
+      <w:tr>
+        <w:trPr>
+          <w:cantSplit/>
+        </w:trPr>
+        <w:tc>
+          <w:tcPr>
+            <w:tcW w:type="dxa" w:w="2682"/>
+            <w:shd w:fill="FFFFFF"/>
+            <w:vAlign w:val="center"/>
+            <w:tcMar>
+              <w:top w:w="80" w:type="dxa"/>
+              <w:start w:w="120" w:type="dxa"/>
+              <w:bottom w:w="80" w:type="dxa"/>
+              <w:end w:w="120" w:type="dxa"/>
+            </w:tcMar>
+          </w:tcPr>
+          <w:p>
+            <w:pPr>
+              <w:spacing w:before="40" w:after="40" w:line="276" w:lineRule="auto"/>
+              <w:jc w:val="left"/>
+            </w:pPr>
+            <w:r/>
+            <w:r>
+              <w:rPr>
+                <w:rFonts w:ascii="Microsoft YaHei" w:hAnsi="Microsoft YaHei" w:eastAsia="Microsoft YaHei"/>
+                <w:b w:val="0"/>
+                <w:i w:val="0"/>
+                <w:color w:val="24364B"/>
+                <w:sz w:val="17"/>
+              </w:rPr>
+            </w:r>
+          </w:p>
+        </w:tc>
+        <w:tc>
+          <w:tcPr>
+            <w:tcW w:type="dxa" w:w="4917"/>
+            <w:shd w:fill="FCEEEE"/>
+            <w:vAlign w:val="center"/>
+            <w:tcMar>
+              <w:top w:w="80" w:type="dxa"/>
+              <w:start w:w="120" w:type="dxa"/>
+              <w:bottom w:w="80" w:type="dxa"/>
+              <w:end w:w="120" w:type="dxa"/>
+            </w:tcMar>
+          </w:tcPr>
+          <w:p>
+            <w:pPr>
+              <w:spacing w:before="40" w:after="40" w:line="276" w:lineRule="auto"/>
+              <w:jc w:val="left"/>
+            </w:pPr>
+            <w:r/>
+            <w:r>
+              <w:rPr>
+                <w:rFonts w:ascii="Microsoft YaHei" w:hAnsi="Microsoft YaHei" w:eastAsia="Microsoft YaHei"/>
+                <w:b w:val="0"/>
+                <w:i w:val="0"/>
+                <w:color w:val="24364B"/>
+                <w:sz w:val="17"/>
+              </w:rPr>
+            </w:r>
+          </w:p>
+        </w:tc>
+        <w:tc>
+          <w:tcPr>
+            <w:tcW w:type="dxa" w:w="2235"/>
+            <w:shd w:fill="FCEEEE"/>
+            <w:vAlign w:val="center"/>
+            <w:tcMar>
+              <w:top w:w="80" w:type="dxa"/>
+              <w:start w:w="120" w:type="dxa"/>
+              <w:bottom w:w="80" w:type="dxa"/>
+              <w:end w:w="120" w:type="dxa"/>
+            </w:tcMar>
+          </w:tcPr>
+          <w:p>
+            <w:pPr>
+              <w:spacing w:before="40" w:after="40" w:line="276" w:lineRule="auto"/>
+              <w:jc w:val="left"/>
+            </w:pPr>
+            <w:r/>
+            <w:r>
+              <w:rPr>
+                <w:rFonts w:ascii="Microsoft YaHei" w:hAnsi="Microsoft YaHei" w:eastAsia="Microsoft YaHei"/>
+                <w:b w:val="0"/>
+                <w:i w:val="0"/>
+                <w:color w:val="24364B"/>
+                <w:sz w:val="17"/>
+              </w:rPr>
+            </w:r>
+          </w:p>
+        </w:tc>
+        <w:tc>
+          <w:tcPr>
+            <w:tcW w:type="dxa" w:w="5066"/>
+            <w:shd w:fill="FCEEEE"/>
+            <w:vAlign w:val="center"/>
+            <w:tcMar>
+              <w:top w:w="80" w:type="dxa"/>
+              <w:start w:w="120" w:type="dxa"/>
+              <w:bottom w:w="80" w:type="dxa"/>
+              <w:end w:w="120" w:type="dxa"/>
+            </w:tcMar>
+          </w:tcPr>
+          <w:p>
+            <w:pPr>
+              <w:spacing w:before="40" w:after="40" w:line="276" w:lineRule="auto"/>
+              <w:jc w:val="left"/>
+            </w:pPr>
+            <w:r/>
+            <w:r>
+              <w:rPr>
+                <w:rFonts w:ascii="Microsoft YaHei" w:hAnsi="Microsoft YaHei" w:eastAsia="Microsoft YaHei"/>
+                <w:b w:val="0"/>
+                <w:i w:val="0"/>
+                <w:color w:val="24364B"/>
+                <w:sz w:val="17"/>
               </w:rPr>
             </w:r>
           </w:p>
@@ -4661,16 +4932,167 @@
       <w:pPr>
         <w:pStyle w:val="Heading2"/>
         <w:keepNext/>
+        <w:pageBreakBefore w:val="0"/>
       </w:pPr>
       <w:r>
         <w:rPr>
           <w:rFonts w:ascii="Microsoft YaHei" w:hAnsi="Microsoft YaHei" w:eastAsia="Microsoft YaHei"/>
           <w:b/>
           <w:i w:val="0"/>
-          <w:color w:val="1769E0"/>
+          <w:color w:val="B33A3A"/>
           <w:sz w:val="26"/>
         </w:rPr>
-        <w:t>五、审核确认</w:t>
+        <w:t>四、交付门禁</w:t>
+      </w:r>
+    </w:p>
+    <w:tbl>
+      <w:tblPr>
+        <w:tblStyle w:val="TableGrid"/>
+        <w:tblW w:type="dxa" w:w="14900"/>
+        <w:jc w:val="left"/>
+        <w:tblLayout w:type="fixed"/>
+        <w:tblLook w:firstColumn="1" w:firstRow="1" w:lastColumn="0" w:lastRow="0" w:noHBand="0" w:noVBand="1" w:val="04A0"/>
+        <w:tblInd w:w="120" w:type="dxa"/>
+        <w:tblBorders>
+          <w:top w:val="single" w:sz="5" w:color="B33A3A"/>
+          <w:left w:val="single" w:sz="5" w:color="B33A3A"/>
+          <w:bottom w:val="single" w:sz="5" w:color="B33A3A"/>
+          <w:right w:val="single" w:sz="5" w:color="B33A3A"/>
+          <w:insideH w:val="single" w:sz="5" w:color="B33A3A"/>
+          <w:insideV w:val="single" w:sz="5" w:color="B33A3A"/>
+        </w:tblBorders>
+      </w:tblPr>
+      <w:tblGrid>
+        <w:gridCol w:w="4967"/>
+        <w:gridCol w:w="4967"/>
+        <w:gridCol w:w="4966"/>
+      </w:tblGrid>
+      <w:tr>
+        <w:trPr>
+          <w:cantSplit/>
+        </w:trPr>
+        <w:tc>
+          <w:tcPr>
+            <w:tcW w:type="dxa" w:w="4967"/>
+            <w:shd w:fill="FCEEEE"/>
+          </w:tcPr>
+          <w:p>
+            <w:pPr>
+              <w:spacing w:before="100" w:after="100"/>
+            </w:pPr>
+            <w:r/>
+            <w:r>
+              <w:rPr>
+                <w:rFonts w:ascii="Microsoft YaHei" w:hAnsi="Microsoft YaHei" w:eastAsia="Microsoft YaHei"/>
+                <w:b/>
+                <w:i w:val="0"/>
+                <w:color w:val="B33A3A"/>
+                <w:sz w:val="18"/>
+              </w:rPr>
+              <w:t>上线准入</w:t>
+              <w:br/>
+            </w:r>
+            <w:r>
+              <w:rPr>
+                <w:rFonts w:ascii="Microsoft YaHei" w:hAnsi="Microsoft YaHei" w:eastAsia="Microsoft YaHei"/>
+                <w:b w:val="0"/>
+                <w:i w:val="0"/>
+                <w:color w:val="24364B"/>
+                <w:sz w:val="17"/>
+              </w:rPr>
+              <w:t>版本、数据、环境、人员和业务确认均已完成</w:t>
+              <w:br/>
+              <w:t>☐ 通过  ☐ 待整改  ☐ 不适用</w:t>
+            </w:r>
+          </w:p>
+        </w:tc>
+        <w:tc>
+          <w:tcPr>
+            <w:tcW w:type="dxa" w:w="4967"/>
+            <w:shd w:fill="FCEEEE"/>
+          </w:tcPr>
+          <w:p>
+            <w:pPr>
+              <w:spacing w:before="100" w:after="100"/>
+            </w:pPr>
+            <w:r/>
+            <w:r>
+              <w:rPr>
+                <w:rFonts w:ascii="Microsoft YaHei" w:hAnsi="Microsoft YaHei" w:eastAsia="Microsoft YaHei"/>
+                <w:b/>
+                <w:i w:val="0"/>
+                <w:color w:val="B33A3A"/>
+                <w:sz w:val="18"/>
+              </w:rPr>
+              <w:t>应急保障</w:t>
+              <w:br/>
+            </w:r>
+            <w:r>
+              <w:rPr>
+                <w:rFonts w:ascii="Microsoft YaHei" w:hAnsi="Microsoft YaHei" w:eastAsia="Microsoft YaHei"/>
+                <w:b w:val="0"/>
+                <w:i w:val="0"/>
+                <w:color w:val="24364B"/>
+                <w:sz w:val="17"/>
+              </w:rPr>
+              <w:t>监控、备份、回退触发条件和应急联系人明确</w:t>
+              <w:br/>
+              <w:t>☐ 通过  ☐ 待整改  ☐ 不适用</w:t>
+            </w:r>
+          </w:p>
+        </w:tc>
+        <w:tc>
+          <w:tcPr>
+            <w:tcW w:type="dxa" w:w="4966"/>
+            <w:shd w:fill="FCEEEE"/>
+          </w:tcPr>
+          <w:p>
+            <w:pPr>
+              <w:spacing w:before="100" w:after="100"/>
+            </w:pPr>
+            <w:r/>
+            <w:r>
+              <w:rPr>
+                <w:rFonts w:ascii="Microsoft YaHei" w:hAnsi="Microsoft YaHei" w:eastAsia="Microsoft YaHei"/>
+                <w:b/>
+                <w:i w:val="0"/>
+                <w:color w:val="B33A3A"/>
+                <w:sz w:val="18"/>
+              </w:rPr>
+              <w:t>上线收口</w:t>
+              <w:br/>
+            </w:r>
+            <w:r>
+              <w:rPr>
+                <w:rFonts w:ascii="Microsoft YaHei" w:hAnsi="Microsoft YaHei" w:eastAsia="Microsoft YaHei"/>
+                <w:b w:val="0"/>
+                <w:i w:val="0"/>
+                <w:color w:val="24364B"/>
+                <w:sz w:val="17"/>
+              </w:rPr>
+              <w:t>验证、通知、值守和上线后复盘安排已明确</w:t>
+              <w:br/>
+              <w:t>☐ 通过  ☐ 待整改  ☐ 不适用</w:t>
+            </w:r>
+          </w:p>
+        </w:tc>
+      </w:tr>
+    </w:tbl>
+    <w:p>
+      <w:pPr>
+        <w:pStyle w:val="Heading2"/>
+        <w:keepNext/>
+        <w:pageBreakBefore/>
+      </w:pPr>
+      <w:r>
+        <w:rPr>
+          <w:rFonts w:ascii="Microsoft YaHei" w:hAnsi="Microsoft YaHei" w:eastAsia="Microsoft YaHei"/>
+          <w:b/>
+          <w:i w:val="0"/>
+          <w:color w:val="B33A3A"/>
+          <w:sz w:val="26"/>
+        </w:rPr>
+        <w:t>五、责任确认</w:t>
       </w:r>
     </w:p>
     <w:tbl>
@@ -4703,7 +5125,7 @@
         <w:tc>
           <w:tcPr>
             <w:tcW w:type="dxa" w:w="1862"/>
-            <w:shd w:fill="17365D"/>
+            <w:shd w:fill="B33A3A"/>
             <w:vAlign w:val="center"/>
             <w:tcMar>
               <w:top w:w="80" w:type="dxa"/>
@@ -4733,7 +5155,7 @@
         <w:tc>
           <w:tcPr>
             <w:tcW w:type="dxa" w:w="2682"/>
-            <w:shd w:fill="17365D"/>
+            <w:shd w:fill="B33A3A"/>
             <w:vAlign w:val="center"/>
             <w:tcMar>
               <w:top w:w="80" w:type="dxa"/>
@@ -4763,7 +5185,7 @@
         <w:tc>
           <w:tcPr>
             <w:tcW w:type="dxa" w:w="8120"/>
-            <w:shd w:fill="17365D"/>
+            <w:shd w:fill="B33A3A"/>
             <w:vAlign w:val="center"/>
             <w:tcMar>
               <w:top w:w="80" w:type="dxa"/>
@@ -4793,7 +5215,7 @@
         <w:tc>
           <w:tcPr>
             <w:tcW w:type="dxa" w:w="2236"/>
-            <w:shd w:fill="17365D"/>
+            <w:shd w:fill="B33A3A"/>
             <w:vAlign w:val="center"/>
             <w:tcMar>
               <w:top w:w="80" w:type="dxa"/>
@@ -4851,14 +5273,14 @@
                 <w:color w:val="17365D"/>
                 <w:sz w:val="17"/>
               </w:rPr>
-              <w:t>实施方负责人</w:t>
+              <w:t>执行负责人</w:t>
             </w:r>
           </w:p>
         </w:tc>
         <w:tc>
           <w:tcPr>
             <w:tcW w:type="dxa" w:w="2682"/>
-            <w:shd w:fill="FFF9E8"/>
+            <w:shd w:fill="FCEEEE"/>
             <w:vAlign w:val="center"/>
             <w:tcMar>
               <w:top w:w="80" w:type="dxa"/>
@@ -4887,7 +5309,7 @@
         <w:tc>
           <w:tcPr>
             <w:tcW w:type="dxa" w:w="8120"/>
-            <w:shd w:fill="FFF9E8"/>
+            <w:shd w:fill="FCEEEE"/>
             <w:vAlign w:val="center"/>
             <w:tcMar>
               <w:top w:w="80" w:type="dxa"/>
@@ -4916,7 +5338,7 @@
         <w:tc>
           <w:tcPr>
             <w:tcW w:type="dxa" w:w="2236"/>
-            <w:shd w:fill="FFF9E8"/>
+            <w:shd w:fill="FCEEEE"/>
             <w:vAlign w:val="center"/>
             <w:tcMar>
               <w:top w:w="80" w:type="dxa"/>
@@ -4973,14 +5395,14 @@
                 <w:color w:val="17365D"/>
                 <w:sz w:val="17"/>
               </w:rPr>
-              <w:t>客户项目负责人</w:t>
+              <w:t>业务负责人</w:t>
             </w:r>
           </w:p>
         </w:tc>
         <w:tc>
           <w:tcPr>
             <w:tcW w:type="dxa" w:w="2682"/>
-            <w:shd w:fill="FFF9E8"/>
+            <w:shd w:fill="FCEEEE"/>
             <w:vAlign w:val="center"/>
             <w:tcMar>
               <w:top w:w="80" w:type="dxa"/>
@@ -5009,7 +5431,7 @@
         <w:tc>
           <w:tcPr>
             <w:tcW w:type="dxa" w:w="8120"/>
-            <w:shd w:fill="FFF9E8"/>
+            <w:shd w:fill="FCEEEE"/>
             <w:vAlign w:val="center"/>
             <w:tcMar>
               <w:top w:w="80" w:type="dxa"/>
@@ -5038,7 +5460,7 @@
         <w:tc>
           <w:tcPr>
             <w:tcW w:type="dxa" w:w="2236"/>
-            <w:shd w:fill="FFF9E8"/>
+            <w:shd w:fill="FCEEEE"/>
             <w:vAlign w:val="center"/>
             <w:tcMar>
               <w:top w:w="80" w:type="dxa"/>
@@ -5095,14 +5517,14 @@
                 <w:color w:val="17365D"/>
                 <w:sz w:val="17"/>
               </w:rPr>
-              <w:t>业务/信息部门</w:t>
+              <w:t>上线总指挥</w:t>
             </w:r>
           </w:p>
         </w:tc>
         <w:tc>
           <w:tcPr>
             <w:tcW w:type="dxa" w:w="2682"/>
-            <w:shd w:fill="FFF9E8"/>
+            <w:shd w:fill="FCEEEE"/>
             <w:vAlign w:val="center"/>
             <w:tcMar>
               <w:top w:w="80" w:type="dxa"/>
@@ -5131,7 +5553,7 @@
         <w:tc>
           <w:tcPr>
             <w:tcW w:type="dxa" w:w="8120"/>
-            <w:shd w:fill="FFF9E8"/>
+            <w:shd w:fill="FCEEEE"/>
             <w:vAlign w:val="center"/>
             <w:tcMar>
               <w:top w:w="80" w:type="dxa"/>
@@ -5160,7 +5582,7 @@
         <w:tc>
           <w:tcPr>
             <w:tcW w:type="dxa" w:w="2236"/>
-            <w:shd w:fill="FFF9E8"/>
+            <w:shd w:fill="FCEEEE"/>
             <w:vAlign w:val="center"/>
             <w:tcMar>
               <w:top w:w="80" w:type="dxa"/>
@@ -5201,7 +5623,7 @@
           <w:color w:val="667A90"/>
           <w:sz w:val="16"/>
         </w:rPr>
-        <w:t>版本记录：V2.0 · 蓝白医疗信息化模板首版 · 2026-07-28</w:t>
+        <w:t>版本记录：V2.1 · 上线指挥差异化改版 · 2026-07-28</w:t>
       </w:r>
     </w:p>
     <w:sectPr>
@@ -5304,10 +5726,10 @@
               <w:rFonts w:ascii="Microsoft YaHei" w:hAnsi="Microsoft YaHei" w:eastAsia="Microsoft YaHei"/>
               <w:b/>
               <w:i w:val="0"/>
-              <w:color w:val="667A90"/>
+              <w:color w:val="B33A3A"/>
               <w:sz w:val="17"/>
             </w:rPr>
-            <w:t>实施项目管理平台 · SOP 交付物</w:t>
+            <w:t>实施项目管理平台 · 上线指挥</w:t>
           </w:r>
         </w:p>
       </w:tc>
@@ -5336,7 +5758,7 @@
               <w:color w:val="667A90"/>
               <w:sz w:val="17"/>
             </w:rPr>
-            <w:t>上线方案  |  V2.0</w:t>
+            <w:t>上线方案  |  V2.1</w:t>
           </w:r>
         </w:p>
       </w:tc>
